--- a/Meta1.docx
+++ b/Meta1.docx
@@ -1069,6 +1069,575 @@
     </w:p>
     <w:p>
       <w:pPr>
+        <w:pStyle w:val="ListParagraph"/>
+        <w:numPr>
+          <w:ilvl w:val="0"/>
+          <w:numId w:val="1"/>
+        </w:numPr>
+        <w:rPr>
+          <w:sz w:val="24"/>
+          <w:szCs w:val="24"/>
+        </w:rPr>
+      </w:pPr>
+      <w:r>
+        <w:rPr>
+          <w:sz w:val="24"/>
+          <w:szCs w:val="24"/>
+        </w:rPr>
+        <w:t xml:space="preserve">Mixed data types </w:t>
+      </w:r>
+      <w:r>
+        <w:rPr>
+          <w:sz w:val="24"/>
+          <w:szCs w:val="24"/>
+        </w:rPr>
+        <w:sym w:font="Wingdings" w:char="F0E0"/>
+      </w:r>
+      <w:r>
+        <w:rPr>
+          <w:sz w:val="24"/>
+          <w:szCs w:val="24"/>
+        </w:rPr>
+        <w:t xml:space="preserve"> Ticket and Cabin</w:t>
+      </w:r>
+    </w:p>
+    <w:p>
+      <w:pPr>
+        <w:rPr>
+          <w:sz w:val="36"/>
+          <w:szCs w:val="36"/>
+          <w:u w:val="single"/>
+        </w:rPr>
+      </w:pPr>
+      <w:r>
+        <w:rPr>
+          <w:sz w:val="36"/>
+          <w:szCs w:val="36"/>
+          <w:u w:val="single"/>
+        </w:rPr>
+        <w:t xml:space="preserve">What type of features </w:t>
+      </w:r>
+      <w:r>
+        <w:rPr>
+          <w:sz w:val="36"/>
+          <w:szCs w:val="36"/>
+          <w:u w:val="single"/>
+        </w:rPr>
+        <w:t>may contain errors or have blank, null or empty values</w:t>
+      </w:r>
+      <w:r>
+        <w:rPr>
+          <w:sz w:val="36"/>
+          <w:szCs w:val="36"/>
+          <w:u w:val="single"/>
+        </w:rPr>
+        <w:t>?</w:t>
+      </w:r>
+    </w:p>
+    <w:p>
+      <w:pPr>
+        <w:pStyle w:val="ListParagraph"/>
+        <w:numPr>
+          <w:ilvl w:val="0"/>
+          <w:numId w:val="1"/>
+        </w:numPr>
+        <w:rPr>
+          <w:sz w:val="24"/>
+          <w:szCs w:val="24"/>
+        </w:rPr>
+      </w:pPr>
+      <w:r>
+        <w:rPr>
+          <w:sz w:val="24"/>
+          <w:szCs w:val="24"/>
+        </w:rPr>
+        <w:t>Name</w:t>
+      </w:r>
+      <w:r>
+        <w:rPr>
+          <w:sz w:val="24"/>
+          <w:szCs w:val="24"/>
+        </w:rPr>
+        <w:t xml:space="preserve"> </w:t>
+      </w:r>
+      <w:r>
+        <w:rPr>
+          <w:sz w:val="24"/>
+          <w:szCs w:val="24"/>
+          <w:lang w:val="pt-PT"/>
+        </w:rPr>
+        <w:sym w:font="Wingdings" w:char="F0E0"/>
+      </w:r>
+      <w:r>
+        <w:rPr>
+          <w:sz w:val="24"/>
+          <w:szCs w:val="24"/>
+        </w:rPr>
+        <w:t xml:space="preserve"> </w:t>
+      </w:r>
+      <w:r>
+        <w:rPr>
+          <w:sz w:val="24"/>
+          <w:szCs w:val="24"/>
+        </w:rPr>
+        <w:t>Due to having errors or typos as well as different titles, round brakets and quotes;</w:t>
+      </w:r>
+    </w:p>
+    <w:p>
+      <w:pPr>
+        <w:pStyle w:val="ListParagraph"/>
+        <w:numPr>
+          <w:ilvl w:val="0"/>
+          <w:numId w:val="1"/>
+        </w:numPr>
+        <w:rPr>
+          <w:sz w:val="24"/>
+          <w:szCs w:val="24"/>
+        </w:rPr>
+      </w:pPr>
+      <w:r>
+        <w:rPr>
+          <w:sz w:val="24"/>
+          <w:szCs w:val="24"/>
+        </w:rPr>
+        <w:t>Cabin</w:t>
+      </w:r>
+      <w:r>
+        <w:rPr>
+          <w:sz w:val="24"/>
+          <w:szCs w:val="24"/>
+        </w:rPr>
+        <w:t xml:space="preserve"> </w:t>
+      </w:r>
+      <w:r>
+        <w:rPr>
+          <w:sz w:val="24"/>
+          <w:szCs w:val="24"/>
+        </w:rPr>
+        <w:sym w:font="Wingdings" w:char="F0E0"/>
+      </w:r>
+      <w:r>
+        <w:rPr>
+          <w:sz w:val="24"/>
+          <w:szCs w:val="24"/>
+        </w:rPr>
+        <w:t xml:space="preserve"> </w:t>
+      </w:r>
+      <w:r>
+        <w:rPr>
+          <w:sz w:val="24"/>
+          <w:szCs w:val="24"/>
+        </w:rPr>
+        <w:t>Contain null values and is incomplete;</w:t>
+      </w:r>
+    </w:p>
+    <w:p>
+      <w:pPr>
+        <w:pStyle w:val="ListParagraph"/>
+        <w:numPr>
+          <w:ilvl w:val="0"/>
+          <w:numId w:val="1"/>
+        </w:numPr>
+        <w:rPr>
+          <w:sz w:val="24"/>
+          <w:szCs w:val="24"/>
+        </w:rPr>
+      </w:pPr>
+      <w:r>
+        <w:rPr>
+          <w:sz w:val="24"/>
+          <w:szCs w:val="24"/>
+        </w:rPr>
+        <w:t>Age</w:t>
+      </w:r>
+      <w:r>
+        <w:rPr>
+          <w:sz w:val="24"/>
+          <w:szCs w:val="24"/>
+        </w:rPr>
+        <w:t xml:space="preserve"> </w:t>
+      </w:r>
+      <w:r>
+        <w:rPr>
+          <w:sz w:val="24"/>
+          <w:szCs w:val="24"/>
+        </w:rPr>
+        <w:sym w:font="Wingdings" w:char="F0E0"/>
+      </w:r>
+      <w:r>
+        <w:rPr>
+          <w:sz w:val="24"/>
+          <w:szCs w:val="24"/>
+        </w:rPr>
+        <w:t xml:space="preserve"> </w:t>
+      </w:r>
+      <w:r>
+        <w:rPr>
+          <w:sz w:val="24"/>
+          <w:szCs w:val="24"/>
+        </w:rPr>
+        <w:t>Contain null values and is incomplete;</w:t>
+      </w:r>
+    </w:p>
+    <w:p>
+      <w:pPr>
+        <w:pStyle w:val="ListParagraph"/>
+        <w:numPr>
+          <w:ilvl w:val="0"/>
+          <w:numId w:val="1"/>
+        </w:numPr>
+        <w:rPr>
+          <w:sz w:val="24"/>
+          <w:szCs w:val="24"/>
+        </w:rPr>
+      </w:pPr>
+      <w:r>
+        <w:rPr>
+          <w:sz w:val="24"/>
+          <w:szCs w:val="24"/>
+        </w:rPr>
+        <w:t xml:space="preserve">Embarked </w:t>
+      </w:r>
+      <w:r>
+        <w:rPr>
+          <w:sz w:val="24"/>
+          <w:szCs w:val="24"/>
+        </w:rPr>
+        <w:sym w:font="Wingdings" w:char="F0E0"/>
+      </w:r>
+      <w:r>
+        <w:rPr>
+          <w:sz w:val="24"/>
+          <w:szCs w:val="24"/>
+        </w:rPr>
+        <w:t xml:space="preserve"> Contain null values; </w:t>
+      </w:r>
+    </w:p>
+    <w:p>
+      <w:pPr>
+        <w:rPr>
+          <w:sz w:val="24"/>
+          <w:szCs w:val="24"/>
+        </w:rPr>
+      </w:pPr>
+    </w:p>
+    <w:p>
+      <w:pPr>
+        <w:rPr>
+          <w:sz w:val="24"/>
+          <w:szCs w:val="24"/>
+        </w:rPr>
+      </w:pPr>
+      <w:r>
+        <w:rPr>
+          <w:sz w:val="24"/>
+          <w:szCs w:val="24"/>
+        </w:rPr>
+        <w:drawing>
+          <wp:inline distT="0" distB="0" distL="0" distR="0" wp14:anchorId="16CB8D5B" wp14:editId="19FAA185">
+            <wp:extent cx="5249008" cy="7220958"/>
+            <wp:effectExtent l="0" t="0" r="8890" b="0"/>
+            <wp:docPr id="1737540622" name="Picture 1"/>
+            <wp:cNvGraphicFramePr>
+              <a:graphicFrameLocks xmlns:a="http://schemas.openxmlformats.org/drawingml/2006/main" noChangeAspect="1"/>
+            </wp:cNvGraphicFramePr>
+            <a:graphic xmlns:a="http://schemas.openxmlformats.org/drawingml/2006/main">
+              <a:graphicData uri="http://schemas.openxmlformats.org/drawingml/2006/picture">
+                <pic:pic xmlns:pic="http://schemas.openxmlformats.org/drawingml/2006/picture">
+                  <pic:nvPicPr>
+                    <pic:cNvPr id="1737540622" name=""/>
+                    <pic:cNvPicPr/>
+                  </pic:nvPicPr>
+                  <pic:blipFill>
+                    <a:blip r:embed="rId7"/>
+                    <a:stretch>
+                      <a:fillRect/>
+                    </a:stretch>
+                  </pic:blipFill>
+                  <pic:spPr>
+                    <a:xfrm>
+                      <a:off x="0" y="0"/>
+                      <a:ext cx="5249008" cy="7220958"/>
+                    </a:xfrm>
+                    <a:prstGeom prst="rect">
+                      <a:avLst/>
+                    </a:prstGeom>
+                  </pic:spPr>
+                </pic:pic>
+              </a:graphicData>
+            </a:graphic>
+          </wp:inline>
+        </w:drawing>
+      </w:r>
+      <w:r>
+        <w:rPr>
+          <w:sz w:val="24"/>
+          <w:szCs w:val="24"/>
+        </w:rPr>
+        <w:drawing>
+          <wp:inline distT="0" distB="0" distL="0" distR="0" wp14:anchorId="4322A681" wp14:editId="0F0954DA">
+            <wp:extent cx="5400040" cy="4926965"/>
+            <wp:effectExtent l="0" t="0" r="0" b="6985"/>
+            <wp:docPr id="1455022300" name="Picture 1"/>
+            <wp:cNvGraphicFramePr>
+              <a:graphicFrameLocks xmlns:a="http://schemas.openxmlformats.org/drawingml/2006/main" noChangeAspect="1"/>
+            </wp:cNvGraphicFramePr>
+            <a:graphic xmlns:a="http://schemas.openxmlformats.org/drawingml/2006/main">
+              <a:graphicData uri="http://schemas.openxmlformats.org/drawingml/2006/picture">
+                <pic:pic xmlns:pic="http://schemas.openxmlformats.org/drawingml/2006/picture">
+                  <pic:nvPicPr>
+                    <pic:cNvPr id="1455022300" name=""/>
+                    <pic:cNvPicPr/>
+                  </pic:nvPicPr>
+                  <pic:blipFill>
+                    <a:blip r:embed="rId8"/>
+                    <a:stretch>
+                      <a:fillRect/>
+                    </a:stretch>
+                  </pic:blipFill>
+                  <pic:spPr>
+                    <a:xfrm>
+                      <a:off x="0" y="0"/>
+                      <a:ext cx="5400040" cy="4926965"/>
+                    </a:xfrm>
+                    <a:prstGeom prst="rect">
+                      <a:avLst/>
+                    </a:prstGeom>
+                  </pic:spPr>
+                </pic:pic>
+              </a:graphicData>
+            </a:graphic>
+          </wp:inline>
+        </w:drawing>
+      </w:r>
+      <w:r>
+        <w:rPr>
+          <w:sz w:val="24"/>
+          <w:szCs w:val="24"/>
+        </w:rPr>
+        <w:drawing>
+          <wp:inline distT="0" distB="0" distL="0" distR="0" wp14:anchorId="149480D7" wp14:editId="0CF6EBB0">
+            <wp:extent cx="5400040" cy="3425825"/>
+            <wp:effectExtent l="0" t="0" r="0" b="3175"/>
+            <wp:docPr id="1231470543" name="Picture 1"/>
+            <wp:cNvGraphicFramePr>
+              <a:graphicFrameLocks xmlns:a="http://schemas.openxmlformats.org/drawingml/2006/main" noChangeAspect="1"/>
+            </wp:cNvGraphicFramePr>
+            <a:graphic xmlns:a="http://schemas.openxmlformats.org/drawingml/2006/main">
+              <a:graphicData uri="http://schemas.openxmlformats.org/drawingml/2006/picture">
+                <pic:pic xmlns:pic="http://schemas.openxmlformats.org/drawingml/2006/picture">
+                  <pic:nvPicPr>
+                    <pic:cNvPr id="1231470543" name=""/>
+                    <pic:cNvPicPr/>
+                  </pic:nvPicPr>
+                  <pic:blipFill>
+                    <a:blip r:embed="rId9"/>
+                    <a:stretch>
+                      <a:fillRect/>
+                    </a:stretch>
+                  </pic:blipFill>
+                  <pic:spPr>
+                    <a:xfrm>
+                      <a:off x="0" y="0"/>
+                      <a:ext cx="5400040" cy="3425825"/>
+                    </a:xfrm>
+                    <a:prstGeom prst="rect">
+                      <a:avLst/>
+                    </a:prstGeom>
+                  </pic:spPr>
+                </pic:pic>
+              </a:graphicData>
+            </a:graphic>
+          </wp:inline>
+        </w:drawing>
+      </w:r>
+    </w:p>
+    <w:p>
+      <w:pPr>
+        <w:rPr>
+          <w:sz w:val="24"/>
+          <w:szCs w:val="24"/>
+        </w:rPr>
+      </w:pPr>
+    </w:p>
+    <w:p>
+      <w:pPr>
+        <w:rPr>
+          <w:sz w:val="36"/>
+          <w:szCs w:val="36"/>
+          <w:u w:val="single"/>
+        </w:rPr>
+      </w:pPr>
+      <w:r>
+        <w:rPr>
+          <w:sz w:val="36"/>
+          <w:szCs w:val="36"/>
+          <w:u w:val="single"/>
+        </w:rPr>
+        <w:t>Assumptions extracted</w:t>
+      </w:r>
+    </w:p>
+    <w:p>
+      <w:pPr>
+        <w:rPr>
+          <w:sz w:val="24"/>
+          <w:szCs w:val="24"/>
+        </w:rPr>
+      </w:pPr>
+      <w:r>
+        <w:rPr>
+          <w:sz w:val="24"/>
+          <w:szCs w:val="24"/>
+        </w:rPr>
+        <w:t>Having all this data, what feature does actually correlate with the change of survival:</w:t>
+      </w:r>
+    </w:p>
+    <w:p>
+      <w:pPr>
+        <w:pStyle w:val="ListParagraph"/>
+        <w:numPr>
+          <w:ilvl w:val="0"/>
+          <w:numId w:val="2"/>
+        </w:numPr>
+        <w:rPr>
+          <w:sz w:val="24"/>
+          <w:szCs w:val="24"/>
+        </w:rPr>
+      </w:pPr>
+      <w:r>
+        <w:rPr>
+          <w:sz w:val="24"/>
+          <w:szCs w:val="24"/>
+        </w:rPr>
+        <w:t>Age is definitely correlated to survival;</w:t>
+      </w:r>
+    </w:p>
+    <w:p>
+      <w:pPr>
+        <w:pStyle w:val="ListParagraph"/>
+        <w:numPr>
+          <w:ilvl w:val="0"/>
+          <w:numId w:val="2"/>
+        </w:numPr>
+        <w:rPr>
+          <w:sz w:val="24"/>
+          <w:szCs w:val="24"/>
+        </w:rPr>
+      </w:pPr>
+      <w:r>
+        <w:rPr>
+          <w:sz w:val="24"/>
+          <w:szCs w:val="24"/>
+        </w:rPr>
+        <w:t>Embarked does directly correlate with survivability. If someone didn’t embark the ship, they couldn’t have died because of it</w:t>
+      </w:r>
+      <w:r>
+        <w:rPr>
+          <w:sz w:val="24"/>
+          <w:szCs w:val="24"/>
+        </w:rPr>
+        <w:t>;</w:t>
+      </w:r>
+    </w:p>
+    <w:p>
+      <w:pPr>
+        <w:rPr>
+          <w:sz w:val="36"/>
+          <w:szCs w:val="36"/>
+          <w:u w:val="single"/>
+        </w:rPr>
+      </w:pPr>
+      <w:r>
+        <w:rPr>
+          <w:sz w:val="36"/>
+          <w:szCs w:val="36"/>
+          <w:u w:val="single"/>
+        </w:rPr>
+        <w:t>What can be dropped (cut out)</w:t>
+      </w:r>
+    </w:p>
+    <w:p>
+      <w:pPr>
+        <w:pStyle w:val="ListParagraph"/>
+        <w:numPr>
+          <w:ilvl w:val="0"/>
+          <w:numId w:val="2"/>
+        </w:numPr>
+        <w:rPr>
+          <w:sz w:val="24"/>
+          <w:szCs w:val="24"/>
+        </w:rPr>
+      </w:pPr>
+      <w:r>
+        <w:rPr>
+          <w:sz w:val="24"/>
+          <w:szCs w:val="24"/>
+        </w:rPr>
+        <w:t>The ticket feature can be dropped due to the significant number of duplicates (X%) reducing the chance of there being a correlation between ticket and survival;</w:t>
+      </w:r>
+    </w:p>
+    <w:p>
+      <w:pPr>
+        <w:pStyle w:val="ListParagraph"/>
+        <w:numPr>
+          <w:ilvl w:val="0"/>
+          <w:numId w:val="2"/>
+        </w:numPr>
+        <w:rPr>
+          <w:sz w:val="24"/>
+          <w:szCs w:val="24"/>
+        </w:rPr>
+      </w:pPr>
+      <w:r>
+        <w:rPr>
+          <w:sz w:val="24"/>
+          <w:szCs w:val="24"/>
+        </w:rPr>
+        <w:t>The Cabin feature is highly incomplete (x%) or contains too many null values to be considered as a dataset and for future training;</w:t>
+      </w:r>
+    </w:p>
+    <w:p>
+      <w:pPr>
+        <w:pStyle w:val="ListParagraph"/>
+        <w:numPr>
+          <w:ilvl w:val="0"/>
+          <w:numId w:val="2"/>
+        </w:numPr>
+        <w:rPr>
+          <w:sz w:val="24"/>
+          <w:szCs w:val="24"/>
+        </w:rPr>
+      </w:pPr>
+      <w:r>
+        <w:rPr>
+          <w:sz w:val="24"/>
+          <w:szCs w:val="24"/>
+        </w:rPr>
+        <w:t>PassengerId can be dropped because there doesn’t seem to be a direct correlation to survivability;</w:t>
+      </w:r>
+    </w:p>
+    <w:p>
+      <w:pPr>
+        <w:pStyle w:val="ListParagraph"/>
+        <w:numPr>
+          <w:ilvl w:val="0"/>
+          <w:numId w:val="2"/>
+        </w:numPr>
+        <w:rPr>
+          <w:sz w:val="24"/>
+          <w:szCs w:val="24"/>
+        </w:rPr>
+      </w:pPr>
+      <w:r>
+        <w:rPr>
+          <w:sz w:val="24"/>
+          <w:szCs w:val="24"/>
+        </w:rPr>
+        <w:t>Name is non-standard and thus may not contribute directly to survival so it may be dropped;</w:t>
+      </w:r>
+    </w:p>
+    <w:p>
+      <w:pPr>
         <w:rPr>
           <w:sz w:val="24"/>
           <w:szCs w:val="24"/>
@@ -1234,8 +1803,124 @@
       </w:rPr>
     </w:lvl>
   </w:abstractNum>
+  <w:abstractNum w:abstractNumId="1" w15:restartNumberingAfterBreak="0">
+    <w:nsid w:val="29990FC7"/>
+    <w:multiLevelType w:val="hybridMultilevel"/>
+    <w:tmpl w:val="D9729D9E"/>
+    <w:lvl w:ilvl="0" w:tplc="04090001">
+      <w:start w:val="1"/>
+      <w:numFmt w:val="bullet"/>
+      <w:lvlText w:val=""/>
+      <w:lvlJc w:val="left"/>
+      <w:pPr>
+        <w:ind w:left="720" w:hanging="360"/>
+      </w:pPr>
+      <w:rPr>
+        <w:rFonts w:ascii="Symbol" w:hAnsi="Symbol" w:hint="default"/>
+      </w:rPr>
+    </w:lvl>
+    <w:lvl w:ilvl="1" w:tplc="04090003" w:tentative="1">
+      <w:start w:val="1"/>
+      <w:numFmt w:val="bullet"/>
+      <w:lvlText w:val="o"/>
+      <w:lvlJc w:val="left"/>
+      <w:pPr>
+        <w:ind w:left="1440" w:hanging="360"/>
+      </w:pPr>
+      <w:rPr>
+        <w:rFonts w:ascii="Courier New" w:hAnsi="Courier New" w:cs="Courier New" w:hint="default"/>
+      </w:rPr>
+    </w:lvl>
+    <w:lvl w:ilvl="2" w:tplc="04090005" w:tentative="1">
+      <w:start w:val="1"/>
+      <w:numFmt w:val="bullet"/>
+      <w:lvlText w:val=""/>
+      <w:lvlJc w:val="left"/>
+      <w:pPr>
+        <w:ind w:left="2160" w:hanging="360"/>
+      </w:pPr>
+      <w:rPr>
+        <w:rFonts w:ascii="Wingdings" w:hAnsi="Wingdings" w:hint="default"/>
+      </w:rPr>
+    </w:lvl>
+    <w:lvl w:ilvl="3" w:tplc="04090001" w:tentative="1">
+      <w:start w:val="1"/>
+      <w:numFmt w:val="bullet"/>
+      <w:lvlText w:val=""/>
+      <w:lvlJc w:val="left"/>
+      <w:pPr>
+        <w:ind w:left="2880" w:hanging="360"/>
+      </w:pPr>
+      <w:rPr>
+        <w:rFonts w:ascii="Symbol" w:hAnsi="Symbol" w:hint="default"/>
+      </w:rPr>
+    </w:lvl>
+    <w:lvl w:ilvl="4" w:tplc="04090003" w:tentative="1">
+      <w:start w:val="1"/>
+      <w:numFmt w:val="bullet"/>
+      <w:lvlText w:val="o"/>
+      <w:lvlJc w:val="left"/>
+      <w:pPr>
+        <w:ind w:left="3600" w:hanging="360"/>
+      </w:pPr>
+      <w:rPr>
+        <w:rFonts w:ascii="Courier New" w:hAnsi="Courier New" w:cs="Courier New" w:hint="default"/>
+      </w:rPr>
+    </w:lvl>
+    <w:lvl w:ilvl="5" w:tplc="04090005" w:tentative="1">
+      <w:start w:val="1"/>
+      <w:numFmt w:val="bullet"/>
+      <w:lvlText w:val=""/>
+      <w:lvlJc w:val="left"/>
+      <w:pPr>
+        <w:ind w:left="4320" w:hanging="360"/>
+      </w:pPr>
+      <w:rPr>
+        <w:rFonts w:ascii="Wingdings" w:hAnsi="Wingdings" w:hint="default"/>
+      </w:rPr>
+    </w:lvl>
+    <w:lvl w:ilvl="6" w:tplc="04090001" w:tentative="1">
+      <w:start w:val="1"/>
+      <w:numFmt w:val="bullet"/>
+      <w:lvlText w:val=""/>
+      <w:lvlJc w:val="left"/>
+      <w:pPr>
+        <w:ind w:left="5040" w:hanging="360"/>
+      </w:pPr>
+      <w:rPr>
+        <w:rFonts w:ascii="Symbol" w:hAnsi="Symbol" w:hint="default"/>
+      </w:rPr>
+    </w:lvl>
+    <w:lvl w:ilvl="7" w:tplc="04090003" w:tentative="1">
+      <w:start w:val="1"/>
+      <w:numFmt w:val="bullet"/>
+      <w:lvlText w:val="o"/>
+      <w:lvlJc w:val="left"/>
+      <w:pPr>
+        <w:ind w:left="5760" w:hanging="360"/>
+      </w:pPr>
+      <w:rPr>
+        <w:rFonts w:ascii="Courier New" w:hAnsi="Courier New" w:cs="Courier New" w:hint="default"/>
+      </w:rPr>
+    </w:lvl>
+    <w:lvl w:ilvl="8" w:tplc="04090005" w:tentative="1">
+      <w:start w:val="1"/>
+      <w:numFmt w:val="bullet"/>
+      <w:lvlText w:val=""/>
+      <w:lvlJc w:val="left"/>
+      <w:pPr>
+        <w:ind w:left="6480" w:hanging="360"/>
+      </w:pPr>
+      <w:rPr>
+        <w:rFonts w:ascii="Wingdings" w:hAnsi="Wingdings" w:hint="default"/>
+      </w:rPr>
+    </w:lvl>
+  </w:abstractNum>
   <w:num w:numId="1" w16cid:durableId="341199259">
     <w:abstractNumId w:val="0"/>
+  </w:num>
+  <w:num w:numId="2" w16cid:durableId="1692561452">
+    <w:abstractNumId w:val="1"/>
   </w:num>
 </w:numbering>
 </file>

--- a/Meta1.docx
+++ b/Meta1.docx
@@ -218,6 +218,7 @@
           <w14:ligatures w14:val="none"/>
         </w:rPr>
       </w:pPr>
+      <w:proofErr w:type="spellStart"/>
       <w:r>
         <w:rPr>
           <w:rFonts w:ascii="Arial" w:eastAsia="Times New Roman" w:hAnsi="Arial" w:cs="Arial"/>
@@ -228,8 +229,35 @@
           <w:lang w:val="pt-PT"/>
           <w14:ligatures w14:val="none"/>
         </w:rPr>
-        <w:t>Machine Learning</w:t>
-      </w:r>
+        <w:t>Machine</w:t>
+      </w:r>
+      <w:proofErr w:type="spellEnd"/>
+      <w:r>
+        <w:rPr>
+          <w:rFonts w:ascii="Arial" w:eastAsia="Times New Roman" w:hAnsi="Arial" w:cs="Arial"/>
+          <w:color w:val="000000"/>
+          <w:kern w:val="0"/>
+          <w:sz w:val="44"/>
+          <w:szCs w:val="44"/>
+          <w:lang w:val="pt-PT"/>
+          <w14:ligatures w14:val="none"/>
+        </w:rPr>
+        <w:t xml:space="preserve"> </w:t>
+      </w:r>
+      <w:proofErr w:type="spellStart"/>
+      <w:r>
+        <w:rPr>
+          <w:rFonts w:ascii="Arial" w:eastAsia="Times New Roman" w:hAnsi="Arial" w:cs="Arial"/>
+          <w:color w:val="000000"/>
+          <w:kern w:val="0"/>
+          <w:sz w:val="44"/>
+          <w:szCs w:val="44"/>
+          <w:lang w:val="pt-PT"/>
+          <w14:ligatures w14:val="none"/>
+        </w:rPr>
+        <w:t>Learning</w:t>
+      </w:r>
+      <w:proofErr w:type="spellEnd"/>
     </w:p>
     <w:p>
       <w:pPr>
@@ -663,8 +691,16 @@
           <w:lang w:val="pt-PT"/>
         </w:rPr>
         <w:lastRenderedPageBreak/>
-        <w:t>Introdução ou Indice</w:t>
-      </w:r>
+        <w:t xml:space="preserve">Introdução ou </w:t>
+      </w:r>
+      <w:proofErr w:type="spellStart"/>
+      <w:r>
+        <w:rPr>
+          <w:lang w:val="pt-PT"/>
+        </w:rPr>
+        <w:t>Indice</w:t>
+      </w:r>
+      <w:proofErr w:type="spellEnd"/>
     </w:p>
     <w:p>
       <w:pPr>
@@ -895,7 +931,43 @@
           <w:szCs w:val="36"/>
           <w:lang w:val="pt-PT"/>
         </w:rPr>
-        <w:t>(por pic de por as vars)</w:t>
+        <w:t xml:space="preserve">(por </w:t>
+      </w:r>
+      <w:proofErr w:type="spellStart"/>
+      <w:r>
+        <w:rPr>
+          <w:sz w:val="36"/>
+          <w:szCs w:val="36"/>
+          <w:lang w:val="pt-PT"/>
+        </w:rPr>
+        <w:t>pic</w:t>
+      </w:r>
+      <w:proofErr w:type="spellEnd"/>
+      <w:r>
+        <w:rPr>
+          <w:sz w:val="36"/>
+          <w:szCs w:val="36"/>
+          <w:lang w:val="pt-PT"/>
+        </w:rPr>
+        <w:t xml:space="preserve"> de por </w:t>
+      </w:r>
+      <w:proofErr w:type="gramStart"/>
+      <w:r>
+        <w:rPr>
+          <w:sz w:val="36"/>
+          <w:szCs w:val="36"/>
+          <w:lang w:val="pt-PT"/>
+        </w:rPr>
+        <w:t>as vars</w:t>
+      </w:r>
+      <w:proofErr w:type="gramEnd"/>
+      <w:r>
+        <w:rPr>
+          <w:sz w:val="36"/>
+          <w:szCs w:val="36"/>
+          <w:lang w:val="pt-PT"/>
+        </w:rPr>
+        <w:t>)</w:t>
       </w:r>
     </w:p>
     <w:p>
@@ -1030,7 +1102,23 @@
           <w:sz w:val="24"/>
           <w:szCs w:val="24"/>
         </w:rPr>
-        <w:t>, Embarked and Pclass;</w:t>
+        <w:t xml:space="preserve">, Embarked and </w:t>
+      </w:r>
+      <w:proofErr w:type="spellStart"/>
+      <w:r>
+        <w:rPr>
+          <w:sz w:val="24"/>
+          <w:szCs w:val="24"/>
+        </w:rPr>
+        <w:t>Pclass</w:t>
+      </w:r>
+      <w:proofErr w:type="spellEnd"/>
+      <w:r>
+        <w:rPr>
+          <w:sz w:val="24"/>
+          <w:szCs w:val="24"/>
+        </w:rPr>
+        <w:t>;</w:t>
       </w:r>
     </w:p>
     <w:p>
@@ -1064,7 +1152,23 @@
           <w:sz w:val="24"/>
           <w:szCs w:val="24"/>
         </w:rPr>
-        <w:t xml:space="preserve"> Age, Fare, SibSp, Parch;</w:t>
+        <w:t xml:space="preserve"> Age, Fare, </w:t>
+      </w:r>
+      <w:proofErr w:type="spellStart"/>
+      <w:r>
+        <w:rPr>
+          <w:sz w:val="24"/>
+          <w:szCs w:val="24"/>
+        </w:rPr>
+        <w:t>SibSp</w:t>
+      </w:r>
+      <w:proofErr w:type="spellEnd"/>
+      <w:r>
+        <w:rPr>
+          <w:sz w:val="24"/>
+          <w:szCs w:val="24"/>
+        </w:rPr>
+        <w:t>, Parch;</w:t>
       </w:r>
     </w:p>
     <w:p>
@@ -1180,7 +1284,23 @@
           <w:sz w:val="24"/>
           <w:szCs w:val="24"/>
         </w:rPr>
-        <w:t>Due to having errors or typos as well as different titles, round brakets and quotes;</w:t>
+        <w:t xml:space="preserve">Due to having errors or typos as well as different titles, round </w:t>
+      </w:r>
+      <w:proofErr w:type="spellStart"/>
+      <w:r>
+        <w:rPr>
+          <w:sz w:val="24"/>
+          <w:szCs w:val="24"/>
+        </w:rPr>
+        <w:t>brakets</w:t>
+      </w:r>
+      <w:proofErr w:type="spellEnd"/>
+      <w:r>
+        <w:rPr>
+          <w:sz w:val="24"/>
+          <w:szCs w:val="24"/>
+        </w:rPr>
+        <w:t xml:space="preserve"> and quotes;</w:t>
       </w:r>
     </w:p>
     <w:p>
@@ -1608,12 +1728,21 @@
           <w:szCs w:val="24"/>
         </w:rPr>
       </w:pPr>
-      <w:r>
-        <w:rPr>
-          <w:sz w:val="24"/>
-          <w:szCs w:val="24"/>
-        </w:rPr>
-        <w:t>PassengerId can be dropped because there doesn’t seem to be a direct correlation to survivability;</w:t>
+      <w:proofErr w:type="spellStart"/>
+      <w:r>
+        <w:rPr>
+          <w:sz w:val="24"/>
+          <w:szCs w:val="24"/>
+        </w:rPr>
+        <w:t>PassengerId</w:t>
+      </w:r>
+      <w:proofErr w:type="spellEnd"/>
+      <w:r>
+        <w:rPr>
+          <w:sz w:val="24"/>
+          <w:szCs w:val="24"/>
+        </w:rPr>
+        <w:t xml:space="preserve"> can be dropped because there doesn’t seem to be a direct correlation to survivability;</w:t>
       </w:r>
     </w:p>
     <w:p>
@@ -1635,6 +1764,537 @@
         </w:rPr>
         <w:t>Name is non-standard and thus may not contribute directly to survival so it may be dropped;</w:t>
       </w:r>
+    </w:p>
+    <w:p>
+      <w:pPr>
+        <w:rPr>
+          <w:sz w:val="36"/>
+          <w:szCs w:val="36"/>
+          <w:u w:val="single"/>
+        </w:rPr>
+      </w:pPr>
+      <w:r>
+        <w:rPr>
+          <w:sz w:val="36"/>
+          <w:szCs w:val="36"/>
+          <w:u w:val="single"/>
+        </w:rPr>
+        <w:t xml:space="preserve">What can be </w:t>
+      </w:r>
+      <w:r>
+        <w:rPr>
+          <w:sz w:val="36"/>
+          <w:szCs w:val="36"/>
+          <w:u w:val="single"/>
+        </w:rPr>
+        <w:t>added</w:t>
+      </w:r>
+    </w:p>
+    <w:p>
+      <w:pPr>
+        <w:pStyle w:val="ListParagraph"/>
+        <w:numPr>
+          <w:ilvl w:val="0"/>
+          <w:numId w:val="2"/>
+        </w:numPr>
+        <w:rPr>
+          <w:sz w:val="24"/>
+          <w:szCs w:val="24"/>
+        </w:rPr>
+      </w:pPr>
+      <w:r>
+        <w:rPr>
+          <w:sz w:val="24"/>
+          <w:szCs w:val="24"/>
+        </w:rPr>
+        <w:t xml:space="preserve">There could be the need to create a feature such as “Family” to get the total count of family members on board based on Parch and </w:t>
+      </w:r>
+      <w:proofErr w:type="spellStart"/>
+      <w:r>
+        <w:rPr>
+          <w:sz w:val="24"/>
+          <w:szCs w:val="24"/>
+        </w:rPr>
+        <w:t>SibSp</w:t>
+      </w:r>
+      <w:proofErr w:type="spellEnd"/>
+      <w:r>
+        <w:rPr>
+          <w:sz w:val="24"/>
+          <w:szCs w:val="24"/>
+        </w:rPr>
+        <w:t>;</w:t>
+      </w:r>
+    </w:p>
+    <w:p>
+      <w:pPr>
+        <w:pStyle w:val="ListParagraph"/>
+        <w:numPr>
+          <w:ilvl w:val="0"/>
+          <w:numId w:val="2"/>
+        </w:numPr>
+        <w:rPr>
+          <w:sz w:val="24"/>
+          <w:szCs w:val="24"/>
+        </w:rPr>
+      </w:pPr>
+      <w:r>
+        <w:rPr>
+          <w:sz w:val="24"/>
+          <w:szCs w:val="24"/>
+        </w:rPr>
+        <w:t>We may want to extract the title off the “Name” feature and have that be created as a separate feature;</w:t>
+      </w:r>
+    </w:p>
+    <w:p>
+      <w:pPr>
+        <w:pStyle w:val="ListParagraph"/>
+        <w:numPr>
+          <w:ilvl w:val="0"/>
+          <w:numId w:val="2"/>
+        </w:numPr>
+        <w:rPr>
+          <w:sz w:val="24"/>
+          <w:szCs w:val="24"/>
+        </w:rPr>
+      </w:pPr>
+      <w:r>
+        <w:rPr>
+          <w:sz w:val="24"/>
+          <w:szCs w:val="24"/>
+        </w:rPr>
+        <w:t xml:space="preserve">The “Age” feature could be reworked into age bands or have that be a new feature all on its own; </w:t>
+      </w:r>
+    </w:p>
+    <w:p>
+      <w:pPr>
+        <w:pStyle w:val="ListParagraph"/>
+        <w:numPr>
+          <w:ilvl w:val="0"/>
+          <w:numId w:val="2"/>
+        </w:numPr>
+        <w:rPr>
+          <w:sz w:val="24"/>
+          <w:szCs w:val="24"/>
+        </w:rPr>
+      </w:pPr>
+      <w:r>
+        <w:rPr>
+          <w:rFonts w:ascii="Arial" w:eastAsia="Times New Roman" w:hAnsi="Arial" w:cs="Arial"/>
+          <w:kern w:val="0"/>
+          <w:sz w:val="21"/>
+          <w:szCs w:val="21"/>
+          <w:highlight w:val="yellow"/>
+          <w14:ligatures w14:val="none"/>
+        </w:rPr>
+        <w:t>We may also want to create a Fare range feature if it helps our analysis.</w:t>
+      </w:r>
+      <w:r>
+        <w:rPr>
+          <w:rFonts w:ascii="Arial" w:eastAsia="Times New Roman" w:hAnsi="Arial" w:cs="Arial"/>
+          <w:kern w:val="0"/>
+          <w:sz w:val="21"/>
+          <w:szCs w:val="21"/>
+          <w:highlight w:val="yellow"/>
+          <w14:ligatures w14:val="none"/>
+        </w:rPr>
+        <w:t>???????</w:t>
+      </w:r>
+    </w:p>
+    <w:p>
+      <w:pPr>
+        <w:rPr>
+          <w:sz w:val="36"/>
+          <w:szCs w:val="36"/>
+          <w:u w:val="single"/>
+        </w:rPr>
+      </w:pPr>
+      <w:r>
+        <w:rPr>
+          <w:sz w:val="36"/>
+          <w:szCs w:val="36"/>
+          <w:u w:val="single"/>
+        </w:rPr>
+        <w:t xml:space="preserve">Initial </w:t>
+      </w:r>
+      <w:r>
+        <w:rPr>
+          <w:sz w:val="36"/>
+          <w:szCs w:val="36"/>
+          <w:u w:val="single"/>
+        </w:rPr>
+        <w:t>Assumptions</w:t>
+      </w:r>
+    </w:p>
+    <w:p>
+      <w:pPr>
+        <w:pStyle w:val="ListParagraph"/>
+        <w:numPr>
+          <w:ilvl w:val="0"/>
+          <w:numId w:val="2"/>
+        </w:numPr>
+        <w:rPr>
+          <w:sz w:val="24"/>
+          <w:szCs w:val="24"/>
+        </w:rPr>
+      </w:pPr>
+      <w:r>
+        <w:rPr>
+          <w:sz w:val="24"/>
+          <w:szCs w:val="24"/>
+        </w:rPr>
+        <w:t>Women could have a higher likelihood of surviving;</w:t>
+      </w:r>
+    </w:p>
+    <w:p>
+      <w:pPr>
+        <w:pStyle w:val="ListParagraph"/>
+        <w:numPr>
+          <w:ilvl w:val="0"/>
+          <w:numId w:val="2"/>
+        </w:numPr>
+        <w:rPr>
+          <w:sz w:val="24"/>
+          <w:szCs w:val="24"/>
+        </w:rPr>
+      </w:pPr>
+      <w:r>
+        <w:rPr>
+          <w:sz w:val="24"/>
+          <w:szCs w:val="24"/>
+        </w:rPr>
+        <w:t>Children could have a higher likelihood of surviving;</w:t>
+      </w:r>
+    </w:p>
+    <w:p>
+      <w:pPr>
+        <w:pStyle w:val="ListParagraph"/>
+        <w:numPr>
+          <w:ilvl w:val="0"/>
+          <w:numId w:val="2"/>
+        </w:numPr>
+        <w:rPr>
+          <w:sz w:val="24"/>
+          <w:szCs w:val="24"/>
+        </w:rPr>
+      </w:pPr>
+      <w:r>
+        <w:rPr>
+          <w:rFonts w:ascii="Arial" w:eastAsia="Times New Roman" w:hAnsi="Arial" w:cs="Arial"/>
+          <w:kern w:val="0"/>
+          <w:sz w:val="21"/>
+          <w:szCs w:val="21"/>
+          <w14:ligatures w14:val="none"/>
+        </w:rPr>
+        <w:t>Higher-class passengers could be more likely to survive due to status;</w:t>
+      </w:r>
+    </w:p>
+    <w:p>
+      <w:pPr>
+        <w:rPr>
+          <w:sz w:val="36"/>
+          <w:szCs w:val="36"/>
+          <w:u w:val="single"/>
+        </w:rPr>
+      </w:pPr>
+      <w:r>
+        <w:rPr>
+          <w:sz w:val="36"/>
+          <w:szCs w:val="36"/>
+          <w:u w:val="single"/>
+        </w:rPr>
+        <w:t>Analyze</w:t>
+      </w:r>
+      <w:r>
+        <w:rPr>
+          <w:sz w:val="36"/>
+          <w:szCs w:val="36"/>
+          <w:u w:val="single"/>
+        </w:rPr>
+        <w:t xml:space="preserve"> Assumptions</w:t>
+      </w:r>
+    </w:p>
+    <w:p>
+      <w:pPr>
+        <w:pStyle w:val="ListParagraph"/>
+        <w:numPr>
+          <w:ilvl w:val="0"/>
+          <w:numId w:val="2"/>
+        </w:numPr>
+        <w:rPr>
+          <w:sz w:val="24"/>
+          <w:szCs w:val="24"/>
+        </w:rPr>
+      </w:pPr>
+      <w:r>
+        <w:rPr>
+          <w:sz w:val="24"/>
+          <w:szCs w:val="24"/>
+        </w:rPr>
+        <w:t>Women could have a higher likelihood of surviving</w:t>
+      </w:r>
+      <w:r>
+        <w:rPr>
+          <w:sz w:val="24"/>
+          <w:szCs w:val="24"/>
+        </w:rPr>
+        <w:t>:</w:t>
+      </w:r>
+    </w:p>
+    <w:p>
+      <w:pPr>
+        <w:ind w:left="360"/>
+        <w:rPr>
+          <w:sz w:val="24"/>
+          <w:szCs w:val="24"/>
+        </w:rPr>
+      </w:pPr>
+      <w:r>
+        <w:rPr>
+          <w:sz w:val="24"/>
+          <w:szCs w:val="24"/>
+        </w:rPr>
+        <w:drawing>
+          <wp:inline distT="0" distB="0" distL="0" distR="0" wp14:anchorId="7851A0B5" wp14:editId="2B244F2D">
+            <wp:extent cx="5400040" cy="1068705"/>
+            <wp:effectExtent l="0" t="0" r="0" b="0"/>
+            <wp:docPr id="965377224" name="Picture 1"/>
+            <wp:cNvGraphicFramePr>
+              <a:graphicFrameLocks xmlns:a="http://schemas.openxmlformats.org/drawingml/2006/main" noChangeAspect="1"/>
+            </wp:cNvGraphicFramePr>
+            <a:graphic xmlns:a="http://schemas.openxmlformats.org/drawingml/2006/main">
+              <a:graphicData uri="http://schemas.openxmlformats.org/drawingml/2006/picture">
+                <pic:pic xmlns:pic="http://schemas.openxmlformats.org/drawingml/2006/picture">
+                  <pic:nvPicPr>
+                    <pic:cNvPr id="965377224" name=""/>
+                    <pic:cNvPicPr/>
+                  </pic:nvPicPr>
+                  <pic:blipFill>
+                    <a:blip r:embed="rId10"/>
+                    <a:stretch>
+                      <a:fillRect/>
+                    </a:stretch>
+                  </pic:blipFill>
+                  <pic:spPr>
+                    <a:xfrm>
+                      <a:off x="0" y="0"/>
+                      <a:ext cx="5400040" cy="1068705"/>
+                    </a:xfrm>
+                    <a:prstGeom prst="rect">
+                      <a:avLst/>
+                    </a:prstGeom>
+                  </pic:spPr>
+                </pic:pic>
+              </a:graphicData>
+            </a:graphic>
+          </wp:inline>
+        </w:drawing>
+      </w:r>
+    </w:p>
+    <w:p>
+      <w:pPr>
+        <w:pStyle w:val="ListParagraph"/>
+        <w:numPr>
+          <w:ilvl w:val="0"/>
+          <w:numId w:val="2"/>
+        </w:numPr>
+        <w:rPr>
+          <w:sz w:val="24"/>
+          <w:szCs w:val="24"/>
+        </w:rPr>
+      </w:pPr>
+      <w:r>
+        <w:rPr>
+          <w:sz w:val="24"/>
+          <w:szCs w:val="24"/>
+        </w:rPr>
+        <w:t>Children could have a higher likelihood of surviving;</w:t>
+      </w:r>
+    </w:p>
+    <w:p>
+      <w:pPr>
+        <w:rPr>
+          <w:sz w:val="24"/>
+          <w:szCs w:val="24"/>
+        </w:rPr>
+      </w:pPr>
+      <w:r>
+        <w:rPr>
+          <w:sz w:val="24"/>
+          <w:szCs w:val="24"/>
+          <w:highlight w:val="yellow"/>
+        </w:rPr>
+        <w:t>???????</w:t>
+      </w:r>
+    </w:p>
+    <w:p>
+      <w:pPr>
+        <w:pStyle w:val="ListParagraph"/>
+        <w:numPr>
+          <w:ilvl w:val="0"/>
+          <w:numId w:val="2"/>
+        </w:numPr>
+        <w:rPr>
+          <w:sz w:val="24"/>
+          <w:szCs w:val="24"/>
+        </w:rPr>
+      </w:pPr>
+      <w:r>
+        <w:rPr>
+          <w:rFonts w:ascii="Arial" w:eastAsia="Times New Roman" w:hAnsi="Arial" w:cs="Arial"/>
+          <w:kern w:val="0"/>
+          <w:sz w:val="21"/>
+          <w:szCs w:val="21"/>
+          <w14:ligatures w14:val="none"/>
+        </w:rPr>
+        <w:t>Higher-class passengers could be more likely to survive due to status</w:t>
+      </w:r>
+      <w:r>
+        <w:rPr>
+          <w:rFonts w:ascii="Arial" w:eastAsia="Times New Roman" w:hAnsi="Arial" w:cs="Arial"/>
+          <w:kern w:val="0"/>
+          <w:sz w:val="21"/>
+          <w:szCs w:val="21"/>
+          <w14:ligatures w14:val="none"/>
+        </w:rPr>
+        <w:t>:</w:t>
+      </w:r>
+    </w:p>
+    <w:p>
+      <w:pPr>
+        <w:ind w:left="360"/>
+        <w:rPr>
+          <w:sz w:val="24"/>
+          <w:szCs w:val="24"/>
+        </w:rPr>
+      </w:pPr>
+      <w:r>
+        <w:drawing>
+          <wp:inline distT="0" distB="0" distL="0" distR="0" wp14:anchorId="2556F321" wp14:editId="78295B72">
+            <wp:extent cx="5400040" cy="1174115"/>
+            <wp:effectExtent l="0" t="0" r="0" b="6985"/>
+            <wp:docPr id="824628261" name="Picture 824628261"/>
+            <wp:cNvGraphicFramePr>
+              <a:graphicFrameLocks xmlns:a="http://schemas.openxmlformats.org/drawingml/2006/main" noChangeAspect="1"/>
+            </wp:cNvGraphicFramePr>
+            <a:graphic xmlns:a="http://schemas.openxmlformats.org/drawingml/2006/main">
+              <a:graphicData uri="http://schemas.openxmlformats.org/drawingml/2006/picture">
+                <pic:pic xmlns:pic="http://schemas.openxmlformats.org/drawingml/2006/picture">
+                  <pic:nvPicPr>
+                    <pic:cNvPr id="1081093870" name=""/>
+                    <pic:cNvPicPr/>
+                  </pic:nvPicPr>
+                  <pic:blipFill>
+                    <a:blip r:embed="rId11"/>
+                    <a:stretch>
+                      <a:fillRect/>
+                    </a:stretch>
+                  </pic:blipFill>
+                  <pic:spPr>
+                    <a:xfrm>
+                      <a:off x="0" y="0"/>
+                      <a:ext cx="5400040" cy="1174115"/>
+                    </a:xfrm>
+                    <a:prstGeom prst="rect">
+                      <a:avLst/>
+                    </a:prstGeom>
+                  </pic:spPr>
+                </pic:pic>
+              </a:graphicData>
+            </a:graphic>
+          </wp:inline>
+        </w:drawing>
+      </w:r>
+    </w:p>
+    <w:p>
+      <w:pPr>
+        <w:ind w:left="360"/>
+        <w:rPr>
+          <w:sz w:val="24"/>
+          <w:szCs w:val="24"/>
+        </w:rPr>
+      </w:pPr>
+    </w:p>
+    <w:p>
+      <w:pPr>
+        <w:ind w:left="360"/>
+        <w:rPr>
+          <w:sz w:val="24"/>
+          <w:szCs w:val="24"/>
+        </w:rPr>
+      </w:pPr>
+      <w:r>
+        <w:rPr>
+          <w:sz w:val="24"/>
+          <w:szCs w:val="24"/>
+          <w:highlight w:val="yellow"/>
+        </w:rPr>
+        <w:drawing>
+          <wp:inline distT="0" distB="0" distL="0" distR="0" wp14:anchorId="2140177B" wp14:editId="7A2AA2D6">
+            <wp:extent cx="5400040" cy="3500120"/>
+            <wp:effectExtent l="0" t="0" r="0" b="5080"/>
+            <wp:docPr id="2060533426" name="Picture 1"/>
+            <wp:cNvGraphicFramePr>
+              <a:graphicFrameLocks xmlns:a="http://schemas.openxmlformats.org/drawingml/2006/main" noChangeAspect="1"/>
+            </wp:cNvGraphicFramePr>
+            <a:graphic xmlns:a="http://schemas.openxmlformats.org/drawingml/2006/main">
+              <a:graphicData uri="http://schemas.openxmlformats.org/drawingml/2006/picture">
+                <pic:pic xmlns:pic="http://schemas.openxmlformats.org/drawingml/2006/picture">
+                  <pic:nvPicPr>
+                    <pic:cNvPr id="2060533426" name=""/>
+                    <pic:cNvPicPr/>
+                  </pic:nvPicPr>
+                  <pic:blipFill>
+                    <a:blip r:embed="rId12"/>
+                    <a:stretch>
+                      <a:fillRect/>
+                    </a:stretch>
+                  </pic:blipFill>
+                  <pic:spPr>
+                    <a:xfrm>
+                      <a:off x="0" y="0"/>
+                      <a:ext cx="5400040" cy="3500120"/>
+                    </a:xfrm>
+                    <a:prstGeom prst="rect">
+                      <a:avLst/>
+                    </a:prstGeom>
+                  </pic:spPr>
+                </pic:pic>
+              </a:graphicData>
+            </a:graphic>
+          </wp:inline>
+        </w:drawing>
+      </w:r>
+      <w:r>
+        <w:rPr>
+          <w:sz w:val="24"/>
+          <w:szCs w:val="24"/>
+          <w:highlight w:val="yellow"/>
+        </w:rPr>
+        <w:t>????????</w:t>
+      </w:r>
+    </w:p>
+    <w:p>
+      <w:pPr>
+        <w:rPr>
+          <w:sz w:val="24"/>
+          <w:szCs w:val="24"/>
+        </w:rPr>
+      </w:pPr>
+    </w:p>
+    <w:p>
+      <w:pPr>
+        <w:spacing w:before="100" w:beforeAutospacing="1" w:after="60" w:line="240" w:lineRule="auto"/>
+        <w:ind w:right="480"/>
+        <w:rPr>
+          <w:rFonts w:ascii="Arial" w:eastAsia="Times New Roman" w:hAnsi="Arial" w:cs="Arial"/>
+          <w:kern w:val="0"/>
+          <w:sz w:val="21"/>
+          <w:szCs w:val="21"/>
+          <w:highlight w:val="yellow"/>
+          <w14:ligatures w14:val="none"/>
+        </w:rPr>
+      </w:pPr>
     </w:p>
     <w:p>
       <w:pPr>
@@ -1916,11 +2576,127 @@
       </w:rPr>
     </w:lvl>
   </w:abstractNum>
+  <w:abstractNum w:abstractNumId="2" w15:restartNumberingAfterBreak="0">
+    <w:nsid w:val="7B390E25"/>
+    <w:multiLevelType w:val="multilevel"/>
+    <w:tmpl w:val="C770B6CA"/>
+    <w:lvl w:ilvl="0">
+      <w:start w:val="1"/>
+      <w:numFmt w:val="decimal"/>
+      <w:lvlText w:val="%1."/>
+      <w:lvlJc w:val="left"/>
+      <w:pPr>
+        <w:tabs>
+          <w:tab w:val="num" w:pos="720"/>
+        </w:tabs>
+        <w:ind w:left="720" w:hanging="360"/>
+      </w:pPr>
+    </w:lvl>
+    <w:lvl w:ilvl="1" w:tentative="1">
+      <w:start w:val="1"/>
+      <w:numFmt w:val="decimal"/>
+      <w:lvlText w:val="%2."/>
+      <w:lvlJc w:val="left"/>
+      <w:pPr>
+        <w:tabs>
+          <w:tab w:val="num" w:pos="1440"/>
+        </w:tabs>
+        <w:ind w:left="1440" w:hanging="360"/>
+      </w:pPr>
+    </w:lvl>
+    <w:lvl w:ilvl="2" w:tentative="1">
+      <w:start w:val="1"/>
+      <w:numFmt w:val="decimal"/>
+      <w:lvlText w:val="%3."/>
+      <w:lvlJc w:val="left"/>
+      <w:pPr>
+        <w:tabs>
+          <w:tab w:val="num" w:pos="2160"/>
+        </w:tabs>
+        <w:ind w:left="2160" w:hanging="360"/>
+      </w:pPr>
+    </w:lvl>
+    <w:lvl w:ilvl="3" w:tentative="1">
+      <w:start w:val="1"/>
+      <w:numFmt w:val="decimal"/>
+      <w:lvlText w:val="%4."/>
+      <w:lvlJc w:val="left"/>
+      <w:pPr>
+        <w:tabs>
+          <w:tab w:val="num" w:pos="2880"/>
+        </w:tabs>
+        <w:ind w:left="2880" w:hanging="360"/>
+      </w:pPr>
+    </w:lvl>
+    <w:lvl w:ilvl="4" w:tentative="1">
+      <w:start w:val="1"/>
+      <w:numFmt w:val="decimal"/>
+      <w:lvlText w:val="%5."/>
+      <w:lvlJc w:val="left"/>
+      <w:pPr>
+        <w:tabs>
+          <w:tab w:val="num" w:pos="3600"/>
+        </w:tabs>
+        <w:ind w:left="3600" w:hanging="360"/>
+      </w:pPr>
+    </w:lvl>
+    <w:lvl w:ilvl="5" w:tentative="1">
+      <w:start w:val="1"/>
+      <w:numFmt w:val="decimal"/>
+      <w:lvlText w:val="%6."/>
+      <w:lvlJc w:val="left"/>
+      <w:pPr>
+        <w:tabs>
+          <w:tab w:val="num" w:pos="4320"/>
+        </w:tabs>
+        <w:ind w:left="4320" w:hanging="360"/>
+      </w:pPr>
+    </w:lvl>
+    <w:lvl w:ilvl="6" w:tentative="1">
+      <w:start w:val="1"/>
+      <w:numFmt w:val="decimal"/>
+      <w:lvlText w:val="%7."/>
+      <w:lvlJc w:val="left"/>
+      <w:pPr>
+        <w:tabs>
+          <w:tab w:val="num" w:pos="5040"/>
+        </w:tabs>
+        <w:ind w:left="5040" w:hanging="360"/>
+      </w:pPr>
+    </w:lvl>
+    <w:lvl w:ilvl="7" w:tentative="1">
+      <w:start w:val="1"/>
+      <w:numFmt w:val="decimal"/>
+      <w:lvlText w:val="%8."/>
+      <w:lvlJc w:val="left"/>
+      <w:pPr>
+        <w:tabs>
+          <w:tab w:val="num" w:pos="5760"/>
+        </w:tabs>
+        <w:ind w:left="5760" w:hanging="360"/>
+      </w:pPr>
+    </w:lvl>
+    <w:lvl w:ilvl="8" w:tentative="1">
+      <w:start w:val="1"/>
+      <w:numFmt w:val="decimal"/>
+      <w:lvlText w:val="%9."/>
+      <w:lvlJc w:val="left"/>
+      <w:pPr>
+        <w:tabs>
+          <w:tab w:val="num" w:pos="6480"/>
+        </w:tabs>
+        <w:ind w:left="6480" w:hanging="360"/>
+      </w:pPr>
+    </w:lvl>
+  </w:abstractNum>
   <w:num w:numId="1" w16cid:durableId="341199259">
     <w:abstractNumId w:val="0"/>
   </w:num>
   <w:num w:numId="2" w16cid:durableId="1692561452">
     <w:abstractNumId w:val="1"/>
+  </w:num>
+  <w:num w:numId="3" w16cid:durableId="1748183733">
+    <w:abstractNumId w:val="2"/>
   </w:num>
 </w:numbering>
 </file>

--- a/Meta1.docx
+++ b/Meta1.docx
@@ -17,7 +17,6 @@
       <w:r>
         <w:rPr>
           <w:rFonts w:ascii="Times New Roman" w:eastAsia="Times New Roman" w:hAnsi="Times New Roman" w:cs="Times New Roman"/>
-          <w:noProof/>
           <w:color w:val="000000"/>
           <w:kern w:val="0"/>
           <w:sz w:val="20"/>
@@ -118,7 +117,6 @@
           <w:kern w:val="0"/>
           <w:sz w:val="40"/>
           <w:szCs w:val="40"/>
-          <w:lang w:val="pt-PT"/>
           <w14:ligatures w14:val="none"/>
         </w:rPr>
       </w:pPr>
@@ -129,11 +127,11 @@
           <w:kern w:val="0"/>
           <w:sz w:val="40"/>
           <w:szCs w:val="40"/>
-          <w:lang w:val="pt-PT"/>
-          <w14:ligatures w14:val="none"/>
-        </w:rPr>
-        <w:t>Mestrado em</w:t>
-      </w:r>
+          <w14:ligatures w14:val="none"/>
+        </w:rPr>
+        <w:t xml:space="preserve">Mestrado </w:t>
+      </w:r>
+      <w:proofErr w:type="spellStart"/>
       <w:r>
         <w:rPr>
           <w:rFonts w:ascii="Arial" w:eastAsia="Times New Roman" w:hAnsi="Arial" w:cs="Arial"/>
@@ -141,11 +139,11 @@
           <w:kern w:val="0"/>
           <w:sz w:val="40"/>
           <w:szCs w:val="40"/>
-          <w:lang w:val="pt-PT"/>
-          <w14:ligatures w14:val="none"/>
-        </w:rPr>
-        <w:t xml:space="preserve"> Engenharia </w:t>
-      </w:r>
+          <w14:ligatures w14:val="none"/>
+        </w:rPr>
+        <w:t>em</w:t>
+      </w:r>
+      <w:proofErr w:type="spellEnd"/>
       <w:r>
         <w:rPr>
           <w:rFonts w:ascii="Arial" w:eastAsia="Times New Roman" w:hAnsi="Arial" w:cs="Arial"/>
@@ -153,7 +151,41 @@
           <w:kern w:val="0"/>
           <w:sz w:val="40"/>
           <w:szCs w:val="40"/>
-          <w:lang w:val="pt-PT"/>
+          <w14:ligatures w14:val="none"/>
+        </w:rPr>
+        <w:t xml:space="preserve"> </w:t>
+      </w:r>
+      <w:proofErr w:type="spellStart"/>
+      <w:r>
+        <w:rPr>
+          <w:rFonts w:ascii="Arial" w:eastAsia="Times New Roman" w:hAnsi="Arial" w:cs="Arial"/>
+          <w:color w:val="000000"/>
+          <w:kern w:val="0"/>
+          <w:sz w:val="40"/>
+          <w:szCs w:val="40"/>
+          <w14:ligatures w14:val="none"/>
+        </w:rPr>
+        <w:t>Engenharia</w:t>
+      </w:r>
+      <w:proofErr w:type="spellEnd"/>
+      <w:r>
+        <w:rPr>
+          <w:rFonts w:ascii="Arial" w:eastAsia="Times New Roman" w:hAnsi="Arial" w:cs="Arial"/>
+          <w:color w:val="000000"/>
+          <w:kern w:val="0"/>
+          <w:sz w:val="40"/>
+          <w:szCs w:val="40"/>
+          <w14:ligatures w14:val="none"/>
+        </w:rPr>
+        <w:t xml:space="preserve"> </w:t>
+      </w:r>
+      <w:r>
+        <w:rPr>
+          <w:rFonts w:ascii="Arial" w:eastAsia="Times New Roman" w:hAnsi="Arial" w:cs="Arial"/>
+          <w:color w:val="000000"/>
+          <w:kern w:val="0"/>
+          <w:sz w:val="40"/>
+          <w:szCs w:val="40"/>
           <w14:ligatures w14:val="none"/>
         </w:rPr>
         <w:t>de Software</w:t>
@@ -170,7 +202,6 @@
           <w:kern w:val="0"/>
           <w:sz w:val="40"/>
           <w:szCs w:val="40"/>
-          <w:lang w:val="pt-PT"/>
           <w14:ligatures w14:val="none"/>
         </w:rPr>
       </w:pPr>
@@ -185,7 +216,6 @@
           <w:kern w:val="0"/>
           <w:sz w:val="24"/>
           <w:szCs w:val="24"/>
-          <w:lang w:val="pt-PT"/>
           <w14:ligatures w14:val="none"/>
         </w:rPr>
       </w:pPr>
@@ -198,7 +228,6 @@
           <w:kern w:val="0"/>
           <w:sz w:val="24"/>
           <w:szCs w:val="24"/>
-          <w:lang w:val="pt-PT"/>
           <w14:ligatures w14:val="none"/>
         </w:rPr>
       </w:pPr>
@@ -214,11 +243,9 @@
           <w:kern w:val="0"/>
           <w:sz w:val="44"/>
           <w:szCs w:val="44"/>
-          <w:lang w:val="pt-PT"/>
-          <w14:ligatures w14:val="none"/>
-        </w:rPr>
-      </w:pPr>
-      <w:proofErr w:type="spellStart"/>
+          <w14:ligatures w14:val="none"/>
+        </w:rPr>
+      </w:pPr>
       <w:r>
         <w:rPr>
           <w:rFonts w:ascii="Arial" w:eastAsia="Times New Roman" w:hAnsi="Arial" w:cs="Arial"/>
@@ -226,38 +253,10 @@
           <w:kern w:val="0"/>
           <w:sz w:val="44"/>
           <w:szCs w:val="44"/>
-          <w:lang w:val="pt-PT"/>
-          <w14:ligatures w14:val="none"/>
-        </w:rPr>
-        <w:t>Machine</w:t>
-      </w:r>
-      <w:proofErr w:type="spellEnd"/>
-      <w:r>
-        <w:rPr>
-          <w:rFonts w:ascii="Arial" w:eastAsia="Times New Roman" w:hAnsi="Arial" w:cs="Arial"/>
-          <w:color w:val="000000"/>
-          <w:kern w:val="0"/>
-          <w:sz w:val="44"/>
-          <w:szCs w:val="44"/>
-          <w:lang w:val="pt-PT"/>
-          <w14:ligatures w14:val="none"/>
-        </w:rPr>
-        <w:t xml:space="preserve"> </w:t>
-      </w:r>
-      <w:proofErr w:type="spellStart"/>
-      <w:r>
-        <w:rPr>
-          <w:rFonts w:ascii="Arial" w:eastAsia="Times New Roman" w:hAnsi="Arial" w:cs="Arial"/>
-          <w:color w:val="000000"/>
-          <w:kern w:val="0"/>
-          <w:sz w:val="44"/>
-          <w:szCs w:val="44"/>
-          <w:lang w:val="pt-PT"/>
-          <w14:ligatures w14:val="none"/>
-        </w:rPr>
-        <w:t>Learning</w:t>
-      </w:r>
-      <w:proofErr w:type="spellEnd"/>
+          <w14:ligatures w14:val="none"/>
+        </w:rPr>
+        <w:t>Machine Learning</w:t>
+      </w:r>
     </w:p>
     <w:p>
       <w:pPr>
@@ -270,7 +269,6 @@
           <w:kern w:val="0"/>
           <w:sz w:val="44"/>
           <w:szCs w:val="44"/>
-          <w:lang w:val="pt-PT"/>
           <w14:ligatures w14:val="none"/>
         </w:rPr>
       </w:pPr>
@@ -285,7 +283,6 @@
           <w:kern w:val="0"/>
           <w:sz w:val="24"/>
           <w:szCs w:val="24"/>
-          <w:lang w:val="pt-PT"/>
           <w14:ligatures w14:val="none"/>
         </w:rPr>
       </w:pPr>
@@ -296,10 +293,57 @@
           <w:kern w:val="0"/>
           <w:sz w:val="44"/>
           <w:szCs w:val="44"/>
-          <w:lang w:val="pt-PT"/>
-          <w14:ligatures w14:val="none"/>
-        </w:rPr>
-        <w:t xml:space="preserve"> Trabalho prático </w:t>
+          <w14:ligatures w14:val="none"/>
+        </w:rPr>
+        <w:t xml:space="preserve"> </w:t>
+      </w:r>
+      <w:proofErr w:type="spellStart"/>
+      <w:r>
+        <w:rPr>
+          <w:rFonts w:ascii="Arial" w:eastAsia="Times New Roman" w:hAnsi="Arial" w:cs="Arial"/>
+          <w:color w:val="000000"/>
+          <w:kern w:val="0"/>
+          <w:sz w:val="44"/>
+          <w:szCs w:val="44"/>
+          <w14:ligatures w14:val="none"/>
+        </w:rPr>
+        <w:t>Trabalho</w:t>
+      </w:r>
+      <w:proofErr w:type="spellEnd"/>
+      <w:r>
+        <w:rPr>
+          <w:rFonts w:ascii="Arial" w:eastAsia="Times New Roman" w:hAnsi="Arial" w:cs="Arial"/>
+          <w:color w:val="000000"/>
+          <w:kern w:val="0"/>
+          <w:sz w:val="44"/>
+          <w:szCs w:val="44"/>
+          <w14:ligatures w14:val="none"/>
+        </w:rPr>
+        <w:t xml:space="preserve"> </w:t>
+      </w:r>
+      <w:proofErr w:type="spellStart"/>
+      <w:r>
+        <w:rPr>
+          <w:rFonts w:ascii="Arial" w:eastAsia="Times New Roman" w:hAnsi="Arial" w:cs="Arial"/>
+          <w:color w:val="000000"/>
+          <w:kern w:val="0"/>
+          <w:sz w:val="44"/>
+          <w:szCs w:val="44"/>
+          <w14:ligatures w14:val="none"/>
+        </w:rPr>
+        <w:t>prático</w:t>
+      </w:r>
+      <w:proofErr w:type="spellEnd"/>
+      <w:r>
+        <w:rPr>
+          <w:rFonts w:ascii="Arial" w:eastAsia="Times New Roman" w:hAnsi="Arial" w:cs="Arial"/>
+          <w:color w:val="000000"/>
+          <w:kern w:val="0"/>
+          <w:sz w:val="44"/>
+          <w:szCs w:val="44"/>
+          <w14:ligatures w14:val="none"/>
+        </w:rPr>
+        <w:t> </w:t>
       </w:r>
     </w:p>
     <w:p>
@@ -312,7 +356,6 @@
           <w:kern w:val="0"/>
           <w:sz w:val="24"/>
           <w:szCs w:val="24"/>
-          <w:lang w:val="pt-PT"/>
           <w14:ligatures w14:val="none"/>
         </w:rPr>
       </w:pPr>
@@ -323,7 +366,6 @@
           <w:kern w:val="0"/>
           <w:sz w:val="44"/>
           <w:szCs w:val="44"/>
-          <w:lang w:val="pt-PT"/>
           <w14:ligatures w14:val="none"/>
         </w:rPr>
         <w:t>1</w:t>
@@ -335,7 +377,6 @@
           <w:kern w:val="0"/>
           <w:sz w:val="44"/>
           <w:szCs w:val="44"/>
-          <w:lang w:val="pt-PT"/>
           <w14:ligatures w14:val="none"/>
         </w:rPr>
         <w:t>ª Meta</w:t>
@@ -349,7 +390,6 @@
           <w:kern w:val="0"/>
           <w:sz w:val="24"/>
           <w:szCs w:val="24"/>
-          <w:lang w:val="pt-PT"/>
           <w14:ligatures w14:val="none"/>
         </w:rPr>
       </w:pPr>
@@ -364,7 +404,6 @@
           <w:kern w:val="0"/>
           <w:sz w:val="24"/>
           <w:szCs w:val="24"/>
-          <w:lang w:val="pt-PT"/>
           <w14:ligatures w14:val="none"/>
         </w:rPr>
       </w:pPr>
@@ -375,7 +414,6 @@
           <w:kern w:val="0"/>
           <w:sz w:val="44"/>
           <w:szCs w:val="44"/>
-          <w:lang w:val="pt-PT"/>
           <w14:ligatures w14:val="none"/>
         </w:rPr>
         <w:t> 202</w:t>
@@ -387,7 +425,6 @@
           <w:kern w:val="0"/>
           <w:sz w:val="44"/>
           <w:szCs w:val="44"/>
-          <w:lang w:val="pt-PT"/>
           <w14:ligatures w14:val="none"/>
         </w:rPr>
         <w:t>3</w:t>
@@ -399,7 +436,6 @@
           <w:kern w:val="0"/>
           <w:sz w:val="44"/>
           <w:szCs w:val="44"/>
-          <w:lang w:val="pt-PT"/>
           <w14:ligatures w14:val="none"/>
         </w:rPr>
         <w:t>/202</w:t>
@@ -411,7 +447,6 @@
           <w:kern w:val="0"/>
           <w:sz w:val="44"/>
           <w:szCs w:val="44"/>
-          <w:lang w:val="pt-PT"/>
           <w14:ligatures w14:val="none"/>
         </w:rPr>
         <w:t>4</w:t>
@@ -423,7 +458,6 @@
           <w:kern w:val="0"/>
           <w:sz w:val="44"/>
           <w:szCs w:val="44"/>
-          <w:lang w:val="pt-PT"/>
           <w14:ligatures w14:val="none"/>
         </w:rPr>
         <w:t> </w:t>
@@ -437,7 +471,6 @@
           <w:kern w:val="0"/>
           <w:sz w:val="24"/>
           <w:szCs w:val="24"/>
-          <w:lang w:val="pt-PT"/>
           <w14:ligatures w14:val="none"/>
         </w:rPr>
       </w:pPr>
@@ -447,7 +480,6 @@
           <w:kern w:val="0"/>
           <w:sz w:val="24"/>
           <w:szCs w:val="24"/>
-          <w:lang w:val="pt-PT"/>
           <w14:ligatures w14:val="none"/>
         </w:rPr>
         <w:br/>
@@ -458,7 +490,6 @@
           <w:kern w:val="0"/>
           <w:sz w:val="24"/>
           <w:szCs w:val="24"/>
-          <w:lang w:val="pt-PT"/>
           <w14:ligatures w14:val="none"/>
         </w:rPr>
         <w:br/>
@@ -469,7 +500,6 @@
           <w:kern w:val="0"/>
           <w:sz w:val="24"/>
           <w:szCs w:val="24"/>
-          <w:lang w:val="pt-PT"/>
           <w14:ligatures w14:val="none"/>
         </w:rPr>
         <w:br/>
@@ -480,7 +510,6 @@
           <w:kern w:val="0"/>
           <w:sz w:val="24"/>
           <w:szCs w:val="24"/>
-          <w:lang w:val="pt-PT"/>
           <w14:ligatures w14:val="none"/>
         </w:rPr>
         <w:br/>
@@ -494,7 +523,6 @@
           <w:kern w:val="0"/>
           <w:sz w:val="24"/>
           <w:szCs w:val="24"/>
-          <w:lang w:val="pt-PT"/>
           <w14:ligatures w14:val="none"/>
         </w:rPr>
       </w:pPr>
@@ -507,7 +535,6 @@
           <w:kern w:val="0"/>
           <w:sz w:val="24"/>
           <w:szCs w:val="24"/>
-          <w:lang w:val="pt-PT"/>
           <w14:ligatures w14:val="none"/>
         </w:rPr>
       </w:pPr>
@@ -520,7 +547,6 @@
           <w:kern w:val="0"/>
           <w:sz w:val="24"/>
           <w:szCs w:val="24"/>
-          <w:lang w:val="pt-PT"/>
           <w14:ligatures w14:val="none"/>
         </w:rPr>
       </w:pPr>
@@ -535,10 +561,10 @@
           <w:kern w:val="0"/>
           <w:sz w:val="24"/>
           <w:szCs w:val="24"/>
-          <w:lang w:val="pt-PT"/>
-          <w14:ligatures w14:val="none"/>
-        </w:rPr>
-      </w:pPr>
+          <w14:ligatures w14:val="none"/>
+        </w:rPr>
+      </w:pPr>
+      <w:proofErr w:type="spellStart"/>
       <w:r>
         <w:rPr>
           <w:rFonts w:ascii="Arial" w:eastAsia="Times New Roman" w:hAnsi="Arial" w:cs="Arial"/>
@@ -546,17 +572,75 @@
           <w:kern w:val="0"/>
           <w:sz w:val="30"/>
           <w:szCs w:val="30"/>
-          <w:lang w:val="pt-PT"/>
-          <w14:ligatures w14:val="none"/>
-        </w:rPr>
-        <w:t>Trabalho realizado por:</w:t>
-      </w:r>
+          <w14:ligatures w14:val="none"/>
+        </w:rPr>
+        <w:t>Trabalho</w:t>
+      </w:r>
+      <w:proofErr w:type="spellEnd"/>
       <w:r>
         <w:rPr>
           <w:rFonts w:ascii="Arial" w:eastAsia="Times New Roman" w:hAnsi="Arial" w:cs="Arial"/>
           <w:color w:val="000000"/>
           <w:kern w:val="0"/>
-          <w:lang w:val="pt-PT"/>
+          <w:sz w:val="30"/>
+          <w:szCs w:val="30"/>
+          <w14:ligatures w14:val="none"/>
+        </w:rPr>
+        <w:t xml:space="preserve"> </w:t>
+      </w:r>
+      <w:proofErr w:type="spellStart"/>
+      <w:r>
+        <w:rPr>
+          <w:rFonts w:ascii="Arial" w:eastAsia="Times New Roman" w:hAnsi="Arial" w:cs="Arial"/>
+          <w:color w:val="000000"/>
+          <w:kern w:val="0"/>
+          <w:sz w:val="30"/>
+          <w:szCs w:val="30"/>
+          <w14:ligatures w14:val="none"/>
+        </w:rPr>
+        <w:t>realizado</w:t>
+      </w:r>
+      <w:proofErr w:type="spellEnd"/>
+      <w:r>
+        <w:rPr>
+          <w:rFonts w:ascii="Arial" w:eastAsia="Times New Roman" w:hAnsi="Arial" w:cs="Arial"/>
+          <w:color w:val="000000"/>
+          <w:kern w:val="0"/>
+          <w:sz w:val="30"/>
+          <w:szCs w:val="30"/>
+          <w14:ligatures w14:val="none"/>
+        </w:rPr>
+        <w:t xml:space="preserve"> </w:t>
+      </w:r>
+      <w:proofErr w:type="spellStart"/>
+      <w:r>
+        <w:rPr>
+          <w:rFonts w:ascii="Arial" w:eastAsia="Times New Roman" w:hAnsi="Arial" w:cs="Arial"/>
+          <w:color w:val="000000"/>
+          <w:kern w:val="0"/>
+          <w:sz w:val="30"/>
+          <w:szCs w:val="30"/>
+          <w14:ligatures w14:val="none"/>
+        </w:rPr>
+        <w:t>por</w:t>
+      </w:r>
+      <w:proofErr w:type="spellEnd"/>
+      <w:r>
+        <w:rPr>
+          <w:rFonts w:ascii="Arial" w:eastAsia="Times New Roman" w:hAnsi="Arial" w:cs="Arial"/>
+          <w:color w:val="000000"/>
+          <w:kern w:val="0"/>
+          <w:sz w:val="30"/>
+          <w:szCs w:val="30"/>
+          <w14:ligatures w14:val="none"/>
+        </w:rPr>
+        <w:t>:</w:t>
+      </w:r>
+      <w:r>
+        <w:rPr>
+          <w:rFonts w:ascii="Arial" w:eastAsia="Times New Roman" w:hAnsi="Arial" w:cs="Arial"/>
+          <w:color w:val="000000"/>
+          <w:kern w:val="0"/>
           <w14:ligatures w14:val="none"/>
         </w:rPr>
         <w:t> </w:t>
@@ -570,7 +654,6 @@
           <w:kern w:val="0"/>
           <w:sz w:val="24"/>
           <w:szCs w:val="24"/>
-          <w:lang w:val="pt-PT"/>
           <w14:ligatures w14:val="none"/>
         </w:rPr>
       </w:pPr>
@@ -585,10 +668,10 @@
           <w:kern w:val="0"/>
           <w:sz w:val="24"/>
           <w:szCs w:val="24"/>
-          <w:lang w:val="pt-PT"/>
-          <w14:ligatures w14:val="none"/>
-        </w:rPr>
-      </w:pPr>
+          <w14:ligatures w14:val="none"/>
+        </w:rPr>
+      </w:pPr>
+      <w:proofErr w:type="spellStart"/>
       <w:r>
         <w:rPr>
           <w:rFonts w:ascii="Arial" w:eastAsia="Times New Roman" w:hAnsi="Arial" w:cs="Arial"/>
@@ -597,11 +680,11 @@
           <w:sz w:val="30"/>
           <w:szCs w:val="30"/>
           <w:highlight w:val="yellow"/>
-          <w:lang w:val="pt-PT"/>
           <w14:ligatures w14:val="none"/>
         </w:rPr>
         <w:t>nome</w:t>
       </w:r>
+      <w:proofErr w:type="spellEnd"/>
     </w:p>
     <w:p>
       <w:pPr>
@@ -613,7 +696,6 @@
           <w:kern w:val="0"/>
           <w:sz w:val="24"/>
           <w:szCs w:val="24"/>
-          <w:lang w:val="pt-PT"/>
           <w14:ligatures w14:val="none"/>
         </w:rPr>
       </w:pPr>
@@ -624,7 +706,6 @@
           <w:kern w:val="0"/>
           <w:sz w:val="30"/>
           <w:szCs w:val="30"/>
-          <w:lang w:val="pt-PT"/>
           <w14:ligatures w14:val="none"/>
         </w:rPr>
         <w:t>Rafael Margarido Fonseca – 2019135871</w:t>
@@ -638,48 +719,17 @@
             <w:sz w:val="30"/>
             <w:szCs w:val="30"/>
             <w:u w:val="single"/>
-            <w:lang w:val="pt-PT"/>
             <w14:ligatures w14:val="none"/>
           </w:rPr>
           <w:t> </w:t>
         </w:r>
       </w:hyperlink>
     </w:p>
-    <w:p>
-      <w:pPr>
-        <w:rPr>
-          <w:lang w:val="pt-PT"/>
-        </w:rPr>
-      </w:pPr>
-    </w:p>
-    <w:p>
-      <w:pPr>
-        <w:rPr>
-          <w:lang w:val="pt-PT"/>
-        </w:rPr>
-      </w:pPr>
-    </w:p>
-    <w:p>
-      <w:pPr>
-        <w:rPr>
-          <w:lang w:val="pt-PT"/>
-        </w:rPr>
-      </w:pPr>
-    </w:p>
-    <w:p>
-      <w:pPr>
-        <w:rPr>
-          <w:lang w:val="pt-PT"/>
-        </w:rPr>
-      </w:pPr>
-    </w:p>
-    <w:p>
-      <w:pPr>
-        <w:rPr>
-          <w:lang w:val="pt-PT"/>
-        </w:rPr>
-      </w:pPr>
-    </w:p>
+    <w:p/>
+    <w:p/>
+    <w:p/>
+    <w:p/>
+    <w:p/>
     <w:p>
       <w:pPr>
         <w:rPr>
@@ -2122,9 +2172,156 @@
         <w:rPr>
           <w:sz w:val="24"/>
           <w:szCs w:val="24"/>
+        </w:rPr>
+        <w:t>To better assess this situation a histogram chart is useful to determine whether, for example, infants had a better survival rate or teens, etc.</w:t>
+      </w:r>
+    </w:p>
+    <w:p>
+      <w:pPr>
+        <w:rPr>
+          <w:sz w:val="24"/>
+          <w:szCs w:val="24"/>
+        </w:rPr>
+      </w:pPr>
+      <w:r>
+        <w:rPr>
+          <w:sz w:val="24"/>
+          <w:szCs w:val="24"/>
+        </w:rPr>
+        <w:drawing>
+          <wp:inline distT="0" distB="0" distL="0" distR="0" wp14:anchorId="4516DE2D" wp14:editId="19564888">
+            <wp:extent cx="4582164" cy="2000529"/>
+            <wp:effectExtent l="0" t="0" r="8890" b="0"/>
+            <wp:docPr id="909522417" name="Picture 1"/>
+            <wp:cNvGraphicFramePr>
+              <a:graphicFrameLocks xmlns:a="http://schemas.openxmlformats.org/drawingml/2006/main" noChangeAspect="1"/>
+            </wp:cNvGraphicFramePr>
+            <a:graphic xmlns:a="http://schemas.openxmlformats.org/drawingml/2006/main">
+              <a:graphicData uri="http://schemas.openxmlformats.org/drawingml/2006/picture">
+                <pic:pic xmlns:pic="http://schemas.openxmlformats.org/drawingml/2006/picture">
+                  <pic:nvPicPr>
+                    <pic:cNvPr id="909522417" name=""/>
+                    <pic:cNvPicPr/>
+                  </pic:nvPicPr>
+                  <pic:blipFill>
+                    <a:blip r:embed="rId11"/>
+                    <a:stretch>
+                      <a:fillRect/>
+                    </a:stretch>
+                  </pic:blipFill>
+                  <pic:spPr>
+                    <a:xfrm>
+                      <a:off x="0" y="0"/>
+                      <a:ext cx="4582164" cy="2000529"/>
+                    </a:xfrm>
+                    <a:prstGeom prst="rect">
+                      <a:avLst/>
+                    </a:prstGeom>
+                  </pic:spPr>
+                </pic:pic>
+              </a:graphicData>
+            </a:graphic>
+          </wp:inline>
+        </w:drawing>
+      </w:r>
+    </w:p>
+    <w:p>
+      <w:pPr>
+        <w:rPr>
+          <w:sz w:val="24"/>
+          <w:szCs w:val="24"/>
+        </w:rPr>
+      </w:pPr>
+      <w:r>
+        <w:rPr>
+          <w:sz w:val="24"/>
+          <w:szCs w:val="24"/>
+        </w:rPr>
+        <w:t>Thus, confirming our assumptions that:</w:t>
+      </w:r>
+    </w:p>
+    <w:p>
+      <w:pPr>
+        <w:pStyle w:val="ListParagraph"/>
+        <w:numPr>
+          <w:ilvl w:val="1"/>
+          <w:numId w:val="2"/>
+        </w:numPr>
+        <w:rPr>
+          <w:sz w:val="24"/>
+          <w:szCs w:val="24"/>
+        </w:rPr>
+      </w:pPr>
+      <w:r>
+        <w:rPr>
+          <w:sz w:val="24"/>
+          <w:szCs w:val="24"/>
+        </w:rPr>
+        <w:t>Age is a relevant feature regarding survival and thus the null values should be completed;</w:t>
+      </w:r>
+    </w:p>
+    <w:p>
+      <w:pPr>
+        <w:pStyle w:val="ListParagraph"/>
+        <w:numPr>
+          <w:ilvl w:val="1"/>
+          <w:numId w:val="2"/>
+        </w:numPr>
+        <w:rPr>
+          <w:sz w:val="24"/>
+          <w:szCs w:val="24"/>
+        </w:rPr>
+      </w:pPr>
+      <w:r>
+        <w:rPr>
+          <w:sz w:val="24"/>
+          <w:szCs w:val="24"/>
+        </w:rPr>
+        <w:t xml:space="preserve">Age groups should be banded together (there is no apparent reason that would lead us to believe that a </w:t>
+      </w:r>
+      <w:r>
+        <w:rPr>
+          <w:sz w:val="24"/>
+          <w:szCs w:val="24"/>
+        </w:rPr>
+        <w:t>15-year-old</w:t>
+      </w:r>
+      <w:r>
+        <w:rPr>
+          <w:sz w:val="24"/>
+          <w:szCs w:val="24"/>
+        </w:rPr>
+        <w:t xml:space="preserve"> has a better chance of surviving then a </w:t>
+      </w:r>
+      <w:r>
+        <w:rPr>
+          <w:sz w:val="24"/>
+          <w:szCs w:val="24"/>
+        </w:rPr>
+        <w:t>16-year-old</w:t>
+      </w:r>
+      <w:r>
+        <w:rPr>
+          <w:sz w:val="24"/>
+          <w:szCs w:val="24"/>
+        </w:rPr>
+        <w:t>);</w:t>
+      </w:r>
+    </w:p>
+    <w:p>
+      <w:pPr>
+        <w:rPr>
+          <w:sz w:val="24"/>
+          <w:szCs w:val="24"/>
+        </w:rPr>
+      </w:pPr>
+      <w:r>
+        <w:rPr>
+          <w:sz w:val="24"/>
+          <w:szCs w:val="24"/>
           <w:highlight w:val="yellow"/>
         </w:rPr>
-        <w:t>???????</w:t>
+        <w:t>Insert graphic here</w:t>
       </w:r>
     </w:p>
     <w:p>
@@ -2185,7 +2382,7 @@
                     <pic:cNvPicPr/>
                   </pic:nvPicPr>
                   <pic:blipFill>
-                    <a:blip r:embed="rId11"/>
+                    <a:blip r:embed="rId12"/>
                     <a:stretch>
                       <a:fillRect/>
                     </a:stretch>
@@ -2245,7 +2442,7 @@
                     <pic:cNvPicPr/>
                   </pic:nvPicPr>
                   <pic:blipFill>
-                    <a:blip r:embed="rId12"/>
+                    <a:blip r:embed="rId13"/>
                     <a:stretch>
                       <a:fillRect/>
                     </a:stretch>
@@ -2466,7 +2663,7 @@
   <w:abstractNum w:abstractNumId="1" w15:restartNumberingAfterBreak="0">
     <w:nsid w:val="29990FC7"/>
     <w:multiLevelType w:val="hybridMultilevel"/>
-    <w:tmpl w:val="D9729D9E"/>
+    <w:tmpl w:val="EEE8D276"/>
     <w:lvl w:ilvl="0" w:tplc="04090001">
       <w:start w:val="1"/>
       <w:numFmt w:val="bullet"/>
@@ -2479,7 +2676,7 @@
         <w:rFonts w:ascii="Symbol" w:hAnsi="Symbol" w:hint="default"/>
       </w:rPr>
     </w:lvl>
-    <w:lvl w:ilvl="1" w:tplc="04090003" w:tentative="1">
+    <w:lvl w:ilvl="1" w:tplc="04090003">
       <w:start w:val="1"/>
       <w:numFmt w:val="bullet"/>
       <w:lvlText w:val="o"/>

--- a/Meta1.docx
+++ b/Meta1.docx
@@ -17,6 +17,7 @@
       <w:r>
         <w:rPr>
           <w:rFonts w:ascii="Times New Roman" w:eastAsia="Times New Roman" w:hAnsi="Times New Roman" w:cs="Times New Roman"/>
+          <w:noProof/>
           <w:color w:val="000000"/>
           <w:kern w:val="0"/>
           <w:sz w:val="20"/>
@@ -117,6 +118,7 @@
           <w:kern w:val="0"/>
           <w:sz w:val="40"/>
           <w:szCs w:val="40"/>
+          <w:lang w:val="pt-PT"/>
           <w14:ligatures w14:val="none"/>
         </w:rPr>
       </w:pPr>
@@ -127,68 +129,10 @@
           <w:kern w:val="0"/>
           <w:sz w:val="40"/>
           <w:szCs w:val="40"/>
-          <w14:ligatures w14:val="none"/>
-        </w:rPr>
-        <w:t xml:space="preserve">Mestrado </w:t>
-      </w:r>
-      <w:proofErr w:type="spellStart"/>
-      <w:r>
-        <w:rPr>
-          <w:rFonts w:ascii="Arial" w:eastAsia="Times New Roman" w:hAnsi="Arial" w:cs="Arial"/>
-          <w:color w:val="000000"/>
-          <w:kern w:val="0"/>
-          <w:sz w:val="40"/>
-          <w:szCs w:val="40"/>
-          <w14:ligatures w14:val="none"/>
-        </w:rPr>
-        <w:t>em</w:t>
-      </w:r>
-      <w:proofErr w:type="spellEnd"/>
-      <w:r>
-        <w:rPr>
-          <w:rFonts w:ascii="Arial" w:eastAsia="Times New Roman" w:hAnsi="Arial" w:cs="Arial"/>
-          <w:color w:val="000000"/>
-          <w:kern w:val="0"/>
-          <w:sz w:val="40"/>
-          <w:szCs w:val="40"/>
-          <w14:ligatures w14:val="none"/>
-        </w:rPr>
-        <w:t xml:space="preserve"> </w:t>
-      </w:r>
-      <w:proofErr w:type="spellStart"/>
-      <w:r>
-        <w:rPr>
-          <w:rFonts w:ascii="Arial" w:eastAsia="Times New Roman" w:hAnsi="Arial" w:cs="Arial"/>
-          <w:color w:val="000000"/>
-          <w:kern w:val="0"/>
-          <w:sz w:val="40"/>
-          <w:szCs w:val="40"/>
-          <w14:ligatures w14:val="none"/>
-        </w:rPr>
-        <w:t>Engenharia</w:t>
-      </w:r>
-      <w:proofErr w:type="spellEnd"/>
-      <w:r>
-        <w:rPr>
-          <w:rFonts w:ascii="Arial" w:eastAsia="Times New Roman" w:hAnsi="Arial" w:cs="Arial"/>
-          <w:color w:val="000000"/>
-          <w:kern w:val="0"/>
-          <w:sz w:val="40"/>
-          <w:szCs w:val="40"/>
-          <w14:ligatures w14:val="none"/>
-        </w:rPr>
-        <w:t xml:space="preserve"> </w:t>
-      </w:r>
-      <w:r>
-        <w:rPr>
-          <w:rFonts w:ascii="Arial" w:eastAsia="Times New Roman" w:hAnsi="Arial" w:cs="Arial"/>
-          <w:color w:val="000000"/>
-          <w:kern w:val="0"/>
-          <w:sz w:val="40"/>
-          <w:szCs w:val="40"/>
-          <w14:ligatures w14:val="none"/>
-        </w:rPr>
-        <w:t>de Software</w:t>
+          <w:lang w:val="pt-PT"/>
+          <w14:ligatures w14:val="none"/>
+        </w:rPr>
+        <w:t>Mestrado em Engenharia de Software</w:t>
       </w:r>
     </w:p>
     <w:p>
@@ -202,6 +146,7 @@
           <w:kern w:val="0"/>
           <w:sz w:val="40"/>
           <w:szCs w:val="40"/>
+          <w:lang w:val="pt-PT"/>
           <w14:ligatures w14:val="none"/>
         </w:rPr>
       </w:pPr>
@@ -216,6 +161,7 @@
           <w:kern w:val="0"/>
           <w:sz w:val="24"/>
           <w:szCs w:val="24"/>
+          <w:lang w:val="pt-PT"/>
           <w14:ligatures w14:val="none"/>
         </w:rPr>
       </w:pPr>
@@ -228,6 +174,7 @@
           <w:kern w:val="0"/>
           <w:sz w:val="24"/>
           <w:szCs w:val="24"/>
+          <w:lang w:val="pt-PT"/>
           <w14:ligatures w14:val="none"/>
         </w:rPr>
       </w:pPr>
@@ -243,9 +190,11 @@
           <w:kern w:val="0"/>
           <w:sz w:val="44"/>
           <w:szCs w:val="44"/>
-          <w14:ligatures w14:val="none"/>
-        </w:rPr>
-      </w:pPr>
+          <w:lang w:val="pt-PT"/>
+          <w14:ligatures w14:val="none"/>
+        </w:rPr>
+      </w:pPr>
+      <w:proofErr w:type="spellStart"/>
       <w:r>
         <w:rPr>
           <w:rFonts w:ascii="Arial" w:eastAsia="Times New Roman" w:hAnsi="Arial" w:cs="Arial"/>
@@ -253,10 +202,38 @@
           <w:kern w:val="0"/>
           <w:sz w:val="44"/>
           <w:szCs w:val="44"/>
-          <w14:ligatures w14:val="none"/>
-        </w:rPr>
-        <w:t>Machine Learning</w:t>
-      </w:r>
+          <w:lang w:val="pt-PT"/>
+          <w14:ligatures w14:val="none"/>
+        </w:rPr>
+        <w:t>Machine</w:t>
+      </w:r>
+      <w:proofErr w:type="spellEnd"/>
+      <w:r>
+        <w:rPr>
+          <w:rFonts w:ascii="Arial" w:eastAsia="Times New Roman" w:hAnsi="Arial" w:cs="Arial"/>
+          <w:color w:val="000000"/>
+          <w:kern w:val="0"/>
+          <w:sz w:val="44"/>
+          <w:szCs w:val="44"/>
+          <w:lang w:val="pt-PT"/>
+          <w14:ligatures w14:val="none"/>
+        </w:rPr>
+        <w:t xml:space="preserve"> </w:t>
+      </w:r>
+      <w:proofErr w:type="spellStart"/>
+      <w:r>
+        <w:rPr>
+          <w:rFonts w:ascii="Arial" w:eastAsia="Times New Roman" w:hAnsi="Arial" w:cs="Arial"/>
+          <w:color w:val="000000"/>
+          <w:kern w:val="0"/>
+          <w:sz w:val="44"/>
+          <w:szCs w:val="44"/>
+          <w:lang w:val="pt-PT"/>
+          <w14:ligatures w14:val="none"/>
+        </w:rPr>
+        <w:t>Learning</w:t>
+      </w:r>
+      <w:proofErr w:type="spellEnd"/>
     </w:p>
     <w:p>
       <w:pPr>
@@ -269,6 +246,7 @@
           <w:kern w:val="0"/>
           <w:sz w:val="44"/>
           <w:szCs w:val="44"/>
+          <w:lang w:val="pt-PT"/>
           <w14:ligatures w14:val="none"/>
         </w:rPr>
       </w:pPr>
@@ -283,6 +261,7 @@
           <w:kern w:val="0"/>
           <w:sz w:val="24"/>
           <w:szCs w:val="24"/>
+          <w:lang w:val="pt-PT"/>
           <w14:ligatures w14:val="none"/>
         </w:rPr>
       </w:pPr>
@@ -293,57 +272,10 @@
           <w:kern w:val="0"/>
           <w:sz w:val="44"/>
           <w:szCs w:val="44"/>
-          <w14:ligatures w14:val="none"/>
-        </w:rPr>
-        <w:t xml:space="preserve"> </w:t>
-      </w:r>
-      <w:proofErr w:type="spellStart"/>
-      <w:r>
-        <w:rPr>
-          <w:rFonts w:ascii="Arial" w:eastAsia="Times New Roman" w:hAnsi="Arial" w:cs="Arial"/>
-          <w:color w:val="000000"/>
-          <w:kern w:val="0"/>
-          <w:sz w:val="44"/>
-          <w:szCs w:val="44"/>
-          <w14:ligatures w14:val="none"/>
-        </w:rPr>
-        <w:t>Trabalho</w:t>
-      </w:r>
-      <w:proofErr w:type="spellEnd"/>
-      <w:r>
-        <w:rPr>
-          <w:rFonts w:ascii="Arial" w:eastAsia="Times New Roman" w:hAnsi="Arial" w:cs="Arial"/>
-          <w:color w:val="000000"/>
-          <w:kern w:val="0"/>
-          <w:sz w:val="44"/>
-          <w:szCs w:val="44"/>
-          <w14:ligatures w14:val="none"/>
-        </w:rPr>
-        <w:t xml:space="preserve"> </w:t>
-      </w:r>
-      <w:proofErr w:type="spellStart"/>
-      <w:r>
-        <w:rPr>
-          <w:rFonts w:ascii="Arial" w:eastAsia="Times New Roman" w:hAnsi="Arial" w:cs="Arial"/>
-          <w:color w:val="000000"/>
-          <w:kern w:val="0"/>
-          <w:sz w:val="44"/>
-          <w:szCs w:val="44"/>
-          <w14:ligatures w14:val="none"/>
-        </w:rPr>
-        <w:t>prático</w:t>
-      </w:r>
-      <w:proofErr w:type="spellEnd"/>
-      <w:r>
-        <w:rPr>
-          <w:rFonts w:ascii="Arial" w:eastAsia="Times New Roman" w:hAnsi="Arial" w:cs="Arial"/>
-          <w:color w:val="000000"/>
-          <w:kern w:val="0"/>
-          <w:sz w:val="44"/>
-          <w:szCs w:val="44"/>
-          <w14:ligatures w14:val="none"/>
-        </w:rPr>
-        <w:t> </w:t>
+          <w:lang w:val="pt-PT"/>
+          <w14:ligatures w14:val="none"/>
+        </w:rPr>
+        <w:t xml:space="preserve"> Trabalho prático </w:t>
       </w:r>
     </w:p>
     <w:p>
@@ -356,6 +288,7 @@
           <w:kern w:val="0"/>
           <w:sz w:val="24"/>
           <w:szCs w:val="24"/>
+          <w:lang w:val="pt-PT"/>
           <w14:ligatures w14:val="none"/>
         </w:rPr>
       </w:pPr>
@@ -366,20 +299,10 @@
           <w:kern w:val="0"/>
           <w:sz w:val="44"/>
           <w:szCs w:val="44"/>
-          <w14:ligatures w14:val="none"/>
-        </w:rPr>
-        <w:t>1</w:t>
-      </w:r>
-      <w:r>
-        <w:rPr>
-          <w:rFonts w:ascii="Arial" w:eastAsia="Times New Roman" w:hAnsi="Arial" w:cs="Arial"/>
-          <w:color w:val="000000"/>
-          <w:kern w:val="0"/>
-          <w:sz w:val="44"/>
-          <w:szCs w:val="44"/>
-          <w14:ligatures w14:val="none"/>
-        </w:rPr>
-        <w:t>ª Meta</w:t>
+          <w:lang w:val="pt-PT"/>
+          <w14:ligatures w14:val="none"/>
+        </w:rPr>
+        <w:t>1ª Meta</w:t>
       </w:r>
     </w:p>
     <w:p>
@@ -390,6 +313,7 @@
           <w:kern w:val="0"/>
           <w:sz w:val="24"/>
           <w:szCs w:val="24"/>
+          <w:lang w:val="pt-PT"/>
           <w14:ligatures w14:val="none"/>
         </w:rPr>
       </w:pPr>
@@ -404,6 +328,7 @@
           <w:kern w:val="0"/>
           <w:sz w:val="24"/>
           <w:szCs w:val="24"/>
+          <w:lang w:val="pt-PT"/>
           <w14:ligatures w14:val="none"/>
         </w:rPr>
       </w:pPr>
@@ -414,53 +339,10 @@
           <w:kern w:val="0"/>
           <w:sz w:val="44"/>
           <w:szCs w:val="44"/>
-          <w14:ligatures w14:val="none"/>
-        </w:rPr>
-        <w:t> 202</w:t>
-      </w:r>
-      <w:r>
-        <w:rPr>
-          <w:rFonts w:ascii="Arial" w:eastAsia="Times New Roman" w:hAnsi="Arial" w:cs="Arial"/>
-          <w:color w:val="000000"/>
-          <w:kern w:val="0"/>
-          <w:sz w:val="44"/>
-          <w:szCs w:val="44"/>
-          <w14:ligatures w14:val="none"/>
-        </w:rPr>
-        <w:t>3</w:t>
-      </w:r>
-      <w:r>
-        <w:rPr>
-          <w:rFonts w:ascii="Arial" w:eastAsia="Times New Roman" w:hAnsi="Arial" w:cs="Arial"/>
-          <w:color w:val="000000"/>
-          <w:kern w:val="0"/>
-          <w:sz w:val="44"/>
-          <w:szCs w:val="44"/>
-          <w14:ligatures w14:val="none"/>
-        </w:rPr>
-        <w:t>/202</w:t>
-      </w:r>
-      <w:r>
-        <w:rPr>
-          <w:rFonts w:ascii="Arial" w:eastAsia="Times New Roman" w:hAnsi="Arial" w:cs="Arial"/>
-          <w:color w:val="000000"/>
-          <w:kern w:val="0"/>
-          <w:sz w:val="44"/>
-          <w:szCs w:val="44"/>
-          <w14:ligatures w14:val="none"/>
-        </w:rPr>
-        <w:t>4</w:t>
-      </w:r>
-      <w:r>
-        <w:rPr>
-          <w:rFonts w:ascii="Arial" w:eastAsia="Times New Roman" w:hAnsi="Arial" w:cs="Arial"/>
-          <w:color w:val="000000"/>
-          <w:kern w:val="0"/>
-          <w:sz w:val="44"/>
-          <w:szCs w:val="44"/>
-          <w14:ligatures w14:val="none"/>
-        </w:rPr>
-        <w:t> </w:t>
+          <w:lang w:val="pt-PT"/>
+          <w14:ligatures w14:val="none"/>
+        </w:rPr>
+        <w:t> 2023/2024 </w:t>
       </w:r>
     </w:p>
     <w:p>
@@ -471,6 +353,7 @@
           <w:kern w:val="0"/>
           <w:sz w:val="24"/>
           <w:szCs w:val="24"/>
+          <w:lang w:val="pt-PT"/>
           <w14:ligatures w14:val="none"/>
         </w:rPr>
       </w:pPr>
@@ -480,6 +363,7 @@
           <w:kern w:val="0"/>
           <w:sz w:val="24"/>
           <w:szCs w:val="24"/>
+          <w:lang w:val="pt-PT"/>
           <w14:ligatures w14:val="none"/>
         </w:rPr>
         <w:br/>
@@ -490,6 +374,7 @@
           <w:kern w:val="0"/>
           <w:sz w:val="24"/>
           <w:szCs w:val="24"/>
+          <w:lang w:val="pt-PT"/>
           <w14:ligatures w14:val="none"/>
         </w:rPr>
         <w:br/>
@@ -500,6 +385,7 @@
           <w:kern w:val="0"/>
           <w:sz w:val="24"/>
           <w:szCs w:val="24"/>
+          <w:lang w:val="pt-PT"/>
           <w14:ligatures w14:val="none"/>
         </w:rPr>
         <w:br/>
@@ -510,6 +396,7 @@
           <w:kern w:val="0"/>
           <w:sz w:val="24"/>
           <w:szCs w:val="24"/>
+          <w:lang w:val="pt-PT"/>
           <w14:ligatures w14:val="none"/>
         </w:rPr>
         <w:br/>
@@ -523,6 +410,7 @@
           <w:kern w:val="0"/>
           <w:sz w:val="24"/>
           <w:szCs w:val="24"/>
+          <w:lang w:val="pt-PT"/>
           <w14:ligatures w14:val="none"/>
         </w:rPr>
       </w:pPr>
@@ -535,6 +423,7 @@
           <w:kern w:val="0"/>
           <w:sz w:val="24"/>
           <w:szCs w:val="24"/>
+          <w:lang w:val="pt-PT"/>
           <w14:ligatures w14:val="none"/>
         </w:rPr>
       </w:pPr>
@@ -547,6 +436,7 @@
           <w:kern w:val="0"/>
           <w:sz w:val="24"/>
           <w:szCs w:val="24"/>
+          <w:lang w:val="pt-PT"/>
           <w14:ligatures w14:val="none"/>
         </w:rPr>
       </w:pPr>
@@ -561,10 +451,10 @@
           <w:kern w:val="0"/>
           <w:sz w:val="24"/>
           <w:szCs w:val="24"/>
-          <w14:ligatures w14:val="none"/>
-        </w:rPr>
-      </w:pPr>
-      <w:proofErr w:type="spellStart"/>
+          <w:lang w:val="pt-PT"/>
+          <w14:ligatures w14:val="none"/>
+        </w:rPr>
+      </w:pPr>
       <w:r>
         <w:rPr>
           <w:rFonts w:ascii="Arial" w:eastAsia="Times New Roman" w:hAnsi="Arial" w:cs="Arial"/>
@@ -572,75 +462,17 @@
           <w:kern w:val="0"/>
           <w:sz w:val="30"/>
           <w:szCs w:val="30"/>
-          <w14:ligatures w14:val="none"/>
-        </w:rPr>
-        <w:t>Trabalho</w:t>
-      </w:r>
-      <w:proofErr w:type="spellEnd"/>
+          <w:lang w:val="pt-PT"/>
+          <w14:ligatures w14:val="none"/>
+        </w:rPr>
+        <w:t>Trabalho realizado por:</w:t>
+      </w:r>
       <w:r>
         <w:rPr>
           <w:rFonts w:ascii="Arial" w:eastAsia="Times New Roman" w:hAnsi="Arial" w:cs="Arial"/>
           <w:color w:val="000000"/>
           <w:kern w:val="0"/>
-          <w:sz w:val="30"/>
-          <w:szCs w:val="30"/>
-          <w14:ligatures w14:val="none"/>
-        </w:rPr>
-        <w:t xml:space="preserve"> </w:t>
-      </w:r>
-      <w:proofErr w:type="spellStart"/>
-      <w:r>
-        <w:rPr>
-          <w:rFonts w:ascii="Arial" w:eastAsia="Times New Roman" w:hAnsi="Arial" w:cs="Arial"/>
-          <w:color w:val="000000"/>
-          <w:kern w:val="0"/>
-          <w:sz w:val="30"/>
-          <w:szCs w:val="30"/>
-          <w14:ligatures w14:val="none"/>
-        </w:rPr>
-        <w:t>realizado</w:t>
-      </w:r>
-      <w:proofErr w:type="spellEnd"/>
-      <w:r>
-        <w:rPr>
-          <w:rFonts w:ascii="Arial" w:eastAsia="Times New Roman" w:hAnsi="Arial" w:cs="Arial"/>
-          <w:color w:val="000000"/>
-          <w:kern w:val="0"/>
-          <w:sz w:val="30"/>
-          <w:szCs w:val="30"/>
-          <w14:ligatures w14:val="none"/>
-        </w:rPr>
-        <w:t xml:space="preserve"> </w:t>
-      </w:r>
-      <w:proofErr w:type="spellStart"/>
-      <w:r>
-        <w:rPr>
-          <w:rFonts w:ascii="Arial" w:eastAsia="Times New Roman" w:hAnsi="Arial" w:cs="Arial"/>
-          <w:color w:val="000000"/>
-          <w:kern w:val="0"/>
-          <w:sz w:val="30"/>
-          <w:szCs w:val="30"/>
-          <w14:ligatures w14:val="none"/>
-        </w:rPr>
-        <w:t>por</w:t>
-      </w:r>
-      <w:proofErr w:type="spellEnd"/>
-      <w:r>
-        <w:rPr>
-          <w:rFonts w:ascii="Arial" w:eastAsia="Times New Roman" w:hAnsi="Arial" w:cs="Arial"/>
-          <w:color w:val="000000"/>
-          <w:kern w:val="0"/>
-          <w:sz w:val="30"/>
-          <w:szCs w:val="30"/>
-          <w14:ligatures w14:val="none"/>
-        </w:rPr>
-        <w:t>:</w:t>
-      </w:r>
-      <w:r>
-        <w:rPr>
-          <w:rFonts w:ascii="Arial" w:eastAsia="Times New Roman" w:hAnsi="Arial" w:cs="Arial"/>
-          <w:color w:val="000000"/>
-          <w:kern w:val="0"/>
+          <w:lang w:val="pt-PT"/>
           <w14:ligatures w14:val="none"/>
         </w:rPr>
         <w:t> </w:t>
@@ -654,6 +486,7 @@
           <w:kern w:val="0"/>
           <w:sz w:val="24"/>
           <w:szCs w:val="24"/>
+          <w:lang w:val="pt-PT"/>
           <w14:ligatures w14:val="none"/>
         </w:rPr>
       </w:pPr>
@@ -668,10 +501,10 @@
           <w:kern w:val="0"/>
           <w:sz w:val="24"/>
           <w:szCs w:val="24"/>
-          <w14:ligatures w14:val="none"/>
-        </w:rPr>
-      </w:pPr>
-      <w:proofErr w:type="spellStart"/>
+          <w:lang w:val="pt-PT"/>
+          <w14:ligatures w14:val="none"/>
+        </w:rPr>
+      </w:pPr>
       <w:r>
         <w:rPr>
           <w:rFonts w:ascii="Arial" w:eastAsia="Times New Roman" w:hAnsi="Arial" w:cs="Arial"/>
@@ -680,11 +513,11 @@
           <w:sz w:val="30"/>
           <w:szCs w:val="30"/>
           <w:highlight w:val="yellow"/>
+          <w:lang w:val="pt-PT"/>
           <w14:ligatures w14:val="none"/>
         </w:rPr>
         <w:t>nome</w:t>
       </w:r>
-      <w:proofErr w:type="spellEnd"/>
     </w:p>
     <w:p>
       <w:pPr>
@@ -696,6 +529,7 @@
           <w:kern w:val="0"/>
           <w:sz w:val="24"/>
           <w:szCs w:val="24"/>
+          <w:lang w:val="pt-PT"/>
           <w14:ligatures w14:val="none"/>
         </w:rPr>
       </w:pPr>
@@ -706,6 +540,7 @@
           <w:kern w:val="0"/>
           <w:sz w:val="30"/>
           <w:szCs w:val="30"/>
+          <w:lang w:val="pt-PT"/>
           <w14:ligatures w14:val="none"/>
         </w:rPr>
         <w:t>Rafael Margarido Fonseca – 2019135871</w:t>
@@ -719,17 +554,48 @@
             <w:sz w:val="30"/>
             <w:szCs w:val="30"/>
             <w:u w:val="single"/>
+            <w:lang w:val="pt-PT"/>
             <w14:ligatures w14:val="none"/>
           </w:rPr>
           <w:t> </w:t>
         </w:r>
       </w:hyperlink>
     </w:p>
-    <w:p/>
-    <w:p/>
-    <w:p/>
-    <w:p/>
-    <w:p/>
+    <w:p>
+      <w:pPr>
+        <w:rPr>
+          <w:lang w:val="pt-PT"/>
+        </w:rPr>
+      </w:pPr>
+    </w:p>
+    <w:p>
+      <w:pPr>
+        <w:rPr>
+          <w:lang w:val="pt-PT"/>
+        </w:rPr>
+      </w:pPr>
+    </w:p>
+    <w:p>
+      <w:pPr>
+        <w:rPr>
+          <w:lang w:val="pt-PT"/>
+        </w:rPr>
+      </w:pPr>
+    </w:p>
+    <w:p>
+      <w:pPr>
+        <w:rPr>
+          <w:lang w:val="pt-PT"/>
+        </w:rPr>
+      </w:pPr>
+    </w:p>
+    <w:p>
+      <w:pPr>
+        <w:rPr>
+          <w:lang w:val="pt-PT"/>
+        </w:rPr>
+      </w:pPr>
+    </w:p>
     <w:p>
       <w:pPr>
         <w:rPr>
@@ -771,7 +637,6 @@
           <w:sz w:val="36"/>
           <w:szCs w:val="36"/>
           <w:u w:val="single"/>
-          <w:lang w:val="pt-PT"/>
         </w:rPr>
       </w:pPr>
       <w:r>
@@ -787,7 +652,6 @@
           <w:sz w:val="36"/>
           <w:szCs w:val="36"/>
           <w:u w:val="single"/>
-          <w:lang w:val="pt-PT"/>
         </w:rPr>
         <w:t xml:space="preserve"> </w:t>
       </w:r>
@@ -999,25 +863,7 @@
           <w:szCs w:val="36"/>
           <w:lang w:val="pt-PT"/>
         </w:rPr>
-        <w:t xml:space="preserve"> de por </w:t>
-      </w:r>
-      <w:proofErr w:type="gramStart"/>
-      <w:r>
-        <w:rPr>
-          <w:sz w:val="36"/>
-          <w:szCs w:val="36"/>
-          <w:lang w:val="pt-PT"/>
-        </w:rPr>
-        <w:t>as vars</w:t>
-      </w:r>
-      <w:proofErr w:type="gramEnd"/>
-      <w:r>
-        <w:rPr>
-          <w:sz w:val="36"/>
-          <w:szCs w:val="36"/>
-          <w:lang w:val="pt-PT"/>
-        </w:rPr>
-        <w:t>)</w:t>
+        <w:t xml:space="preserve"> de por as vars)</w:t>
       </w:r>
     </w:p>
     <w:p>
@@ -1102,15 +948,7 @@
           <w:szCs w:val="36"/>
           <w:u w:val="single"/>
         </w:rPr>
-        <w:t>What type of features are they</w:t>
-      </w:r>
-      <w:r>
-        <w:rPr>
-          <w:sz w:val="36"/>
-          <w:szCs w:val="36"/>
-          <w:u w:val="single"/>
-        </w:rPr>
-        <w:t>?</w:t>
+        <w:t>What type of features are they?</w:t>
       </w:r>
     </w:p>
     <w:p>
@@ -1269,23 +1107,7 @@
           <w:szCs w:val="36"/>
           <w:u w:val="single"/>
         </w:rPr>
-        <w:t xml:space="preserve">What type of features </w:t>
-      </w:r>
-      <w:r>
-        <w:rPr>
-          <w:sz w:val="36"/>
-          <w:szCs w:val="36"/>
-          <w:u w:val="single"/>
-        </w:rPr>
-        <w:t>may contain errors or have blank, null or empty values</w:t>
-      </w:r>
-      <w:r>
-        <w:rPr>
-          <w:sz w:val="36"/>
-          <w:szCs w:val="36"/>
-          <w:u w:val="single"/>
-        </w:rPr>
-        <w:t>?</w:t>
+        <w:t>What type of features may contain errors or have blank, null or empty values?</w:t>
       </w:r>
     </w:p>
     <w:p>
@@ -1370,14 +1192,7 @@
           <w:sz w:val="24"/>
           <w:szCs w:val="24"/>
         </w:rPr>
-        <w:t>Cabin</w:t>
-      </w:r>
-      <w:r>
-        <w:rPr>
-          <w:sz w:val="24"/>
-          <w:szCs w:val="24"/>
-        </w:rPr>
-        <w:t xml:space="preserve"> </w:t>
+        <w:t xml:space="preserve">Cabin </w:t>
       </w:r>
       <w:r>
         <w:rPr>
@@ -1391,14 +1206,7 @@
           <w:sz w:val="24"/>
           <w:szCs w:val="24"/>
         </w:rPr>
-        <w:t xml:space="preserve"> </w:t>
-      </w:r>
-      <w:r>
-        <w:rPr>
-          <w:sz w:val="24"/>
-          <w:szCs w:val="24"/>
-        </w:rPr>
-        <w:t>Contain null values and is incomplete;</w:t>
+        <w:t xml:space="preserve"> Contain null values and is incomplete;</w:t>
       </w:r>
     </w:p>
     <w:p>
@@ -1418,14 +1226,7 @@
           <w:sz w:val="24"/>
           <w:szCs w:val="24"/>
         </w:rPr>
-        <w:t>Age</w:t>
-      </w:r>
-      <w:r>
-        <w:rPr>
-          <w:sz w:val="24"/>
-          <w:szCs w:val="24"/>
-        </w:rPr>
-        <w:t xml:space="preserve"> </w:t>
+        <w:t xml:space="preserve">Age </w:t>
       </w:r>
       <w:r>
         <w:rPr>
@@ -1439,14 +1240,7 @@
           <w:sz w:val="24"/>
           <w:szCs w:val="24"/>
         </w:rPr>
-        <w:t xml:space="preserve"> </w:t>
-      </w:r>
-      <w:r>
-        <w:rPr>
-          <w:sz w:val="24"/>
-          <w:szCs w:val="24"/>
-        </w:rPr>
-        <w:t>Contain null values and is incomplete;</w:t>
+        <w:t xml:space="preserve"> Contain null values and is incomplete;</w:t>
       </w:r>
     </w:p>
     <w:p>
@@ -1500,6 +1294,7 @@
       </w:pPr>
       <w:r>
         <w:rPr>
+          <w:noProof/>
           <w:sz w:val="24"/>
           <w:szCs w:val="24"/>
         </w:rPr>
@@ -1541,6 +1336,7 @@
       </w:r>
       <w:r>
         <w:rPr>
+          <w:noProof/>
           <w:sz w:val="24"/>
           <w:szCs w:val="24"/>
         </w:rPr>
@@ -1582,6 +1378,7 @@
       </w:r>
       <w:r>
         <w:rPr>
+          <w:noProof/>
           <w:sz w:val="24"/>
           <w:szCs w:val="24"/>
         </w:rPr>
@@ -1829,15 +1626,7 @@
           <w:szCs w:val="36"/>
           <w:u w:val="single"/>
         </w:rPr>
-        <w:t xml:space="preserve">What can be </w:t>
-      </w:r>
-      <w:r>
-        <w:rPr>
-          <w:sz w:val="36"/>
-          <w:szCs w:val="36"/>
-          <w:u w:val="single"/>
-        </w:rPr>
-        <w:t>added</w:t>
+        <w:t>What can be added</w:t>
       </w:r>
     </w:p>
     <w:p>
@@ -1937,18 +1726,7 @@
           <w:highlight w:val="yellow"/>
           <w14:ligatures w14:val="none"/>
         </w:rPr>
-        <w:t>We may also want to create a Fare range feature if it helps our analysis.</w:t>
-      </w:r>
-      <w:r>
-        <w:rPr>
-          <w:rFonts w:ascii="Arial" w:eastAsia="Times New Roman" w:hAnsi="Arial" w:cs="Arial"/>
-          <w:kern w:val="0"/>
-          <w:sz w:val="21"/>
-          <w:szCs w:val="21"/>
-          <w:highlight w:val="yellow"/>
-          <w14:ligatures w14:val="none"/>
-        </w:rPr>
-        <w:t>???????</w:t>
+        <w:t>We may also want to create a Fare range feature if it helps our analysis.???????</w:t>
       </w:r>
     </w:p>
     <w:p>
@@ -2053,15 +1831,7 @@
           <w:szCs w:val="36"/>
           <w:u w:val="single"/>
         </w:rPr>
-        <w:t>Analyze</w:t>
-      </w:r>
-      <w:r>
-        <w:rPr>
-          <w:sz w:val="36"/>
-          <w:szCs w:val="36"/>
-          <w:u w:val="single"/>
-        </w:rPr>
-        <w:t xml:space="preserve"> Assumptions</w:t>
+        <w:t>Analyze Assumptions</w:t>
       </w:r>
     </w:p>
     <w:p>
@@ -2081,14 +1851,7 @@
           <w:sz w:val="24"/>
           <w:szCs w:val="24"/>
         </w:rPr>
-        <w:t>Women could have a higher likelihood of surviving</w:t>
-      </w:r>
-      <w:r>
-        <w:rPr>
-          <w:sz w:val="24"/>
-          <w:szCs w:val="24"/>
-        </w:rPr>
-        <w:t>:</w:t>
+        <w:t>Women could have a higher likelihood of surviving:</w:t>
       </w:r>
     </w:p>
     <w:p>
@@ -2101,6 +1864,7 @@
       </w:pPr>
       <w:r>
         <w:rPr>
+          <w:noProof/>
           <w:sz w:val="24"/>
           <w:szCs w:val="24"/>
         </w:rPr>
@@ -2185,6 +1949,7 @@
       </w:pPr>
       <w:r>
         <w:rPr>
+          <w:noProof/>
           <w:sz w:val="24"/>
           <w:szCs w:val="24"/>
         </w:rPr>
@@ -2366,6 +2131,9 @@
         </w:rPr>
       </w:pPr>
       <w:r>
+        <w:rPr>
+          <w:noProof/>
+        </w:rPr>
         <w:drawing>
           <wp:inline distT="0" distB="0" distL="0" distR="0" wp14:anchorId="2556F321" wp14:editId="78295B72">
             <wp:extent cx="5400040" cy="1174115"/>
@@ -2422,6 +2190,7 @@
       </w:pPr>
       <w:r>
         <w:rPr>
+          <w:noProof/>
           <w:sz w:val="24"/>
           <w:szCs w:val="24"/>
           <w:highlight w:val="yellow"/>
@@ -2473,11 +2242,61 @@
     </w:p>
     <w:p>
       <w:pPr>
-        <w:rPr>
-          <w:sz w:val="24"/>
-          <w:szCs w:val="24"/>
-        </w:rPr>
-      </w:pPr>
+        <w:ind w:left="360"/>
+        <w:rPr>
+          <w:sz w:val="24"/>
+          <w:szCs w:val="24"/>
+        </w:rPr>
+      </w:pPr>
+    </w:p>
+    <w:p>
+      <w:pPr>
+        <w:rPr>
+          <w:sz w:val="24"/>
+          <w:szCs w:val="24"/>
+        </w:rPr>
+      </w:pPr>
+      <w:r>
+        <w:rPr>
+          <w:sz w:val="24"/>
+          <w:szCs w:val="24"/>
+        </w:rPr>
+        <w:drawing>
+          <wp:inline distT="0" distB="0" distL="0" distR="0" wp14:anchorId="5889F23A" wp14:editId="07214901">
+            <wp:extent cx="5400040" cy="1379220"/>
+            <wp:effectExtent l="0" t="0" r="0" b="0"/>
+            <wp:docPr id="1100114569" name="Picture 1"/>
+            <wp:cNvGraphicFramePr>
+              <a:graphicFrameLocks xmlns:a="http://schemas.openxmlformats.org/drawingml/2006/main" noChangeAspect="1"/>
+            </wp:cNvGraphicFramePr>
+            <a:graphic xmlns:a="http://schemas.openxmlformats.org/drawingml/2006/main">
+              <a:graphicData uri="http://schemas.openxmlformats.org/drawingml/2006/picture">
+                <pic:pic xmlns:pic="http://schemas.openxmlformats.org/drawingml/2006/picture">
+                  <pic:nvPicPr>
+                    <pic:cNvPr id="1100114569" name=""/>
+                    <pic:cNvPicPr/>
+                  </pic:nvPicPr>
+                  <pic:blipFill>
+                    <a:blip r:embed="rId14"/>
+                    <a:stretch>
+                      <a:fillRect/>
+                    </a:stretch>
+                  </pic:blipFill>
+                  <pic:spPr>
+                    <a:xfrm>
+                      <a:off x="0" y="0"/>
+                      <a:ext cx="5400040" cy="1379220"/>
+                    </a:xfrm>
+                    <a:prstGeom prst="rect">
+                      <a:avLst/>
+                    </a:prstGeom>
+                  </pic:spPr>
+                </pic:pic>
+              </a:graphicData>
+            </a:graphic>
+          </wp:inline>
+        </w:drawing>
+      </w:r>
     </w:p>
     <w:p>
       <w:pPr>
@@ -2492,14 +2311,356 @@
           <w14:ligatures w14:val="none"/>
         </w:rPr>
       </w:pPr>
-    </w:p>
-    <w:p>
-      <w:pPr>
-        <w:rPr>
-          <w:sz w:val="24"/>
-          <w:szCs w:val="24"/>
-        </w:rPr>
-      </w:pPr>
+      <w:r>
+        <w:rPr>
+          <w:rFonts w:ascii="Arial" w:eastAsia="Times New Roman" w:hAnsi="Arial" w:cs="Arial"/>
+          <w:kern w:val="0"/>
+          <w:sz w:val="21"/>
+          <w:szCs w:val="21"/>
+          <w14:ligatures w14:val="none"/>
+        </w:rPr>
+        <w:drawing>
+          <wp:inline distT="0" distB="0" distL="0" distR="0" wp14:anchorId="362CF299" wp14:editId="6B93FC8D">
+            <wp:extent cx="5400040" cy="3674110"/>
+            <wp:effectExtent l="0" t="0" r="0" b="2540"/>
+            <wp:docPr id="1812941708" name="Picture 1"/>
+            <wp:cNvGraphicFramePr>
+              <a:graphicFrameLocks xmlns:a="http://schemas.openxmlformats.org/drawingml/2006/main" noChangeAspect="1"/>
+            </wp:cNvGraphicFramePr>
+            <a:graphic xmlns:a="http://schemas.openxmlformats.org/drawingml/2006/main">
+              <a:graphicData uri="http://schemas.openxmlformats.org/drawingml/2006/picture">
+                <pic:pic xmlns:pic="http://schemas.openxmlformats.org/drawingml/2006/picture">
+                  <pic:nvPicPr>
+                    <pic:cNvPr id="1812941708" name=""/>
+                    <pic:cNvPicPr/>
+                  </pic:nvPicPr>
+                  <pic:blipFill>
+                    <a:blip r:embed="rId15"/>
+                    <a:stretch>
+                      <a:fillRect/>
+                    </a:stretch>
+                  </pic:blipFill>
+                  <pic:spPr>
+                    <a:xfrm>
+                      <a:off x="0" y="0"/>
+                      <a:ext cx="5400040" cy="3674110"/>
+                    </a:xfrm>
+                    <a:prstGeom prst="rect">
+                      <a:avLst/>
+                    </a:prstGeom>
+                  </pic:spPr>
+                </pic:pic>
+              </a:graphicData>
+            </a:graphic>
+          </wp:inline>
+        </w:drawing>
+      </w:r>
+    </w:p>
+    <w:p>
+      <w:pPr>
+        <w:spacing w:before="100" w:beforeAutospacing="1" w:after="60" w:line="240" w:lineRule="auto"/>
+        <w:ind w:right="480"/>
+        <w:rPr>
+          <w:rFonts w:ascii="Arial" w:eastAsia="Times New Roman" w:hAnsi="Arial" w:cs="Arial"/>
+          <w:kern w:val="0"/>
+          <w:sz w:val="21"/>
+          <w:szCs w:val="21"/>
+          <w14:ligatures w14:val="none"/>
+        </w:rPr>
+      </w:pPr>
+      <w:r>
+        <w:rPr>
+          <w:rFonts w:ascii="Arial" w:eastAsia="Times New Roman" w:hAnsi="Arial" w:cs="Arial"/>
+          <w:kern w:val="0"/>
+          <w:sz w:val="21"/>
+          <w:szCs w:val="21"/>
+          <w14:ligatures w14:val="none"/>
+        </w:rPr>
+        <w:t>With this we can clearly see that:</w:t>
+      </w:r>
+    </w:p>
+    <w:p>
+      <w:pPr>
+        <w:pStyle w:val="ListParagraph"/>
+        <w:numPr>
+          <w:ilvl w:val="0"/>
+          <w:numId w:val="2"/>
+        </w:numPr>
+        <w:spacing w:before="100" w:beforeAutospacing="1" w:after="60" w:line="240" w:lineRule="auto"/>
+        <w:ind w:right="480"/>
+        <w:rPr>
+          <w:rFonts w:ascii="Arial" w:eastAsia="Times New Roman" w:hAnsi="Arial" w:cs="Arial"/>
+          <w:kern w:val="0"/>
+          <w:sz w:val="21"/>
+          <w:szCs w:val="21"/>
+          <w14:ligatures w14:val="none"/>
+        </w:rPr>
+      </w:pPr>
+      <w:r>
+        <w:rPr>
+          <w:rFonts w:ascii="Arial" w:eastAsia="Times New Roman" w:hAnsi="Arial" w:cs="Arial"/>
+          <w:kern w:val="0"/>
+          <w:sz w:val="21"/>
+          <w:szCs w:val="21"/>
+          <w14:ligatures w14:val="none"/>
+        </w:rPr>
+        <w:t>Females had a better survival rate</w:t>
+      </w:r>
+    </w:p>
+    <w:p>
+      <w:pPr>
+        <w:pStyle w:val="ListParagraph"/>
+        <w:numPr>
+          <w:ilvl w:val="0"/>
+          <w:numId w:val="2"/>
+        </w:numPr>
+        <w:spacing w:before="100" w:beforeAutospacing="1" w:after="60" w:line="240" w:lineRule="auto"/>
+        <w:ind w:right="480"/>
+        <w:rPr>
+          <w:rFonts w:ascii="Arial" w:eastAsia="Times New Roman" w:hAnsi="Arial" w:cs="Arial"/>
+          <w:kern w:val="0"/>
+          <w:sz w:val="21"/>
+          <w:szCs w:val="21"/>
+          <w14:ligatures w14:val="none"/>
+        </w:rPr>
+      </w:pPr>
+      <w:r>
+        <w:rPr>
+          <w:rFonts w:ascii="Arial" w:eastAsia="Times New Roman" w:hAnsi="Arial" w:cs="Arial"/>
+          <w:kern w:val="0"/>
+          <w:sz w:val="21"/>
+          <w:szCs w:val="21"/>
+          <w14:ligatures w14:val="none"/>
+        </w:rPr>
+        <w:t xml:space="preserve">There is an exception visualized in embarked = c. this might mean that a correlation between </w:t>
+      </w:r>
+      <w:proofErr w:type="spellStart"/>
+      <w:r>
+        <w:rPr>
+          <w:rFonts w:ascii="Arial" w:eastAsia="Times New Roman" w:hAnsi="Arial" w:cs="Arial"/>
+          <w:kern w:val="0"/>
+          <w:sz w:val="21"/>
+          <w:szCs w:val="21"/>
+          <w14:ligatures w14:val="none"/>
+        </w:rPr>
+        <w:t>pclass</w:t>
+      </w:r>
+      <w:proofErr w:type="spellEnd"/>
+      <w:r>
+        <w:rPr>
+          <w:rFonts w:ascii="Arial" w:eastAsia="Times New Roman" w:hAnsi="Arial" w:cs="Arial"/>
+          <w:kern w:val="0"/>
+          <w:sz w:val="21"/>
+          <w:szCs w:val="21"/>
+          <w14:ligatures w14:val="none"/>
+        </w:rPr>
+        <w:t xml:space="preserve"> and embarked and in turn </w:t>
+      </w:r>
+      <w:proofErr w:type="spellStart"/>
+      <w:r>
+        <w:rPr>
+          <w:rFonts w:ascii="Arial" w:eastAsia="Times New Roman" w:hAnsi="Arial" w:cs="Arial"/>
+          <w:kern w:val="0"/>
+          <w:sz w:val="21"/>
+          <w:szCs w:val="21"/>
+          <w14:ligatures w14:val="none"/>
+        </w:rPr>
+        <w:t>pclass</w:t>
+      </w:r>
+      <w:proofErr w:type="spellEnd"/>
+      <w:r>
+        <w:rPr>
+          <w:rFonts w:ascii="Arial" w:eastAsia="Times New Roman" w:hAnsi="Arial" w:cs="Arial"/>
+          <w:kern w:val="0"/>
+          <w:sz w:val="21"/>
+          <w:szCs w:val="21"/>
+          <w14:ligatures w14:val="none"/>
+        </w:rPr>
+        <w:t xml:space="preserve"> and survived not necessarily between embarked and survived</w:t>
+      </w:r>
+    </w:p>
+    <w:p>
+      <w:pPr>
+        <w:pStyle w:val="ListParagraph"/>
+        <w:numPr>
+          <w:ilvl w:val="0"/>
+          <w:numId w:val="2"/>
+        </w:numPr>
+        <w:spacing w:before="100" w:beforeAutospacing="1" w:after="60" w:line="240" w:lineRule="auto"/>
+        <w:ind w:right="480"/>
+        <w:rPr>
+          <w:rFonts w:ascii="Arial" w:eastAsia="Times New Roman" w:hAnsi="Arial" w:cs="Arial"/>
+          <w:kern w:val="0"/>
+          <w:sz w:val="21"/>
+          <w:szCs w:val="21"/>
+          <w14:ligatures w14:val="none"/>
+        </w:rPr>
+      </w:pPr>
+      <w:r>
+        <w:rPr>
+          <w:rFonts w:ascii="Arial" w:eastAsia="Times New Roman" w:hAnsi="Arial" w:cs="Arial"/>
+          <w:kern w:val="0"/>
+          <w:sz w:val="21"/>
+          <w:szCs w:val="21"/>
+          <w14:ligatures w14:val="none"/>
+        </w:rPr>
+        <w:t xml:space="preserve">Males had a better survival rate in </w:t>
+      </w:r>
+      <w:proofErr w:type="spellStart"/>
+      <w:r>
+        <w:rPr>
+          <w:rFonts w:ascii="Arial" w:eastAsia="Times New Roman" w:hAnsi="Arial" w:cs="Arial"/>
+          <w:kern w:val="0"/>
+          <w:sz w:val="21"/>
+          <w:szCs w:val="21"/>
+          <w14:ligatures w14:val="none"/>
+        </w:rPr>
+        <w:t>pclass</w:t>
+      </w:r>
+      <w:proofErr w:type="spellEnd"/>
+      <w:r>
+        <w:rPr>
+          <w:rFonts w:ascii="Arial" w:eastAsia="Times New Roman" w:hAnsi="Arial" w:cs="Arial"/>
+          <w:kern w:val="0"/>
+          <w:sz w:val="21"/>
+          <w:szCs w:val="21"/>
+          <w14:ligatures w14:val="none"/>
+        </w:rPr>
+        <w:t xml:space="preserve"> = 3</w:t>
+      </w:r>
+    </w:p>
+    <w:p>
+      <w:pPr>
+        <w:pStyle w:val="ListParagraph"/>
+        <w:numPr>
+          <w:ilvl w:val="0"/>
+          <w:numId w:val="2"/>
+        </w:numPr>
+        <w:spacing w:before="100" w:beforeAutospacing="1" w:after="60" w:line="240" w:lineRule="auto"/>
+        <w:ind w:right="480"/>
+        <w:rPr>
+          <w:rFonts w:ascii="Arial" w:eastAsia="Times New Roman" w:hAnsi="Arial" w:cs="Arial"/>
+          <w:kern w:val="0"/>
+          <w:sz w:val="21"/>
+          <w:szCs w:val="21"/>
+          <w14:ligatures w14:val="none"/>
+        </w:rPr>
+      </w:pPr>
+      <w:r>
+        <w:rPr>
+          <w:rFonts w:ascii="Arial" w:eastAsia="Times New Roman" w:hAnsi="Arial" w:cs="Arial"/>
+          <w:kern w:val="0"/>
+          <w:sz w:val="21"/>
+          <w:szCs w:val="21"/>
+          <w14:ligatures w14:val="none"/>
+        </w:rPr>
+        <w:t xml:space="preserve">Ports of embarkment for </w:t>
+      </w:r>
+      <w:proofErr w:type="spellStart"/>
+      <w:r>
+        <w:rPr>
+          <w:rFonts w:ascii="Arial" w:eastAsia="Times New Roman" w:hAnsi="Arial" w:cs="Arial"/>
+          <w:kern w:val="0"/>
+          <w:sz w:val="21"/>
+          <w:szCs w:val="21"/>
+          <w14:ligatures w14:val="none"/>
+        </w:rPr>
+        <w:t>pclass</w:t>
+      </w:r>
+      <w:proofErr w:type="spellEnd"/>
+      <w:r>
+        <w:rPr>
+          <w:rFonts w:ascii="Arial" w:eastAsia="Times New Roman" w:hAnsi="Arial" w:cs="Arial"/>
+          <w:kern w:val="0"/>
+          <w:sz w:val="21"/>
+          <w:szCs w:val="21"/>
+          <w14:ligatures w14:val="none"/>
+        </w:rPr>
+        <w:t>=3 vary among male passengers</w:t>
+      </w:r>
+    </w:p>
+    <w:p>
+      <w:pPr>
+        <w:rPr>
+          <w:sz w:val="24"/>
+          <w:szCs w:val="24"/>
+        </w:rPr>
+      </w:pPr>
+    </w:p>
+    <w:p>
+      <w:pPr>
+        <w:rPr>
+          <w:noProof/>
+        </w:rPr>
+      </w:pPr>
+      <w:r>
+        <w:rPr>
+          <w:sz w:val="24"/>
+          <w:szCs w:val="24"/>
+        </w:rPr>
+        <w:t>Thus sex must be added to model training and embarked must be added to model training (needs to be completed)</w:t>
+      </w:r>
+      <w:r>
+        <w:rPr>
+          <w:noProof/>
+        </w:rPr>
+        <w:t xml:space="preserve"> </w:t>
+      </w:r>
+      <w:r>
+        <w:rPr>
+          <w:sz w:val="24"/>
+          <w:szCs w:val="24"/>
+        </w:rPr>
+        <w:drawing>
+          <wp:inline distT="0" distB="0" distL="0" distR="0" wp14:anchorId="5BDEE567" wp14:editId="11137B9C">
+            <wp:extent cx="3829584" cy="4496427"/>
+            <wp:effectExtent l="0" t="0" r="0" b="0"/>
+            <wp:docPr id="1247382002" name="Picture 1"/>
+            <wp:cNvGraphicFramePr>
+              <a:graphicFrameLocks xmlns:a="http://schemas.openxmlformats.org/drawingml/2006/main" noChangeAspect="1"/>
+            </wp:cNvGraphicFramePr>
+            <a:graphic xmlns:a="http://schemas.openxmlformats.org/drawingml/2006/main">
+              <a:graphicData uri="http://schemas.openxmlformats.org/drawingml/2006/picture">
+                <pic:pic xmlns:pic="http://schemas.openxmlformats.org/drawingml/2006/picture">
+                  <pic:nvPicPr>
+                    <pic:cNvPr id="1247382002" name=""/>
+                    <pic:cNvPicPr/>
+                  </pic:nvPicPr>
+                  <pic:blipFill>
+                    <a:blip r:embed="rId16"/>
+                    <a:stretch>
+                      <a:fillRect/>
+                    </a:stretch>
+                  </pic:blipFill>
+                  <pic:spPr>
+                    <a:xfrm>
+                      <a:off x="0" y="0"/>
+                      <a:ext cx="3829584" cy="4496427"/>
+                    </a:xfrm>
+                    <a:prstGeom prst="rect">
+                      <a:avLst/>
+                    </a:prstGeom>
+                  </pic:spPr>
+                </pic:pic>
+              </a:graphicData>
+            </a:graphic>
+          </wp:inline>
+        </w:drawing>
+      </w:r>
+    </w:p>
+    <w:p>
+      <w:pPr>
+        <w:rPr>
+          <w:sz w:val="24"/>
+          <w:szCs w:val="24"/>
+        </w:rPr>
+      </w:pPr>
+      <w:r>
+        <w:rPr>
+          <w:noProof/>
+        </w:rPr>
+        <w:t>We can see that higher fare paying had better survival, thus supporting the need to create fare ranges. Port of embarkment also seems to correlate with survival rate</w:t>
+      </w:r>
     </w:p>
     <w:p>
       <w:pPr>
@@ -2508,10 +2669,128 @@
           <w:szCs w:val="36"/>
         </w:rPr>
       </w:pPr>
+      <w:r>
+        <w:rPr>
+          <w:sz w:val="36"/>
+          <w:szCs w:val="36"/>
+        </w:rPr>
+        <w:drawing>
+          <wp:inline distT="0" distB="0" distL="0" distR="0" wp14:anchorId="3D366998" wp14:editId="2D62328F">
+            <wp:extent cx="5400040" cy="4727575"/>
+            <wp:effectExtent l="0" t="0" r="0" b="0"/>
+            <wp:docPr id="1277964647" name="Picture 1"/>
+            <wp:cNvGraphicFramePr>
+              <a:graphicFrameLocks xmlns:a="http://schemas.openxmlformats.org/drawingml/2006/main" noChangeAspect="1"/>
+            </wp:cNvGraphicFramePr>
+            <a:graphic xmlns:a="http://schemas.openxmlformats.org/drawingml/2006/main">
+              <a:graphicData uri="http://schemas.openxmlformats.org/drawingml/2006/picture">
+                <pic:pic xmlns:pic="http://schemas.openxmlformats.org/drawingml/2006/picture">
+                  <pic:nvPicPr>
+                    <pic:cNvPr id="1277964647" name=""/>
+                    <pic:cNvPicPr/>
+                  </pic:nvPicPr>
+                  <pic:blipFill>
+                    <a:blip r:embed="rId17"/>
+                    <a:stretch>
+                      <a:fillRect/>
+                    </a:stretch>
+                  </pic:blipFill>
+                  <pic:spPr>
+                    <a:xfrm>
+                      <a:off x="0" y="0"/>
+                      <a:ext cx="5400040" cy="4727575"/>
+                    </a:xfrm>
+                    <a:prstGeom prst="rect">
+                      <a:avLst/>
+                    </a:prstGeom>
+                  </pic:spPr>
+                </pic:pic>
+              </a:graphicData>
+            </a:graphic>
+          </wp:inline>
+        </w:drawing>
+      </w:r>
     </w:p>
     <w:p/>
     <w:p/>
-    <w:p/>
+    <w:p>
+      <w:r>
+        <w:t>Wrangle data:</w:t>
+      </w:r>
+    </w:p>
+    <w:p>
+      <w:pPr>
+        <w:pStyle w:val="ListParagraph"/>
+        <w:numPr>
+          <w:ilvl w:val="0"/>
+          <w:numId w:val="4"/>
+        </w:numPr>
+      </w:pPr>
+      <w:r>
+        <w:t xml:space="preserve">Dropped features </w:t>
+      </w:r>
+      <w:r>
+        <w:sym w:font="Wingdings" w:char="F0E0"/>
+      </w:r>
+      <w:r>
+        <w:t xml:space="preserve"> cabin and ticket</w:t>
+      </w:r>
+      <w:r>
+        <w:drawing>
+          <wp:inline distT="0" distB="0" distL="0" distR="0" wp14:anchorId="7FD50444" wp14:editId="33F29E0F">
+            <wp:extent cx="5400040" cy="1748790"/>
+            <wp:effectExtent l="0" t="0" r="0" b="3810"/>
+            <wp:docPr id="2114922484" name="Picture 1"/>
+            <wp:cNvGraphicFramePr>
+              <a:graphicFrameLocks xmlns:a="http://schemas.openxmlformats.org/drawingml/2006/main" noChangeAspect="1"/>
+            </wp:cNvGraphicFramePr>
+            <a:graphic xmlns:a="http://schemas.openxmlformats.org/drawingml/2006/main">
+              <a:graphicData uri="http://schemas.openxmlformats.org/drawingml/2006/picture">
+                <pic:pic xmlns:pic="http://schemas.openxmlformats.org/drawingml/2006/picture">
+                  <pic:nvPicPr>
+                    <pic:cNvPr id="2114922484" name=""/>
+                    <pic:cNvPicPr/>
+                  </pic:nvPicPr>
+                  <pic:blipFill>
+                    <a:blip r:embed="rId18"/>
+                    <a:stretch>
+                      <a:fillRect/>
+                    </a:stretch>
+                  </pic:blipFill>
+                  <pic:spPr>
+                    <a:xfrm>
+                      <a:off x="0" y="0"/>
+                      <a:ext cx="5400040" cy="1748790"/>
+                    </a:xfrm>
+                    <a:prstGeom prst="rect">
+                      <a:avLst/>
+                    </a:prstGeom>
+                  </pic:spPr>
+                </pic:pic>
+              </a:graphicData>
+            </a:graphic>
+          </wp:inline>
+        </w:drawing>
+      </w:r>
+    </w:p>
+    <w:p>
+      <w:pPr>
+        <w:pStyle w:val="ListParagraph"/>
+        <w:numPr>
+          <w:ilvl w:val="0"/>
+          <w:numId w:val="4"/>
+        </w:numPr>
+      </w:pPr>
+      <w:r>
+        <w:t xml:space="preserve">Create new features from existing ones </w:t>
+      </w:r>
+      <w:r>
+        <w:sym w:font="Wingdings" w:char="F0E0"/>
+      </w:r>
+      <w:r>
+        <w:t xml:space="preserve">   </w:t>
+      </w:r>
+    </w:p>
     <w:p/>
     <w:p/>
     <w:p/>
@@ -2661,9 +2940,122 @@
     </w:lvl>
   </w:abstractNum>
   <w:abstractNum w:abstractNumId="1" w15:restartNumberingAfterBreak="0">
+    <w:nsid w:val="10053782"/>
+    <w:multiLevelType w:val="hybridMultilevel"/>
+    <w:tmpl w:val="823002A2"/>
+    <w:lvl w:ilvl="0" w:tplc="04090001">
+      <w:start w:val="1"/>
+      <w:numFmt w:val="bullet"/>
+      <w:lvlText w:val=""/>
+      <w:lvlJc w:val="left"/>
+      <w:pPr>
+        <w:ind w:left="720" w:hanging="360"/>
+      </w:pPr>
+      <w:rPr>
+        <w:rFonts w:ascii="Symbol" w:hAnsi="Symbol" w:hint="default"/>
+      </w:rPr>
+    </w:lvl>
+    <w:lvl w:ilvl="1" w:tplc="04090003" w:tentative="1">
+      <w:start w:val="1"/>
+      <w:numFmt w:val="bullet"/>
+      <w:lvlText w:val="o"/>
+      <w:lvlJc w:val="left"/>
+      <w:pPr>
+        <w:ind w:left="1440" w:hanging="360"/>
+      </w:pPr>
+      <w:rPr>
+        <w:rFonts w:ascii="Courier New" w:hAnsi="Courier New" w:cs="Courier New" w:hint="default"/>
+      </w:rPr>
+    </w:lvl>
+    <w:lvl w:ilvl="2" w:tplc="04090005" w:tentative="1">
+      <w:start w:val="1"/>
+      <w:numFmt w:val="bullet"/>
+      <w:lvlText w:val=""/>
+      <w:lvlJc w:val="left"/>
+      <w:pPr>
+        <w:ind w:left="2160" w:hanging="360"/>
+      </w:pPr>
+      <w:rPr>
+        <w:rFonts w:ascii="Wingdings" w:hAnsi="Wingdings" w:hint="default"/>
+      </w:rPr>
+    </w:lvl>
+    <w:lvl w:ilvl="3" w:tplc="04090001" w:tentative="1">
+      <w:start w:val="1"/>
+      <w:numFmt w:val="bullet"/>
+      <w:lvlText w:val=""/>
+      <w:lvlJc w:val="left"/>
+      <w:pPr>
+        <w:ind w:left="2880" w:hanging="360"/>
+      </w:pPr>
+      <w:rPr>
+        <w:rFonts w:ascii="Symbol" w:hAnsi="Symbol" w:hint="default"/>
+      </w:rPr>
+    </w:lvl>
+    <w:lvl w:ilvl="4" w:tplc="04090003" w:tentative="1">
+      <w:start w:val="1"/>
+      <w:numFmt w:val="bullet"/>
+      <w:lvlText w:val="o"/>
+      <w:lvlJc w:val="left"/>
+      <w:pPr>
+        <w:ind w:left="3600" w:hanging="360"/>
+      </w:pPr>
+      <w:rPr>
+        <w:rFonts w:ascii="Courier New" w:hAnsi="Courier New" w:cs="Courier New" w:hint="default"/>
+      </w:rPr>
+    </w:lvl>
+    <w:lvl w:ilvl="5" w:tplc="04090005" w:tentative="1">
+      <w:start w:val="1"/>
+      <w:numFmt w:val="bullet"/>
+      <w:lvlText w:val=""/>
+      <w:lvlJc w:val="left"/>
+      <w:pPr>
+        <w:ind w:left="4320" w:hanging="360"/>
+      </w:pPr>
+      <w:rPr>
+        <w:rFonts w:ascii="Wingdings" w:hAnsi="Wingdings" w:hint="default"/>
+      </w:rPr>
+    </w:lvl>
+    <w:lvl w:ilvl="6" w:tplc="04090001" w:tentative="1">
+      <w:start w:val="1"/>
+      <w:numFmt w:val="bullet"/>
+      <w:lvlText w:val=""/>
+      <w:lvlJc w:val="left"/>
+      <w:pPr>
+        <w:ind w:left="5040" w:hanging="360"/>
+      </w:pPr>
+      <w:rPr>
+        <w:rFonts w:ascii="Symbol" w:hAnsi="Symbol" w:hint="default"/>
+      </w:rPr>
+    </w:lvl>
+    <w:lvl w:ilvl="7" w:tplc="04090003" w:tentative="1">
+      <w:start w:val="1"/>
+      <w:numFmt w:val="bullet"/>
+      <w:lvlText w:val="o"/>
+      <w:lvlJc w:val="left"/>
+      <w:pPr>
+        <w:ind w:left="5760" w:hanging="360"/>
+      </w:pPr>
+      <w:rPr>
+        <w:rFonts w:ascii="Courier New" w:hAnsi="Courier New" w:cs="Courier New" w:hint="default"/>
+      </w:rPr>
+    </w:lvl>
+    <w:lvl w:ilvl="8" w:tplc="04090005" w:tentative="1">
+      <w:start w:val="1"/>
+      <w:numFmt w:val="bullet"/>
+      <w:lvlText w:val=""/>
+      <w:lvlJc w:val="left"/>
+      <w:pPr>
+        <w:ind w:left="6480" w:hanging="360"/>
+      </w:pPr>
+      <w:rPr>
+        <w:rFonts w:ascii="Wingdings" w:hAnsi="Wingdings" w:hint="default"/>
+      </w:rPr>
+    </w:lvl>
+  </w:abstractNum>
+  <w:abstractNum w:abstractNumId="2" w15:restartNumberingAfterBreak="0">
     <w:nsid w:val="29990FC7"/>
     <w:multiLevelType w:val="hybridMultilevel"/>
-    <w:tmpl w:val="EEE8D276"/>
+    <w:tmpl w:val="1DD2810C"/>
     <w:lvl w:ilvl="0" w:tplc="04090001">
       <w:start w:val="1"/>
       <w:numFmt w:val="bullet"/>
@@ -2773,7 +3165,7 @@
       </w:rPr>
     </w:lvl>
   </w:abstractNum>
-  <w:abstractNum w:abstractNumId="2" w15:restartNumberingAfterBreak="0">
+  <w:abstractNum w:abstractNumId="3" w15:restartNumberingAfterBreak="0">
     <w:nsid w:val="7B390E25"/>
     <w:multiLevelType w:val="multilevel"/>
     <w:tmpl w:val="C770B6CA"/>
@@ -2890,10 +3282,13 @@
     <w:abstractNumId w:val="0"/>
   </w:num>
   <w:num w:numId="2" w16cid:durableId="1692561452">
-    <w:abstractNumId w:val="1"/>
+    <w:abstractNumId w:val="2"/>
   </w:num>
   <w:num w:numId="3" w16cid:durableId="1748183733">
-    <w:abstractNumId w:val="2"/>
+    <w:abstractNumId w:val="3"/>
+  </w:num>
+  <w:num w:numId="4" w16cid:durableId="944194364">
+    <w:abstractNumId w:val="1"/>
   </w:num>
 </w:numbering>
 </file>

--- a/Meta1.docx
+++ b/Meta1.docx
@@ -2788,7 +2788,797 @@
         <w:sym w:font="Wingdings" w:char="F0E0"/>
       </w:r>
       <w:r>
-        <w:t xml:space="preserve">   </w:t>
+        <w:t xml:space="preserve">  </w:t>
+      </w:r>
+      <w:r>
+        <w:t>The title feature was extracted off the name feature</w:t>
+      </w:r>
+      <w:r>
+        <w:drawing>
+          <wp:inline distT="0" distB="0" distL="0" distR="0" wp14:anchorId="4E1C32F7" wp14:editId="1A8830A5">
+            <wp:extent cx="5400040" cy="5513705"/>
+            <wp:effectExtent l="0" t="0" r="0" b="0"/>
+            <wp:docPr id="499569182" name="Picture 1"/>
+            <wp:cNvGraphicFramePr>
+              <a:graphicFrameLocks xmlns:a="http://schemas.openxmlformats.org/drawingml/2006/main" noChangeAspect="1"/>
+            </wp:cNvGraphicFramePr>
+            <a:graphic xmlns:a="http://schemas.openxmlformats.org/drawingml/2006/main">
+              <a:graphicData uri="http://schemas.openxmlformats.org/drawingml/2006/picture">
+                <pic:pic xmlns:pic="http://schemas.openxmlformats.org/drawingml/2006/picture">
+                  <pic:nvPicPr>
+                    <pic:cNvPr id="499569182" name=""/>
+                    <pic:cNvPicPr/>
+                  </pic:nvPicPr>
+                  <pic:blipFill>
+                    <a:blip r:embed="rId19"/>
+                    <a:stretch>
+                      <a:fillRect/>
+                    </a:stretch>
+                  </pic:blipFill>
+                  <pic:spPr>
+                    <a:xfrm>
+                      <a:off x="0" y="0"/>
+                      <a:ext cx="5400040" cy="5513705"/>
+                    </a:xfrm>
+                    <a:prstGeom prst="rect">
+                      <a:avLst/>
+                    </a:prstGeom>
+                  </pic:spPr>
+                </pic:pic>
+              </a:graphicData>
+            </a:graphic>
+          </wp:inline>
+        </w:drawing>
+      </w:r>
+      <w:r>
+        <w:drawing>
+          <wp:inline distT="0" distB="0" distL="0" distR="0" wp14:anchorId="0D8CD996" wp14:editId="77F62E9B">
+            <wp:extent cx="5400040" cy="3937635"/>
+            <wp:effectExtent l="0" t="0" r="0" b="5715"/>
+            <wp:docPr id="449775778" name="Picture 1"/>
+            <wp:cNvGraphicFramePr>
+              <a:graphicFrameLocks xmlns:a="http://schemas.openxmlformats.org/drawingml/2006/main" noChangeAspect="1"/>
+            </wp:cNvGraphicFramePr>
+            <a:graphic xmlns:a="http://schemas.openxmlformats.org/drawingml/2006/main">
+              <a:graphicData uri="http://schemas.openxmlformats.org/drawingml/2006/picture">
+                <pic:pic xmlns:pic="http://schemas.openxmlformats.org/drawingml/2006/picture">
+                  <pic:nvPicPr>
+                    <pic:cNvPr id="449775778" name=""/>
+                    <pic:cNvPicPr/>
+                  </pic:nvPicPr>
+                  <pic:blipFill>
+                    <a:blip r:embed="rId20"/>
+                    <a:stretch>
+                      <a:fillRect/>
+                    </a:stretch>
+                  </pic:blipFill>
+                  <pic:spPr>
+                    <a:xfrm>
+                      <a:off x="0" y="0"/>
+                      <a:ext cx="5400040" cy="3937635"/>
+                    </a:xfrm>
+                    <a:prstGeom prst="rect">
+                      <a:avLst/>
+                    </a:prstGeom>
+                  </pic:spPr>
+                </pic:pic>
+              </a:graphicData>
+            </a:graphic>
+          </wp:inline>
+        </w:drawing>
+      </w:r>
+      <w:r>
+        <w:t xml:space="preserve"> The titles are then converted into ordinal thus dropping the name feature</w:t>
+      </w:r>
+      <w:r>
+        <w:drawing>
+          <wp:inline distT="0" distB="0" distL="0" distR="0" wp14:anchorId="5918ADCF" wp14:editId="7CA606B4">
+            <wp:extent cx="5400040" cy="1325245"/>
+            <wp:effectExtent l="0" t="0" r="0" b="8255"/>
+            <wp:docPr id="1978645536" name="Picture 1"/>
+            <wp:cNvGraphicFramePr>
+              <a:graphicFrameLocks xmlns:a="http://schemas.openxmlformats.org/drawingml/2006/main" noChangeAspect="1"/>
+            </wp:cNvGraphicFramePr>
+            <a:graphic xmlns:a="http://schemas.openxmlformats.org/drawingml/2006/main">
+              <a:graphicData uri="http://schemas.openxmlformats.org/drawingml/2006/picture">
+                <pic:pic xmlns:pic="http://schemas.openxmlformats.org/drawingml/2006/picture">
+                  <pic:nvPicPr>
+                    <pic:cNvPr id="1978645536" name=""/>
+                    <pic:cNvPicPr/>
+                  </pic:nvPicPr>
+                  <pic:blipFill>
+                    <a:blip r:embed="rId21"/>
+                    <a:stretch>
+                      <a:fillRect/>
+                    </a:stretch>
+                  </pic:blipFill>
+                  <pic:spPr>
+                    <a:xfrm>
+                      <a:off x="0" y="0"/>
+                      <a:ext cx="5400040" cy="1325245"/>
+                    </a:xfrm>
+                    <a:prstGeom prst="rect">
+                      <a:avLst/>
+                    </a:prstGeom>
+                  </pic:spPr>
+                </pic:pic>
+              </a:graphicData>
+            </a:graphic>
+          </wp:inline>
+        </w:drawing>
+      </w:r>
+    </w:p>
+    <w:p/>
+    <w:p>
+      <w:r>
+        <w:t>Completing features:</w:t>
+      </w:r>
+    </w:p>
+    <w:p>
+      <w:pPr>
+        <w:rPr>
+          <w:noProof/>
+        </w:rPr>
+      </w:pPr>
+      <w:r>
+        <w:t xml:space="preserve">To generate the values we will use the median values of age across a se </w:t>
+      </w:r>
+      <w:proofErr w:type="spellStart"/>
+      <w:r>
+        <w:t>ot</w:t>
+      </w:r>
+      <w:proofErr w:type="spellEnd"/>
+      <w:r>
+        <w:t xml:space="preserve"> </w:t>
+      </w:r>
+      <w:proofErr w:type="spellStart"/>
+      <w:r>
+        <w:t>Pclass</w:t>
+      </w:r>
+      <w:proofErr w:type="spellEnd"/>
+      <w:r>
+        <w:t xml:space="preserve"> and Fender feature combinations resulting in:</w:t>
+      </w:r>
+      <w:r>
+        <w:rPr>
+          <w:noProof/>
+        </w:rPr>
+        <w:t xml:space="preserve"> </w:t>
+      </w:r>
+      <w:r>
+        <w:drawing>
+          <wp:inline distT="0" distB="0" distL="0" distR="0" wp14:anchorId="375BDA86" wp14:editId="3638975D">
+            <wp:extent cx="5400040" cy="3728720"/>
+            <wp:effectExtent l="0" t="0" r="0" b="5080"/>
+            <wp:docPr id="1051197371" name="Picture 1"/>
+            <wp:cNvGraphicFramePr>
+              <a:graphicFrameLocks xmlns:a="http://schemas.openxmlformats.org/drawingml/2006/main" noChangeAspect="1"/>
+            </wp:cNvGraphicFramePr>
+            <a:graphic xmlns:a="http://schemas.openxmlformats.org/drawingml/2006/main">
+              <a:graphicData uri="http://schemas.openxmlformats.org/drawingml/2006/picture">
+                <pic:pic xmlns:pic="http://schemas.openxmlformats.org/drawingml/2006/picture">
+                  <pic:nvPicPr>
+                    <pic:cNvPr id="1051197371" name=""/>
+                    <pic:cNvPicPr/>
+                  </pic:nvPicPr>
+                  <pic:blipFill>
+                    <a:blip r:embed="rId22"/>
+                    <a:stretch>
+                      <a:fillRect/>
+                    </a:stretch>
+                  </pic:blipFill>
+                  <pic:spPr>
+                    <a:xfrm>
+                      <a:off x="0" y="0"/>
+                      <a:ext cx="5400040" cy="3728720"/>
+                    </a:xfrm>
+                    <a:prstGeom prst="rect">
+                      <a:avLst/>
+                    </a:prstGeom>
+                  </pic:spPr>
+                </pic:pic>
+              </a:graphicData>
+            </a:graphic>
+          </wp:inline>
+        </w:drawing>
+      </w:r>
+      <w:r>
+        <w:rPr>
+          <w:noProof/>
+        </w:rPr>
+        <w:drawing>
+          <wp:inline distT="0" distB="0" distL="0" distR="0" wp14:anchorId="2FF19175" wp14:editId="6B9C3B57">
+            <wp:extent cx="5400040" cy="3878580"/>
+            <wp:effectExtent l="0" t="0" r="0" b="7620"/>
+            <wp:docPr id="1506400661" name="Picture 1"/>
+            <wp:cNvGraphicFramePr>
+              <a:graphicFrameLocks xmlns:a="http://schemas.openxmlformats.org/drawingml/2006/main" noChangeAspect="1"/>
+            </wp:cNvGraphicFramePr>
+            <a:graphic xmlns:a="http://schemas.openxmlformats.org/drawingml/2006/main">
+              <a:graphicData uri="http://schemas.openxmlformats.org/drawingml/2006/picture">
+                <pic:pic xmlns:pic="http://schemas.openxmlformats.org/drawingml/2006/picture">
+                  <pic:nvPicPr>
+                    <pic:cNvPr id="1506400661" name=""/>
+                    <pic:cNvPicPr/>
+                  </pic:nvPicPr>
+                  <pic:blipFill>
+                    <a:blip r:embed="rId23"/>
+                    <a:stretch>
+                      <a:fillRect/>
+                    </a:stretch>
+                  </pic:blipFill>
+                  <pic:spPr>
+                    <a:xfrm>
+                      <a:off x="0" y="0"/>
+                      <a:ext cx="5400040" cy="3878580"/>
+                    </a:xfrm>
+                    <a:prstGeom prst="rect">
+                      <a:avLst/>
+                    </a:prstGeom>
+                  </pic:spPr>
+                </pic:pic>
+              </a:graphicData>
+            </a:graphic>
+          </wp:inline>
+        </w:drawing>
+      </w:r>
+      <w:r>
+        <w:rPr>
+          <w:noProof/>
+        </w:rPr>
+        <w:drawing>
+          <wp:inline distT="0" distB="0" distL="0" distR="0" wp14:anchorId="5937B5D9" wp14:editId="6B1F3C86">
+            <wp:extent cx="5400040" cy="3167380"/>
+            <wp:effectExtent l="0" t="0" r="0" b="0"/>
+            <wp:docPr id="1156996226" name="Picture 1"/>
+            <wp:cNvGraphicFramePr>
+              <a:graphicFrameLocks xmlns:a="http://schemas.openxmlformats.org/drawingml/2006/main" noChangeAspect="1"/>
+            </wp:cNvGraphicFramePr>
+            <a:graphic xmlns:a="http://schemas.openxmlformats.org/drawingml/2006/main">
+              <a:graphicData uri="http://schemas.openxmlformats.org/drawingml/2006/picture">
+                <pic:pic xmlns:pic="http://schemas.openxmlformats.org/drawingml/2006/picture">
+                  <pic:nvPicPr>
+                    <pic:cNvPr id="1156996226" name=""/>
+                    <pic:cNvPicPr/>
+                  </pic:nvPicPr>
+                  <pic:blipFill>
+                    <a:blip r:embed="rId24"/>
+                    <a:stretch>
+                      <a:fillRect/>
+                    </a:stretch>
+                  </pic:blipFill>
+                  <pic:spPr>
+                    <a:xfrm>
+                      <a:off x="0" y="0"/>
+                      <a:ext cx="5400040" cy="3167380"/>
+                    </a:xfrm>
+                    <a:prstGeom prst="rect">
+                      <a:avLst/>
+                    </a:prstGeom>
+                  </pic:spPr>
+                </pic:pic>
+              </a:graphicData>
+            </a:graphic>
+          </wp:inline>
+        </w:drawing>
+      </w:r>
+      <w:r>
+        <w:rPr>
+          <w:noProof/>
+        </w:rPr>
+        <w:drawing>
+          <wp:inline distT="0" distB="0" distL="0" distR="0" wp14:anchorId="26776313" wp14:editId="6E53B1C4">
+            <wp:extent cx="5400040" cy="2473960"/>
+            <wp:effectExtent l="0" t="0" r="0" b="2540"/>
+            <wp:docPr id="625079882" name="Picture 1"/>
+            <wp:cNvGraphicFramePr>
+              <a:graphicFrameLocks xmlns:a="http://schemas.openxmlformats.org/drawingml/2006/main" noChangeAspect="1"/>
+            </wp:cNvGraphicFramePr>
+            <a:graphic xmlns:a="http://schemas.openxmlformats.org/drawingml/2006/main">
+              <a:graphicData uri="http://schemas.openxmlformats.org/drawingml/2006/picture">
+                <pic:pic xmlns:pic="http://schemas.openxmlformats.org/drawingml/2006/picture">
+                  <pic:nvPicPr>
+                    <pic:cNvPr id="625079882" name=""/>
+                    <pic:cNvPicPr/>
+                  </pic:nvPicPr>
+                  <pic:blipFill>
+                    <a:blip r:embed="rId25"/>
+                    <a:stretch>
+                      <a:fillRect/>
+                    </a:stretch>
+                  </pic:blipFill>
+                  <pic:spPr>
+                    <a:xfrm>
+                      <a:off x="0" y="0"/>
+                      <a:ext cx="5400040" cy="2473960"/>
+                    </a:xfrm>
+                    <a:prstGeom prst="rect">
+                      <a:avLst/>
+                    </a:prstGeom>
+                  </pic:spPr>
+                </pic:pic>
+              </a:graphicData>
+            </a:graphic>
+          </wp:inline>
+        </w:drawing>
+      </w:r>
+    </w:p>
+    <w:p>
+      <w:pPr>
+        <w:rPr>
+          <w:noProof/>
+        </w:rPr>
+      </w:pPr>
+      <w:r>
+        <w:rPr>
+          <w:noProof/>
+        </w:rPr>
+        <w:t>After this the ageBand feature can be removed</w:t>
+      </w:r>
+    </w:p>
+    <w:p>
+      <w:pPr>
+        <w:rPr>
+          <w:noProof/>
+        </w:rPr>
+      </w:pPr>
+    </w:p>
+    <w:p>
+      <w:pPr>
+        <w:rPr>
+          <w:noProof/>
+        </w:rPr>
+      </w:pPr>
+      <w:r>
+        <w:rPr>
+          <w:noProof/>
+        </w:rPr>
+        <w:t>Family size feature creation:</w:t>
+      </w:r>
+      <w:r>
+        <w:rPr>
+          <w:noProof/>
+        </w:rPr>
+        <w:t xml:space="preserve"> </w:t>
+      </w:r>
+      <w:r>
+        <w:rPr>
+          <w:noProof/>
+        </w:rPr>
+        <w:drawing>
+          <wp:inline distT="0" distB="0" distL="0" distR="0" wp14:anchorId="2AF2A2AC" wp14:editId="6288ADFB">
+            <wp:extent cx="5400040" cy="2370455"/>
+            <wp:effectExtent l="0" t="0" r="0" b="0"/>
+            <wp:docPr id="293099955" name="Picture 1"/>
+            <wp:cNvGraphicFramePr>
+              <a:graphicFrameLocks xmlns:a="http://schemas.openxmlformats.org/drawingml/2006/main" noChangeAspect="1"/>
+            </wp:cNvGraphicFramePr>
+            <a:graphic xmlns:a="http://schemas.openxmlformats.org/drawingml/2006/main">
+              <a:graphicData uri="http://schemas.openxmlformats.org/drawingml/2006/picture">
+                <pic:pic xmlns:pic="http://schemas.openxmlformats.org/drawingml/2006/picture">
+                  <pic:nvPicPr>
+                    <pic:cNvPr id="293099955" name=""/>
+                    <pic:cNvPicPr/>
+                  </pic:nvPicPr>
+                  <pic:blipFill>
+                    <a:blip r:embed="rId26"/>
+                    <a:stretch>
+                      <a:fillRect/>
+                    </a:stretch>
+                  </pic:blipFill>
+                  <pic:spPr>
+                    <a:xfrm>
+                      <a:off x="0" y="0"/>
+                      <a:ext cx="5400040" cy="2370455"/>
+                    </a:xfrm>
+                    <a:prstGeom prst="rect">
+                      <a:avLst/>
+                    </a:prstGeom>
+                  </pic:spPr>
+                </pic:pic>
+              </a:graphicData>
+            </a:graphic>
+          </wp:inline>
+        </w:drawing>
+      </w:r>
+      <w:r>
+        <w:rPr>
+          <w:noProof/>
+        </w:rPr>
+        <w:drawing>
+          <wp:inline distT="0" distB="0" distL="0" distR="0" wp14:anchorId="1F154A4B" wp14:editId="080523B0">
+            <wp:extent cx="5400040" cy="2089785"/>
+            <wp:effectExtent l="0" t="0" r="0" b="5715"/>
+            <wp:docPr id="1069841857" name="Picture 1"/>
+            <wp:cNvGraphicFramePr>
+              <a:graphicFrameLocks xmlns:a="http://schemas.openxmlformats.org/drawingml/2006/main" noChangeAspect="1"/>
+            </wp:cNvGraphicFramePr>
+            <a:graphic xmlns:a="http://schemas.openxmlformats.org/drawingml/2006/main">
+              <a:graphicData uri="http://schemas.openxmlformats.org/drawingml/2006/picture">
+                <pic:pic xmlns:pic="http://schemas.openxmlformats.org/drawingml/2006/picture">
+                  <pic:nvPicPr>
+                    <pic:cNvPr id="1069841857" name=""/>
+                    <pic:cNvPicPr/>
+                  </pic:nvPicPr>
+                  <pic:blipFill>
+                    <a:blip r:embed="rId27"/>
+                    <a:stretch>
+                      <a:fillRect/>
+                    </a:stretch>
+                  </pic:blipFill>
+                  <pic:spPr>
+                    <a:xfrm>
+                      <a:off x="0" y="0"/>
+                      <a:ext cx="5400040" cy="2089785"/>
+                    </a:xfrm>
+                    <a:prstGeom prst="rect">
+                      <a:avLst/>
+                    </a:prstGeom>
+                  </pic:spPr>
+                </pic:pic>
+              </a:graphicData>
+            </a:graphic>
+          </wp:inline>
+        </w:drawing>
+      </w:r>
+      <w:r>
+        <w:rPr>
+          <w:noProof/>
+        </w:rPr>
+        <w:drawing>
+          <wp:inline distT="0" distB="0" distL="0" distR="0" wp14:anchorId="1653F09B" wp14:editId="4A1B0B3A">
+            <wp:extent cx="5400040" cy="3286760"/>
+            <wp:effectExtent l="0" t="0" r="0" b="8890"/>
+            <wp:docPr id="2039504353" name="Picture 1"/>
+            <wp:cNvGraphicFramePr>
+              <a:graphicFrameLocks xmlns:a="http://schemas.openxmlformats.org/drawingml/2006/main" noChangeAspect="1"/>
+            </wp:cNvGraphicFramePr>
+            <a:graphic xmlns:a="http://schemas.openxmlformats.org/drawingml/2006/main">
+              <a:graphicData uri="http://schemas.openxmlformats.org/drawingml/2006/picture">
+                <pic:pic xmlns:pic="http://schemas.openxmlformats.org/drawingml/2006/picture">
+                  <pic:nvPicPr>
+                    <pic:cNvPr id="2039504353" name=""/>
+                    <pic:cNvPicPr/>
+                  </pic:nvPicPr>
+                  <pic:blipFill>
+                    <a:blip r:embed="rId28"/>
+                    <a:stretch>
+                      <a:fillRect/>
+                    </a:stretch>
+                  </pic:blipFill>
+                  <pic:spPr>
+                    <a:xfrm>
+                      <a:off x="0" y="0"/>
+                      <a:ext cx="5400040" cy="3286760"/>
+                    </a:xfrm>
+                    <a:prstGeom prst="rect">
+                      <a:avLst/>
+                    </a:prstGeom>
+                  </pic:spPr>
+                </pic:pic>
+              </a:graphicData>
+            </a:graphic>
+          </wp:inline>
+        </w:drawing>
+      </w:r>
+      <w:r>
+        <w:rPr>
+          <w:noProof/>
+        </w:rPr>
+        <w:drawing>
+          <wp:inline distT="0" distB="0" distL="0" distR="0" wp14:anchorId="4C39C609" wp14:editId="20B669A1">
+            <wp:extent cx="5400040" cy="2856230"/>
+            <wp:effectExtent l="0" t="0" r="0" b="1270"/>
+            <wp:docPr id="1748960818" name="Picture 1"/>
+            <wp:cNvGraphicFramePr>
+              <a:graphicFrameLocks xmlns:a="http://schemas.openxmlformats.org/drawingml/2006/main" noChangeAspect="1"/>
+            </wp:cNvGraphicFramePr>
+            <a:graphic xmlns:a="http://schemas.openxmlformats.org/drawingml/2006/main">
+              <a:graphicData uri="http://schemas.openxmlformats.org/drawingml/2006/picture">
+                <pic:pic xmlns:pic="http://schemas.openxmlformats.org/drawingml/2006/picture">
+                  <pic:nvPicPr>
+                    <pic:cNvPr id="1748960818" name=""/>
+                    <pic:cNvPicPr/>
+                  </pic:nvPicPr>
+                  <pic:blipFill>
+                    <a:blip r:embed="rId29"/>
+                    <a:stretch>
+                      <a:fillRect/>
+                    </a:stretch>
+                  </pic:blipFill>
+                  <pic:spPr>
+                    <a:xfrm>
+                      <a:off x="0" y="0"/>
+                      <a:ext cx="5400040" cy="2856230"/>
+                    </a:xfrm>
+                    <a:prstGeom prst="rect">
+                      <a:avLst/>
+                    </a:prstGeom>
+                  </pic:spPr>
+                </pic:pic>
+              </a:graphicData>
+            </a:graphic>
+          </wp:inline>
+        </w:drawing>
+      </w:r>
+    </w:p>
+    <w:p>
+      <w:pPr>
+        <w:rPr>
+          <w:noProof/>
+        </w:rPr>
+      </w:pPr>
+    </w:p>
+    <w:p>
+      <w:pPr>
+        <w:rPr>
+          <w:noProof/>
+        </w:rPr>
+      </w:pPr>
+      <w:r>
+        <w:rPr>
+          <w:noProof/>
+        </w:rPr>
+        <w:t>Completing embarked:</w:t>
+      </w:r>
+      <w:r>
+        <w:rPr>
+          <w:noProof/>
+        </w:rPr>
+        <w:t xml:space="preserve"> </w:t>
+      </w:r>
+      <w:r>
+        <w:rPr>
+          <w:noProof/>
+        </w:rPr>
+        <w:drawing>
+          <wp:inline distT="0" distB="0" distL="0" distR="0" wp14:anchorId="37272863" wp14:editId="43609F79">
+            <wp:extent cx="5400040" cy="2872740"/>
+            <wp:effectExtent l="0" t="0" r="0" b="3810"/>
+            <wp:docPr id="35246748" name="Picture 1"/>
+            <wp:cNvGraphicFramePr>
+              <a:graphicFrameLocks xmlns:a="http://schemas.openxmlformats.org/drawingml/2006/main" noChangeAspect="1"/>
+            </wp:cNvGraphicFramePr>
+            <a:graphic xmlns:a="http://schemas.openxmlformats.org/drawingml/2006/main">
+              <a:graphicData uri="http://schemas.openxmlformats.org/drawingml/2006/picture">
+                <pic:pic xmlns:pic="http://schemas.openxmlformats.org/drawingml/2006/picture">
+                  <pic:nvPicPr>
+                    <pic:cNvPr id="35246748" name=""/>
+                    <pic:cNvPicPr/>
+                  </pic:nvPicPr>
+                  <pic:blipFill>
+                    <a:blip r:embed="rId30"/>
+                    <a:stretch>
+                      <a:fillRect/>
+                    </a:stretch>
+                  </pic:blipFill>
+                  <pic:spPr>
+                    <a:xfrm>
+                      <a:off x="0" y="0"/>
+                      <a:ext cx="5400040" cy="2872740"/>
+                    </a:xfrm>
+                    <a:prstGeom prst="rect">
+                      <a:avLst/>
+                    </a:prstGeom>
+                  </pic:spPr>
+                </pic:pic>
+              </a:graphicData>
+            </a:graphic>
+          </wp:inline>
+        </w:drawing>
+      </w:r>
+      <w:r>
+        <w:rPr>
+          <w:noProof/>
+        </w:rPr>
+        <w:t>and then converting it</w:t>
+      </w:r>
+      <w:r>
+        <w:rPr>
+          <w:noProof/>
+        </w:rPr>
+        <w:drawing>
+          <wp:inline distT="0" distB="0" distL="0" distR="0" wp14:anchorId="476D9E57" wp14:editId="6158B043">
+            <wp:extent cx="5400040" cy="2954020"/>
+            <wp:effectExtent l="0" t="0" r="0" b="0"/>
+            <wp:docPr id="1753044127" name="Picture 1"/>
+            <wp:cNvGraphicFramePr>
+              <a:graphicFrameLocks xmlns:a="http://schemas.openxmlformats.org/drawingml/2006/main" noChangeAspect="1"/>
+            </wp:cNvGraphicFramePr>
+            <a:graphic xmlns:a="http://schemas.openxmlformats.org/drawingml/2006/main">
+              <a:graphicData uri="http://schemas.openxmlformats.org/drawingml/2006/picture">
+                <pic:pic xmlns:pic="http://schemas.openxmlformats.org/drawingml/2006/picture">
+                  <pic:nvPicPr>
+                    <pic:cNvPr id="1753044127" name=""/>
+                    <pic:cNvPicPr/>
+                  </pic:nvPicPr>
+                  <pic:blipFill>
+                    <a:blip r:embed="rId31"/>
+                    <a:stretch>
+                      <a:fillRect/>
+                    </a:stretch>
+                  </pic:blipFill>
+                  <pic:spPr>
+                    <a:xfrm>
+                      <a:off x="0" y="0"/>
+                      <a:ext cx="5400040" cy="2954020"/>
+                    </a:xfrm>
+                    <a:prstGeom prst="rect">
+                      <a:avLst/>
+                    </a:prstGeom>
+                  </pic:spPr>
+                </pic:pic>
+              </a:graphicData>
+            </a:graphic>
+          </wp:inline>
+        </w:drawing>
+      </w:r>
+    </w:p>
+    <w:p>
+      <w:pPr>
+        <w:rPr>
+          <w:noProof/>
+        </w:rPr>
+      </w:pPr>
+    </w:p>
+    <w:p>
+      <w:pPr>
+        <w:rPr>
+          <w:noProof/>
+        </w:rPr>
+      </w:pPr>
+      <w:r>
+        <w:rPr>
+          <w:noProof/>
+        </w:rPr>
+        <w:t>Completing fare</w:t>
+      </w:r>
+      <w:r>
+        <w:rPr>
+          <w:noProof/>
+        </w:rPr>
+        <w:drawing>
+          <wp:inline distT="0" distB="0" distL="0" distR="0" wp14:anchorId="2CA48ADB" wp14:editId="58BDD4A3">
+            <wp:extent cx="5400040" cy="2705100"/>
+            <wp:effectExtent l="0" t="0" r="0" b="0"/>
+            <wp:docPr id="571510720" name="Picture 1"/>
+            <wp:cNvGraphicFramePr>
+              <a:graphicFrameLocks xmlns:a="http://schemas.openxmlformats.org/drawingml/2006/main" noChangeAspect="1"/>
+            </wp:cNvGraphicFramePr>
+            <a:graphic xmlns:a="http://schemas.openxmlformats.org/drawingml/2006/main">
+              <a:graphicData uri="http://schemas.openxmlformats.org/drawingml/2006/picture">
+                <pic:pic xmlns:pic="http://schemas.openxmlformats.org/drawingml/2006/picture">
+                  <pic:nvPicPr>
+                    <pic:cNvPr id="571510720" name=""/>
+                    <pic:cNvPicPr/>
+                  </pic:nvPicPr>
+                  <pic:blipFill>
+                    <a:blip r:embed="rId32"/>
+                    <a:stretch>
+                      <a:fillRect/>
+                    </a:stretch>
+                  </pic:blipFill>
+                  <pic:spPr>
+                    <a:xfrm>
+                      <a:off x="0" y="0"/>
+                      <a:ext cx="5400040" cy="2705100"/>
+                    </a:xfrm>
+                    <a:prstGeom prst="rect">
+                      <a:avLst/>
+                    </a:prstGeom>
+                  </pic:spPr>
+                </pic:pic>
+              </a:graphicData>
+            </a:graphic>
+          </wp:inline>
+        </w:drawing>
+      </w:r>
+      <w:r>
+        <w:rPr>
+          <w:noProof/>
+        </w:rPr>
+        <w:t xml:space="preserve"> to create fare band</w:t>
+      </w:r>
+      <w:r>
+        <w:rPr>
+          <w:noProof/>
+        </w:rPr>
+        <w:drawing>
+          <wp:inline distT="0" distB="0" distL="0" distR="0" wp14:anchorId="139AAA47" wp14:editId="4DF68B3D">
+            <wp:extent cx="5400040" cy="5010785"/>
+            <wp:effectExtent l="0" t="0" r="0" b="0"/>
+            <wp:docPr id="980360351" name="Picture 1"/>
+            <wp:cNvGraphicFramePr>
+              <a:graphicFrameLocks xmlns:a="http://schemas.openxmlformats.org/drawingml/2006/main" noChangeAspect="1"/>
+            </wp:cNvGraphicFramePr>
+            <a:graphic xmlns:a="http://schemas.openxmlformats.org/drawingml/2006/main">
+              <a:graphicData uri="http://schemas.openxmlformats.org/drawingml/2006/picture">
+                <pic:pic xmlns:pic="http://schemas.openxmlformats.org/drawingml/2006/picture">
+                  <pic:nvPicPr>
+                    <pic:cNvPr id="980360351" name=""/>
+                    <pic:cNvPicPr/>
+                  </pic:nvPicPr>
+                  <pic:blipFill>
+                    <a:blip r:embed="rId33"/>
+                    <a:stretch>
+                      <a:fillRect/>
+                    </a:stretch>
+                  </pic:blipFill>
+                  <pic:spPr>
+                    <a:xfrm>
+                      <a:off x="0" y="0"/>
+                      <a:ext cx="5400040" cy="5010785"/>
+                    </a:xfrm>
+                    <a:prstGeom prst="rect">
+                      <a:avLst/>
+                    </a:prstGeom>
+                  </pic:spPr>
+                </pic:pic>
+              </a:graphicData>
+            </a:graphic>
+          </wp:inline>
+        </w:drawing>
+      </w:r>
+    </w:p>
+    <w:p>
+      <w:pPr>
+        <w:rPr>
+          <w:noProof/>
+        </w:rPr>
+      </w:pPr>
+    </w:p>
+    <w:p>
+      <w:r>
+        <w:rPr>
+          <w:noProof/>
+        </w:rPr>
+        <w:t>Finally, ther dataset:</w:t>
+      </w:r>
+      <w:r>
+        <w:rPr>
+          <w:noProof/>
+        </w:rPr>
+        <w:t xml:space="preserve"> </w:t>
+      </w:r>
+      <w:r>
+        <w:rPr>
+          <w:noProof/>
+        </w:rPr>
+        <w:drawing>
+          <wp:inline distT="0" distB="0" distL="0" distR="0" wp14:anchorId="1B077E43" wp14:editId="7CC385C3">
+            <wp:extent cx="5400040" cy="3155950"/>
+            <wp:effectExtent l="0" t="0" r="0" b="6350"/>
+            <wp:docPr id="1795585222" name="Picture 1"/>
+            <wp:cNvGraphicFramePr>
+              <a:graphicFrameLocks xmlns:a="http://schemas.openxmlformats.org/drawingml/2006/main" noChangeAspect="1"/>
+            </wp:cNvGraphicFramePr>
+            <a:graphic xmlns:a="http://schemas.openxmlformats.org/drawingml/2006/main">
+              <a:graphicData uri="http://schemas.openxmlformats.org/drawingml/2006/picture">
+                <pic:pic xmlns:pic="http://schemas.openxmlformats.org/drawingml/2006/picture">
+                  <pic:nvPicPr>
+                    <pic:cNvPr id="1795585222" name=""/>
+                    <pic:cNvPicPr/>
+                  </pic:nvPicPr>
+                  <pic:blipFill>
+                    <a:blip r:embed="rId34"/>
+                    <a:stretch>
+                      <a:fillRect/>
+                    </a:stretch>
+                  </pic:blipFill>
+                  <pic:spPr>
+                    <a:xfrm>
+                      <a:off x="0" y="0"/>
+                      <a:ext cx="5400040" cy="3155950"/>
+                    </a:xfrm>
+                    <a:prstGeom prst="rect">
+                      <a:avLst/>
+                    </a:prstGeom>
+                  </pic:spPr>
+                </pic:pic>
+              </a:graphicData>
+            </a:graphic>
+          </wp:inline>
+        </w:drawing>
       </w:r>
     </w:p>
     <w:p/>

--- a/Meta1.docx
+++ b/Meta1.docx
@@ -545,21 +545,6 @@
         </w:rPr>
         <w:t>Rafael Margarido Fonseca – 2019135871</w:t>
       </w:r>
-      <w:hyperlink r:id="rId6" w:history="1">
-        <w:r>
-          <w:rPr>
-            <w:rFonts w:ascii="Arial" w:eastAsia="Times New Roman" w:hAnsi="Arial" w:cs="Arial"/>
-            <w:color w:val="0000FF"/>
-            <w:kern w:val="0"/>
-            <w:sz w:val="30"/>
-            <w:szCs w:val="30"/>
-            <w:u w:val="single"/>
-            <w:lang w:val="pt-PT"/>
-            <w14:ligatures w14:val="none"/>
-          </w:rPr>
-          <w:t> </w:t>
-        </w:r>
-      </w:hyperlink>
     </w:p>
     <w:p>
       <w:pPr>
@@ -747,72 +732,78 @@
           <w:szCs w:val="36"/>
           <w:u w:val="single"/>
         </w:rPr>
-        <w:t>The survivors were all lucky?</w:t>
-      </w:r>
-    </w:p>
-    <w:p>
-      <w:pPr>
-        <w:rPr>
-          <w:sz w:val="24"/>
-          <w:szCs w:val="24"/>
-        </w:rPr>
-      </w:pPr>
-      <w:r>
-        <w:rPr>
-          <w:sz w:val="24"/>
-          <w:szCs w:val="24"/>
-        </w:rPr>
-        <w:t>It could be advocated that luck did play a part but was it all luck or were there any other factors that impacted/contributed to the survival rate of a specific group?</w:t>
-      </w:r>
-    </w:p>
-    <w:p>
-      <w:pPr>
-        <w:rPr>
-          <w:sz w:val="24"/>
-          <w:szCs w:val="24"/>
-        </w:rPr>
-      </w:pPr>
-    </w:p>
-    <w:p>
-      <w:pPr>
+        <w:t>Were the survivors</w:t>
+      </w:r>
+      <w:r>
         <w:rPr>
           <w:sz w:val="36"/>
           <w:szCs w:val="36"/>
           <w:u w:val="single"/>
         </w:rPr>
-      </w:pPr>
-      <w:r>
+        <w:t xml:space="preserve"> all lucky?</w:t>
+      </w:r>
+    </w:p>
+    <w:p>
+      <w:pPr>
+        <w:rPr>
+          <w:sz w:val="24"/>
+          <w:szCs w:val="24"/>
+        </w:rPr>
+      </w:pPr>
+      <w:r>
+        <w:rPr>
+          <w:sz w:val="24"/>
+          <w:szCs w:val="24"/>
+        </w:rPr>
+        <w:t>It could be advocated that luck did play a part but was it all luck or were there any other factors that impacted/contributed to the survival rate of a specific group?</w:t>
+      </w:r>
+      <w:r>
+        <w:rPr>
+          <w:sz w:val="24"/>
+          <w:szCs w:val="24"/>
+        </w:rPr>
+        <w:t xml:space="preserve"> That’s exactly what we want to ascertain during this report.</w:t>
+      </w:r>
+    </w:p>
+    <w:p>
+      <w:pPr>
+        <w:rPr>
+          <w:sz w:val="24"/>
+          <w:szCs w:val="24"/>
+        </w:rPr>
+      </w:pPr>
+    </w:p>
+    <w:p>
+      <w:pPr>
         <w:rPr>
           <w:sz w:val="36"/>
           <w:szCs w:val="36"/>
           <w:u w:val="single"/>
         </w:rPr>
-        <w:t>Imports</w:t>
-      </w:r>
-    </w:p>
-    <w:p>
-      <w:pPr>
-        <w:rPr>
-          <w:sz w:val="36"/>
-          <w:szCs w:val="36"/>
-        </w:rPr>
-      </w:pPr>
-      <w:r>
-        <w:rPr>
-          <w:sz w:val="36"/>
-          <w:szCs w:val="36"/>
-        </w:rPr>
-        <w:t>(print)</w:t>
-      </w:r>
-    </w:p>
-    <w:p>
-      <w:pPr>
+      </w:pPr>
+      <w:r>
         <w:rPr>
           <w:sz w:val="36"/>
           <w:szCs w:val="36"/>
           <w:u w:val="single"/>
         </w:rPr>
-      </w:pPr>
+        <w:t>Imports</w:t>
+      </w:r>
+    </w:p>
+    <w:p>
+      <w:pPr>
+        <w:rPr>
+          <w:sz w:val="36"/>
+          <w:szCs w:val="36"/>
+        </w:rPr>
+      </w:pPr>
+      <w:r>
+        <w:rPr>
+          <w:sz w:val="36"/>
+          <w:szCs w:val="36"/>
+        </w:rPr>
+        <w:t>(print)</w:t>
+      </w:r>
     </w:p>
     <w:p>
       <w:pPr>
@@ -822,48 +813,75 @@
           <w:u w:val="single"/>
         </w:rPr>
       </w:pPr>
-      <w:r>
+    </w:p>
+    <w:p>
+      <w:pPr>
         <w:rPr>
           <w:sz w:val="36"/>
           <w:szCs w:val="36"/>
           <w:u w:val="single"/>
         </w:rPr>
-        <w:t>Acquire data</w:t>
-      </w:r>
-    </w:p>
-    <w:p>
-      <w:pPr>
+      </w:pPr>
+      <w:r>
         <w:rPr>
           <w:sz w:val="36"/>
           <w:szCs w:val="36"/>
-          <w:lang w:val="pt-PT"/>
-        </w:rPr>
-      </w:pPr>
-      <w:r>
+          <w:u w:val="single"/>
+        </w:rPr>
+        <w:t>Acquire data</w:t>
+      </w:r>
+    </w:p>
+    <w:p>
+      <w:pPr>
         <w:rPr>
           <w:sz w:val="36"/>
           <w:szCs w:val="36"/>
           <w:lang w:val="pt-PT"/>
         </w:rPr>
-        <w:t xml:space="preserve">(por </w:t>
-      </w:r>
-      <w:proofErr w:type="spellStart"/>
+      </w:pPr>
       <w:r>
         <w:rPr>
           <w:sz w:val="36"/>
           <w:szCs w:val="36"/>
           <w:lang w:val="pt-PT"/>
         </w:rPr>
-        <w:t>pic</w:t>
-      </w:r>
-      <w:proofErr w:type="spellEnd"/>
+        <w:t xml:space="preserve">(por </w:t>
+      </w:r>
+      <w:proofErr w:type="spellStart"/>
       <w:r>
         <w:rPr>
           <w:sz w:val="36"/>
           <w:szCs w:val="36"/>
           <w:lang w:val="pt-PT"/>
         </w:rPr>
-        <w:t xml:space="preserve"> de por as vars)</w:t>
+        <w:t>pic</w:t>
+      </w:r>
+      <w:proofErr w:type="spellEnd"/>
+      <w:r>
+        <w:rPr>
+          <w:sz w:val="36"/>
+          <w:szCs w:val="36"/>
+          <w:lang w:val="pt-PT"/>
+        </w:rPr>
+        <w:t xml:space="preserve"> de por </w:t>
+      </w:r>
+      <w:proofErr w:type="gramStart"/>
+      <w:r>
+        <w:rPr>
+          <w:sz w:val="36"/>
+          <w:szCs w:val="36"/>
+          <w:lang w:val="pt-PT"/>
+        </w:rPr>
+        <w:t>as vars</w:t>
+      </w:r>
+      <w:proofErr w:type="gramEnd"/>
+      <w:r>
+        <w:rPr>
+          <w:sz w:val="36"/>
+          <w:szCs w:val="36"/>
+          <w:lang w:val="pt-PT"/>
+        </w:rPr>
+        <w:t>)</w:t>
       </w:r>
     </w:p>
     <w:p>
@@ -1107,7 +1125,23 @@
           <w:szCs w:val="36"/>
           <w:u w:val="single"/>
         </w:rPr>
-        <w:t>What type of features may contain errors or have blank, null or empty values?</w:t>
+        <w:t xml:space="preserve">What features </w:t>
+      </w:r>
+      <w:r>
+        <w:rPr>
+          <w:sz w:val="36"/>
+          <w:szCs w:val="36"/>
+          <w:u w:val="single"/>
+        </w:rPr>
+        <w:t>are more likely to</w:t>
+      </w:r>
+      <w:r>
+        <w:rPr>
+          <w:sz w:val="36"/>
+          <w:szCs w:val="36"/>
+          <w:u w:val="single"/>
+        </w:rPr>
+        <w:t xml:space="preserve"> contain errors or have blank, null or empty values?</w:t>
       </w:r>
     </w:p>
     <w:p>
@@ -1158,15 +1192,13 @@
         </w:rPr>
         <w:t xml:space="preserve">Due to having errors or typos as well as different titles, round </w:t>
       </w:r>
-      <w:proofErr w:type="spellStart"/>
-      <w:r>
-        <w:rPr>
-          <w:sz w:val="24"/>
-          <w:szCs w:val="24"/>
-        </w:rPr>
-        <w:t>brakets</w:t>
-      </w:r>
-      <w:proofErr w:type="spellEnd"/>
+      <w:r>
+        <w:rPr>
+          <w:sz w:val="24"/>
+          <w:szCs w:val="24"/>
+        </w:rPr>
+        <w:t>brackets</w:t>
+      </w:r>
       <w:r>
         <w:rPr>
           <w:sz w:val="24"/>
@@ -1284,14 +1316,6 @@
           <w:szCs w:val="24"/>
         </w:rPr>
       </w:pPr>
-    </w:p>
-    <w:p>
-      <w:pPr>
-        <w:rPr>
-          <w:sz w:val="24"/>
-          <w:szCs w:val="24"/>
-        </w:rPr>
-      </w:pPr>
       <w:r>
         <w:rPr>
           <w:noProof/>
@@ -1299,10 +1323,10 @@
           <w:szCs w:val="24"/>
         </w:rPr>
         <w:drawing>
-          <wp:inline distT="0" distB="0" distL="0" distR="0" wp14:anchorId="16CB8D5B" wp14:editId="19FAA185">
-            <wp:extent cx="5249008" cy="7220958"/>
-            <wp:effectExtent l="0" t="0" r="8890" b="0"/>
-            <wp:docPr id="1737540622" name="Picture 1"/>
+          <wp:inline distT="0" distB="0" distL="0" distR="0" wp14:anchorId="1309D22E" wp14:editId="49811FBA">
+            <wp:extent cx="4924425" cy="6774437"/>
+            <wp:effectExtent l="0" t="0" r="0" b="7620"/>
+            <wp:docPr id="1924772501" name="Picture 1924772501"/>
             <wp:cNvGraphicFramePr>
               <a:graphicFrameLocks xmlns:a="http://schemas.openxmlformats.org/drawingml/2006/main" noChangeAspect="1"/>
             </wp:cNvGraphicFramePr>
@@ -1314,7 +1338,7 @@
                     <pic:cNvPicPr/>
                   </pic:nvPicPr>
                   <pic:blipFill>
-                    <a:blip r:embed="rId7"/>
+                    <a:blip r:embed="rId6"/>
                     <a:stretch>
                       <a:fillRect/>
                     </a:stretch>
@@ -1322,7 +1346,7 @@
                   <pic:spPr>
                     <a:xfrm>
                       <a:off x="0" y="0"/>
-                      <a:ext cx="5249008" cy="7220958"/>
+                      <a:ext cx="4929514" cy="6781437"/>
                     </a:xfrm>
                     <a:prstGeom prst="rect">
                       <a:avLst/>
@@ -1334,6 +1358,22 @@
           </wp:inline>
         </w:drawing>
       </w:r>
+    </w:p>
+    <w:p>
+      <w:pPr>
+        <w:rPr>
+          <w:sz w:val="24"/>
+          <w:szCs w:val="24"/>
+        </w:rPr>
+      </w:pPr>
+    </w:p>
+    <w:p>
+      <w:pPr>
+        <w:rPr>
+          <w:sz w:val="24"/>
+          <w:szCs w:val="24"/>
+        </w:rPr>
+      </w:pPr>
       <w:r>
         <w:rPr>
           <w:noProof/>
@@ -1341,7 +1381,7 @@
           <w:szCs w:val="24"/>
         </w:rPr>
         <w:drawing>
-          <wp:inline distT="0" distB="0" distL="0" distR="0" wp14:anchorId="4322A681" wp14:editId="0F0954DA">
+          <wp:inline distT="0" distB="0" distL="0" distR="0" wp14:anchorId="4322A681" wp14:editId="3103A9E9">
             <wp:extent cx="5400040" cy="4926965"/>
             <wp:effectExtent l="0" t="0" r="0" b="6985"/>
             <wp:docPr id="1455022300" name="Picture 1"/>
@@ -1356,7 +1396,7 @@
                     <pic:cNvPicPr/>
                   </pic:nvPicPr>
                   <pic:blipFill>
-                    <a:blip r:embed="rId8"/>
+                    <a:blip r:embed="rId7"/>
                     <a:stretch>
                       <a:fillRect/>
                     </a:stretch>
@@ -1398,7 +1438,7 @@
                     <pic:cNvPicPr/>
                   </pic:nvPicPr>
                   <pic:blipFill>
-                    <a:blip r:embed="rId9"/>
+                    <a:blip r:embed="rId8"/>
                     <a:stretch>
                       <a:fillRect/>
                     </a:stretch>
@@ -1884,7 +1924,7 @@
                     <pic:cNvPicPr/>
                   </pic:nvPicPr>
                   <pic:blipFill>
-                    <a:blip r:embed="rId10"/>
+                    <a:blip r:embed="rId9"/>
                     <a:stretch>
                       <a:fillRect/>
                     </a:stretch>
@@ -1969,7 +2009,7 @@
                     <pic:cNvPicPr/>
                   </pic:nvPicPr>
                   <pic:blipFill>
-                    <a:blip r:embed="rId11"/>
+                    <a:blip r:embed="rId10"/>
                     <a:stretch>
                       <a:fillRect/>
                     </a:stretch>
@@ -2150,7 +2190,7 @@
                     <pic:cNvPicPr/>
                   </pic:nvPicPr>
                   <pic:blipFill>
-                    <a:blip r:embed="rId12"/>
+                    <a:blip r:embed="rId11"/>
                     <a:stretch>
                       <a:fillRect/>
                     </a:stretch>
@@ -2211,7 +2251,7 @@
                     <pic:cNvPicPr/>
                   </pic:nvPicPr>
                   <pic:blipFill>
-                    <a:blip r:embed="rId13"/>
+                    <a:blip r:embed="rId12"/>
                     <a:stretch>
                       <a:fillRect/>
                     </a:stretch>
@@ -2277,7 +2317,7 @@
                     <pic:cNvPicPr/>
                   </pic:nvPicPr>
                   <pic:blipFill>
-                    <a:blip r:embed="rId14"/>
+                    <a:blip r:embed="rId13"/>
                     <a:stretch>
                       <a:fillRect/>
                     </a:stretch>
@@ -2335,7 +2375,7 @@
                     <pic:cNvPicPr/>
                   </pic:nvPicPr>
                   <pic:blipFill>
-                    <a:blip r:embed="rId15"/>
+                    <a:blip r:embed="rId14"/>
                     <a:stretch>
                       <a:fillRect/>
                     </a:stretch>
@@ -2593,12 +2633,21 @@
           <w:noProof/>
         </w:rPr>
       </w:pPr>
-      <w:r>
-        <w:rPr>
-          <w:sz w:val="24"/>
-          <w:szCs w:val="24"/>
-        </w:rPr>
-        <w:t>Thus sex must be added to model training and embarked must be added to model training (needs to be completed)</w:t>
+      <w:proofErr w:type="gramStart"/>
+      <w:r>
+        <w:rPr>
+          <w:sz w:val="24"/>
+          <w:szCs w:val="24"/>
+        </w:rPr>
+        <w:t>Thus</w:t>
+      </w:r>
+      <w:proofErr w:type="gramEnd"/>
+      <w:r>
+        <w:rPr>
+          <w:sz w:val="24"/>
+          <w:szCs w:val="24"/>
+        </w:rPr>
+        <w:t xml:space="preserve"> sex must be added to model training and embarked must be added to model training (needs to be completed)</w:t>
       </w:r>
       <w:r>
         <w:rPr>
@@ -2627,7 +2676,7 @@
                     <pic:cNvPicPr/>
                   </pic:nvPicPr>
                   <pic:blipFill>
-                    <a:blip r:embed="rId16"/>
+                    <a:blip r:embed="rId15"/>
                     <a:stretch>
                       <a:fillRect/>
                     </a:stretch>
@@ -2690,7 +2739,7 @@
                     <pic:cNvPicPr/>
                   </pic:nvPicPr>
                   <pic:blipFill>
-                    <a:blip r:embed="rId17"/>
+                    <a:blip r:embed="rId16"/>
                     <a:stretch>
                       <a:fillRect/>
                     </a:stretch>
@@ -2752,7 +2801,7 @@
                     <pic:cNvPicPr/>
                   </pic:nvPicPr>
                   <pic:blipFill>
-                    <a:blip r:embed="rId18"/>
+                    <a:blip r:embed="rId17"/>
                     <a:stretch>
                       <a:fillRect/>
                     </a:stretch>
@@ -2810,7 +2859,7 @@
                     <pic:cNvPicPr/>
                   </pic:nvPicPr>
                   <pic:blipFill>
-                    <a:blip r:embed="rId19"/>
+                    <a:blip r:embed="rId18"/>
                     <a:stretch>
                       <a:fillRect/>
                     </a:stretch>
@@ -2847,7 +2896,7 @@
                     <pic:cNvPicPr/>
                   </pic:nvPicPr>
                   <pic:blipFill>
-                    <a:blip r:embed="rId20"/>
+                    <a:blip r:embed="rId19"/>
                     <a:stretch>
                       <a:fillRect/>
                     </a:stretch>
@@ -2887,7 +2936,7 @@
                     <pic:cNvPicPr/>
                   </pic:nvPicPr>
                   <pic:blipFill>
-                    <a:blip r:embed="rId21"/>
+                    <a:blip r:embed="rId20"/>
                     <a:stretch>
                       <a:fillRect/>
                     </a:stretch>
@@ -2921,7 +2970,15 @@
         </w:rPr>
       </w:pPr>
       <w:r>
-        <w:t xml:space="preserve">To generate the values we will use the median values of age across a se </w:t>
+        <w:t xml:space="preserve">To generate the </w:t>
+      </w:r>
+      <w:proofErr w:type="gramStart"/>
+      <w:r>
+        <w:t>values</w:t>
+      </w:r>
+      <w:proofErr w:type="gramEnd"/>
+      <w:r>
+        <w:t xml:space="preserve"> we will use the median values of age across a se </w:t>
       </w:r>
       <w:proofErr w:type="spellStart"/>
       <w:r>
@@ -2962,7 +3019,7 @@
                     <pic:cNvPicPr/>
                   </pic:nvPicPr>
                   <pic:blipFill>
-                    <a:blip r:embed="rId22"/>
+                    <a:blip r:embed="rId21"/>
                     <a:stretch>
                       <a:fillRect/>
                     </a:stretch>
@@ -3002,7 +3059,7 @@
                     <pic:cNvPicPr/>
                   </pic:nvPicPr>
                   <pic:blipFill>
-                    <a:blip r:embed="rId23"/>
+                    <a:blip r:embed="rId22"/>
                     <a:stretch>
                       <a:fillRect/>
                     </a:stretch>
@@ -3042,7 +3099,7 @@
                     <pic:cNvPicPr/>
                   </pic:nvPicPr>
                   <pic:blipFill>
-                    <a:blip r:embed="rId24"/>
+                    <a:blip r:embed="rId23"/>
                     <a:stretch>
                       <a:fillRect/>
                     </a:stretch>
@@ -3082,7 +3139,7 @@
                     <pic:cNvPicPr/>
                   </pic:nvPicPr>
                   <pic:blipFill>
-                    <a:blip r:embed="rId25"/>
+                    <a:blip r:embed="rId24"/>
                     <a:stretch>
                       <a:fillRect/>
                     </a:stretch>
@@ -3161,7 +3218,7 @@
                     <pic:cNvPicPr/>
                   </pic:nvPicPr>
                   <pic:blipFill>
-                    <a:blip r:embed="rId26"/>
+                    <a:blip r:embed="rId25"/>
                     <a:stretch>
                       <a:fillRect/>
                     </a:stretch>
@@ -3201,7 +3258,7 @@
                     <pic:cNvPicPr/>
                   </pic:nvPicPr>
                   <pic:blipFill>
-                    <a:blip r:embed="rId27"/>
+                    <a:blip r:embed="rId26"/>
                     <a:stretch>
                       <a:fillRect/>
                     </a:stretch>
@@ -3241,7 +3298,7 @@
                     <pic:cNvPicPr/>
                   </pic:nvPicPr>
                   <pic:blipFill>
-                    <a:blip r:embed="rId28"/>
+                    <a:blip r:embed="rId27"/>
                     <a:stretch>
                       <a:fillRect/>
                     </a:stretch>
@@ -3281,7 +3338,7 @@
                     <pic:cNvPicPr/>
                   </pic:nvPicPr>
                   <pic:blipFill>
-                    <a:blip r:embed="rId29"/>
+                    <a:blip r:embed="rId28"/>
                     <a:stretch>
                       <a:fillRect/>
                     </a:stretch>
@@ -3347,7 +3404,7 @@
                     <pic:cNvPicPr/>
                   </pic:nvPicPr>
                   <pic:blipFill>
-                    <a:blip r:embed="rId30"/>
+                    <a:blip r:embed="rId29"/>
                     <a:stretch>
                       <a:fillRect/>
                     </a:stretch>
@@ -3393,7 +3450,7 @@
                     <pic:cNvPicPr/>
                   </pic:nvPicPr>
                   <pic:blipFill>
-                    <a:blip r:embed="rId31"/>
+                    <a:blip r:embed="rId30"/>
                     <a:stretch>
                       <a:fillRect/>
                     </a:stretch>
@@ -3453,7 +3510,7 @@
                     <pic:cNvPicPr/>
                   </pic:nvPicPr>
                   <pic:blipFill>
-                    <a:blip r:embed="rId32"/>
+                    <a:blip r:embed="rId31"/>
                     <a:stretch>
                       <a:fillRect/>
                     </a:stretch>
@@ -3499,7 +3556,7 @@
                     <pic:cNvPicPr/>
                   </pic:nvPicPr>
                   <pic:blipFill>
-                    <a:blip r:embed="rId33"/>
+                    <a:blip r:embed="rId32"/>
                     <a:stretch>
                       <a:fillRect/>
                     </a:stretch>
@@ -3560,7 +3617,7 @@
                     <pic:cNvPicPr/>
                   </pic:nvPicPr>
                   <pic:blipFill>
-                    <a:blip r:embed="rId34"/>
+                    <a:blip r:embed="rId33"/>
                     <a:stretch>
                       <a:fillRect/>
                     </a:stretch>
